--- a/บทที่ 3 [Jame] รอตรวจ.docx
+++ b/บทที่ 3 [Jame] รอตรวจ.docx
@@ -668,7 +668,7 @@
     <w:p>
       <w:pPr>
         <w:rPr>
-          <w:rFonts w:ascii="TH SarabunPSK" w:hAnsi="TH SarabunPSK" w:cs="TH SarabunPSK" w:hint="cs"/>
+          <w:rFonts w:ascii="TH SarabunPSK" w:hAnsi="TH SarabunPSK" w:cs="TH SarabunPSK"/>
           <w:sz w:val="32"/>
           <w:szCs w:val="32"/>
         </w:rPr>
@@ -3404,81 +3404,18 @@
                             <w:pPr>
                               <w:jc w:val="center"/>
                               <w:rPr>
-                                <w:rFonts w:ascii="TH SarabunPSK" w:hAnsi="TH SarabunPSK" w:cs="TH SarabunPSK"/>
-                                <w:color w:val="000000" w:themeColor="text1"/>
                                 <w:sz w:val="32"/>
                                 <w:szCs w:val="32"/>
                               </w:rPr>
                             </w:pPr>
                             <w:r>
                               <w:rPr>
-                                <w:rFonts w:ascii="TH SarabunPSK" w:hAnsi="TH SarabunPSK" w:cs="TH SarabunPSK" w:hint="cs"/>
-                                <w:color w:val="000000" w:themeColor="text1"/>
+                                <w:rFonts w:ascii="TH SarabunPSK" w:hAnsi="TH SarabunPSK" w:cs="TH SarabunPSK"/>
                                 <w:sz w:val="32"/>
                                 <w:szCs w:val="32"/>
                                 <w:cs/>
                               </w:rPr>
-                              <w:t>การพัฒนา</w:t>
-                            </w:r>
-                            <w:r>
-                              <w:rPr>
-                                <w:rFonts w:ascii="TH SarabunPSK" w:hAnsi="TH SarabunPSK" w:cs="TH SarabunPSK"/>
-                                <w:color w:val="000000" w:themeColor="text1"/>
-                                <w:sz w:val="32"/>
-                                <w:szCs w:val="32"/>
-                                <w:cs/>
-                              </w:rPr>
-                              <w:t>ระบบ</w:t>
-                            </w:r>
-                            <w:r>
-                              <w:rPr>
-                                <w:rFonts w:ascii="TH SarabunPSK" w:hAnsi="TH SarabunPSK" w:cs="TH SarabunPSK" w:hint="cs"/>
-                                <w:color w:val="000000" w:themeColor="text1"/>
-                                <w:sz w:val="32"/>
-                                <w:szCs w:val="32"/>
-                                <w:cs/>
-                              </w:rPr>
-                              <w:t>การจัดการ</w:t>
-                            </w:r>
-                            <w:r>
-                              <w:rPr>
-                                <w:rFonts w:ascii="TH SarabunPSK" w:hAnsi="TH SarabunPSK" w:cs="TH SarabunPSK"/>
-                                <w:color w:val="000000" w:themeColor="text1"/>
-                                <w:sz w:val="32"/>
-                                <w:szCs w:val="32"/>
-                                <w:cs/>
-                              </w:rPr>
-                              <w:t>ครุภัณฑ์</w:t>
-                            </w:r>
-                            <w:r>
-                              <w:rPr>
-                                <w:rFonts w:ascii="TH SarabunPSK" w:hAnsi="TH SarabunPSK" w:cs="TH SarabunPSK" w:hint="cs"/>
-                                <w:color w:val="000000" w:themeColor="text1"/>
-                                <w:sz w:val="32"/>
-                                <w:szCs w:val="32"/>
-                                <w:cs/>
-                              </w:rPr>
-                              <w:t xml:space="preserve"> ภาย</w:t>
-                            </w:r>
-                            <w:r>
-                              <w:rPr>
-                                <w:rFonts w:ascii="TH SarabunPSK" w:hAnsi="TH SarabunPSK" w:cs="TH SarabunPSK"/>
-                                <w:color w:val="000000" w:themeColor="text1"/>
-                                <w:sz w:val="32"/>
-                                <w:szCs w:val="32"/>
-                                <w:cs/>
-                              </w:rPr>
-                              <w:t>ในสาขาเทคโนโลยีสารสนเทศ</w:t>
-                            </w:r>
-                            <w:r>
-                              <w:rPr>
-                                <w:rFonts w:ascii="TH SarabunPSK" w:hAnsi="TH SarabunPSK" w:cs="TH SarabunPSK" w:hint="cs"/>
-                                <w:color w:val="000000" w:themeColor="text1"/>
-                                <w:sz w:val="32"/>
-                                <w:szCs w:val="32"/>
-                                <w:cs/>
-                              </w:rPr>
-                              <w:t>และนวัตกรรมดิจิทัล</w:t>
+                              <w:t>ระบบผู้ช่วยแบบตัวแทนเชิงปัญญาประดิษฐ์สำหรับองค์กร</w:t>
                             </w:r>
                           </w:p>
                           <w:p>
@@ -3543,81 +3480,18 @@
                       <w:pPr>
                         <w:jc w:val="center"/>
                         <w:rPr>
-                          <w:rFonts w:ascii="TH SarabunPSK" w:hAnsi="TH SarabunPSK" w:cs="TH SarabunPSK"/>
-                          <w:color w:val="000000" w:themeColor="text1"/>
                           <w:sz w:val="32"/>
                           <w:szCs w:val="32"/>
                         </w:rPr>
                       </w:pPr>
                       <w:r>
                         <w:rPr>
-                          <w:rFonts w:ascii="TH SarabunPSK" w:hAnsi="TH SarabunPSK" w:cs="TH SarabunPSK" w:hint="cs"/>
-                          <w:color w:val="000000" w:themeColor="text1"/>
+                          <w:rFonts w:ascii="TH SarabunPSK" w:hAnsi="TH SarabunPSK" w:cs="TH SarabunPSK"/>
                           <w:sz w:val="32"/>
                           <w:szCs w:val="32"/>
                           <w:cs/>
                         </w:rPr>
-                        <w:t>การพัฒนา</w:t>
-                      </w:r>
-                      <w:r>
-                        <w:rPr>
-                          <w:rFonts w:ascii="TH SarabunPSK" w:hAnsi="TH SarabunPSK" w:cs="TH SarabunPSK"/>
-                          <w:color w:val="000000" w:themeColor="text1"/>
-                          <w:sz w:val="32"/>
-                          <w:szCs w:val="32"/>
-                          <w:cs/>
-                        </w:rPr>
-                        <w:t>ระบบ</w:t>
-                      </w:r>
-                      <w:r>
-                        <w:rPr>
-                          <w:rFonts w:ascii="TH SarabunPSK" w:hAnsi="TH SarabunPSK" w:cs="TH SarabunPSK" w:hint="cs"/>
-                          <w:color w:val="000000" w:themeColor="text1"/>
-                          <w:sz w:val="32"/>
-                          <w:szCs w:val="32"/>
-                          <w:cs/>
-                        </w:rPr>
-                        <w:t>การจัดการ</w:t>
-                      </w:r>
-                      <w:r>
-                        <w:rPr>
-                          <w:rFonts w:ascii="TH SarabunPSK" w:hAnsi="TH SarabunPSK" w:cs="TH SarabunPSK"/>
-                          <w:color w:val="000000" w:themeColor="text1"/>
-                          <w:sz w:val="32"/>
-                          <w:szCs w:val="32"/>
-                          <w:cs/>
-                        </w:rPr>
-                        <w:t>ครุภัณฑ์</w:t>
-                      </w:r>
-                      <w:r>
-                        <w:rPr>
-                          <w:rFonts w:ascii="TH SarabunPSK" w:hAnsi="TH SarabunPSK" w:cs="TH SarabunPSK" w:hint="cs"/>
-                          <w:color w:val="000000" w:themeColor="text1"/>
-                          <w:sz w:val="32"/>
-                          <w:szCs w:val="32"/>
-                          <w:cs/>
-                        </w:rPr>
-                        <w:t xml:space="preserve"> ภาย</w:t>
-                      </w:r>
-                      <w:r>
-                        <w:rPr>
-                          <w:rFonts w:ascii="TH SarabunPSK" w:hAnsi="TH SarabunPSK" w:cs="TH SarabunPSK"/>
-                          <w:color w:val="000000" w:themeColor="text1"/>
-                          <w:sz w:val="32"/>
-                          <w:szCs w:val="32"/>
-                          <w:cs/>
-                        </w:rPr>
-                        <w:t>ในสาขาเทคโนโลยีสารสนเทศ</w:t>
-                      </w:r>
-                      <w:r>
-                        <w:rPr>
-                          <w:rFonts w:ascii="TH SarabunPSK" w:hAnsi="TH SarabunPSK" w:cs="TH SarabunPSK" w:hint="cs"/>
-                          <w:color w:val="000000" w:themeColor="text1"/>
-                          <w:sz w:val="32"/>
-                          <w:szCs w:val="32"/>
-                          <w:cs/>
-                        </w:rPr>
-                        <w:t>และนวัตกรรมดิจิทัล</w:t>
+                        <w:t>ระบบผู้ช่วยแบบตัวแทนเชิงปัญญาประดิษฐ์สำหรับองค์กร</w:t>
                       </w:r>
                     </w:p>
                     <w:p>
@@ -6542,108 +6416,1207 @@
           <w:tab w:val="left" w:pos="2410"/>
           <w:tab w:val="left" w:pos="2552"/>
         </w:tabs>
-        <w:spacing w:after="0" w:line="240" w:lineRule="auto"/>
+        <w:spacing w:after="0"/>
+        <w:ind w:firstLine="2410"/>
         <w:jc w:val="thaiDistribute"/>
         <w:rPr>
           <w:rFonts w:ascii="TH SarabunPSK" w:hAnsi="TH SarabunPSK" w:cs="TH SarabunPSK"/>
-          <w:sz w:val="32"/>
-          <w:szCs w:val="32"/>
-        </w:rPr>
-      </w:pPr>
-      <w:r>
-        <w:rPr>
-          <w:rFonts w:ascii="TH SarabunPSK" w:hAnsi="TH SarabunPSK" w:cs="TH SarabunPSK"/>
-          <w:sz w:val="32"/>
-          <w:szCs w:val="32"/>
-        </w:rPr>
-        <w:tab/>
-      </w:r>
-      <w:r>
-        <w:rPr>
-          <w:rFonts w:ascii="TH SarabunPSK" w:hAnsi="TH SarabunPSK" w:cs="TH SarabunPSK"/>
-          <w:sz w:val="32"/>
-          <w:szCs w:val="32"/>
-        </w:rPr>
-        <w:tab/>
-      </w:r>
-      <w:r>
-        <w:rPr>
-          <w:rFonts w:ascii="TH SarabunPSK" w:hAnsi="TH SarabunPSK" w:cs="TH SarabunPSK"/>
-          <w:sz w:val="32"/>
-          <w:szCs w:val="32"/>
-        </w:rPr>
-        <w:tab/>
-      </w:r>
-      <w:r>
-        <w:rPr>
-          <w:rFonts w:ascii="TH SarabunPSK" w:hAnsi="TH SarabunPSK" w:cs="TH SarabunPSK"/>
-          <w:sz w:val="32"/>
-          <w:szCs w:val="32"/>
-        </w:rPr>
-        <w:tab/>
-      </w:r>
-      <w:r>
-        <w:rPr>
-          <w:rFonts w:ascii="TH SarabunPSK" w:hAnsi="TH SarabunPSK" w:cs="TH SarabunPSK"/>
-          <w:sz w:val="32"/>
-          <w:szCs w:val="32"/>
-        </w:rPr>
-        <w:tab/>
-      </w:r>
-      <w:r>
-        <w:rPr>
-          <w:rFonts w:ascii="TH SarabunPSK" w:hAnsi="TH SarabunPSK" w:cs="TH SarabunPSK"/>
-          <w:sz w:val="32"/>
-          <w:szCs w:val="32"/>
-        </w:rPr>
-        <w:tab/>
-      </w:r>
-      <w:r>
-        <w:rPr>
-          <w:rFonts w:ascii="TH SarabunPSK" w:hAnsi="TH SarabunPSK" w:cs="TH SarabunPSK"/>
-          <w:sz w:val="32"/>
-          <w:szCs w:val="32"/>
-        </w:rPr>
-        <w:tab/>
-      </w:r>
-      <w:r>
-        <w:rPr>
-          <w:rFonts w:ascii="TH SarabunPSK" w:hAnsi="TH SarabunPSK" w:cs="TH SarabunPSK" w:hint="cs"/>
-          <w:sz w:val="32"/>
-          <w:szCs w:val="32"/>
-          <w:cs/>
-        </w:rPr>
-        <w:t>ก</w:t>
-      </w:r>
-      <w:r>
-        <w:rPr>
-          <w:rFonts w:ascii="TH SarabunPSK" w:hAnsi="TH SarabunPSK" w:cs="TH SarabunPSK"/>
-          <w:sz w:val="32"/>
-          <w:szCs w:val="32"/>
+          <w:color w:val="000000"/>
+          <w:sz w:val="32"/>
+          <w:szCs w:val="32"/>
+          <w:cs/>
+        </w:rPr>
+      </w:pPr>
+      <w:r>
+        <w:rPr>
+          <w:rFonts w:ascii="TH SarabunPSK" w:eastAsia="Times New Roman" w:hAnsi="TH SarabunPSK" w:cs="TH SarabunPSK"/>
+          <w:sz w:val="32"/>
+          <w:szCs w:val="32"/>
+          <w:cs/>
+        </w:rPr>
+        <w:t>ขอบเขตของผู้ดูแลระบบ (</w:t>
+      </w:r>
+      <w:r>
+        <w:rPr>
+          <w:rFonts w:ascii="TH SarabunPSK" w:eastAsia="Times New Roman" w:hAnsi="TH SarabunPSK" w:cs="TH SarabunPSK"/>
+          <w:sz w:val="32"/>
+          <w:szCs w:val="32"/>
+        </w:rPr>
+        <w:t>Administrator)</w:t>
+      </w:r>
+    </w:p>
+    <w:p>
+      <w:pPr>
+        <w:tabs>
+          <w:tab w:val="left" w:pos="1701"/>
+          <w:tab w:val="left" w:pos="2127"/>
+          <w:tab w:val="left" w:pos="2410"/>
+        </w:tabs>
+        <w:spacing w:after="0"/>
+        <w:jc w:val="thaiDistribute"/>
+        <w:rPr>
+          <w:rFonts w:ascii="TH SarabunPSK" w:eastAsia="Times New Roman" w:hAnsi="TH SarabunPSK" w:cs="TH SarabunPSK"/>
+          <w:sz w:val="32"/>
+          <w:szCs w:val="32"/>
+          <w:cs/>
+        </w:rPr>
+      </w:pPr>
+      <w:r>
+        <w:rPr>
+          <w:rFonts w:ascii="TH SarabunPSK" w:eastAsia="Times New Roman" w:hAnsi="TH SarabunPSK" w:cs="TH SarabunPSK" w:hint="cs"/>
+          <w:sz w:val="32"/>
+          <w:szCs w:val="32"/>
+          <w:cs/>
+        </w:rPr>
+        <w:t xml:space="preserve"> </w:t>
+      </w:r>
+      <w:r>
+        <w:rPr>
+          <w:rFonts w:ascii="TH SarabunPSK" w:eastAsia="Times New Roman" w:hAnsi="TH SarabunPSK" w:cs="TH SarabunPSK"/>
+          <w:sz w:val="32"/>
+          <w:szCs w:val="32"/>
+          <w:cs/>
+        </w:rPr>
+        <w:tab/>
+      </w:r>
+      <w:r>
+        <w:rPr>
+          <w:rFonts w:ascii="TH SarabunPSK" w:eastAsia="Times New Roman" w:hAnsi="TH SarabunPSK" w:cs="TH SarabunPSK"/>
+          <w:sz w:val="32"/>
+          <w:szCs w:val="32"/>
+          <w:cs/>
+        </w:rPr>
+        <w:tab/>
+      </w:r>
+      <w:r>
+        <w:rPr>
+          <w:rFonts w:ascii="TH SarabunPSK" w:eastAsia="Times New Roman" w:hAnsi="TH SarabunPSK" w:cs="TH SarabunPSK"/>
+          <w:sz w:val="32"/>
+          <w:szCs w:val="32"/>
+          <w:cs/>
+        </w:rPr>
+        <w:tab/>
+      </w:r>
+      <w:r>
+        <w:rPr>
+          <w:rFonts w:ascii="TH SarabunPSK" w:eastAsia="Times New Roman" w:hAnsi="TH SarabunPSK" w:cs="TH SarabunPSK"/>
+          <w:sz w:val="32"/>
+          <w:szCs w:val="32"/>
+          <w:cs/>
+        </w:rPr>
+        <w:t>1)</w:t>
+      </w:r>
+      <w:r>
+        <w:rPr>
+          <w:rFonts w:ascii="TH SarabunPSK" w:eastAsia="Times New Roman" w:hAnsi="TH SarabunPSK" w:cs="TH SarabunPSK" w:hint="cs"/>
+          <w:color w:val="FFFFFF" w:themeColor="background1"/>
+          <w:sz w:val="32"/>
+          <w:szCs w:val="32"/>
+          <w:cs/>
+        </w:rPr>
+        <w:t>**</w:t>
+      </w:r>
+      <w:r>
+        <w:rPr>
+          <w:rFonts w:ascii="TH SarabunPSK" w:eastAsia="Times New Roman" w:hAnsi="TH SarabunPSK" w:cs="TH SarabunPSK"/>
+          <w:sz w:val="32"/>
+          <w:szCs w:val="32"/>
+          <w:cs/>
+        </w:rPr>
+        <w:t xml:space="preserve">สามารถยืนยันตัวตนและเข้าสู่ระบบผ่าน </w:t>
+      </w:r>
+      <w:r>
+        <w:rPr>
+          <w:rFonts w:ascii="TH SarabunPSK" w:eastAsia="Times New Roman" w:hAnsi="TH SarabunPSK" w:cs="TH SarabunPSK"/>
+          <w:sz w:val="32"/>
+          <w:szCs w:val="32"/>
+        </w:rPr>
+        <w:t>LINE LIFF (</w:t>
+      </w:r>
+      <w:r>
+        <w:rPr>
+          <w:rFonts w:ascii="TH SarabunPSK" w:eastAsia="Times New Roman" w:hAnsi="TH SarabunPSK" w:cs="TH SarabunPSK"/>
+          <w:sz w:val="32"/>
+          <w:szCs w:val="32"/>
+          <w:cs/>
+        </w:rPr>
+        <w:t>ดึง</w:t>
+      </w:r>
+      <w:r>
+        <w:rPr>
+          <w:rFonts w:ascii="TH SarabunPSK" w:eastAsia="Times New Roman" w:hAnsi="TH SarabunPSK" w:cs="TH SarabunPSK" w:hint="cs"/>
+          <w:sz w:val="32"/>
+          <w:szCs w:val="32"/>
+          <w:cs/>
+        </w:rPr>
+        <w:t xml:space="preserve"> </w:t>
+      </w:r>
+      <w:r>
+        <w:rPr>
+          <w:rFonts w:ascii="TH SarabunPSK" w:eastAsia="Times New Roman" w:hAnsi="TH SarabunPSK" w:cs="TH SarabunPSK"/>
+          <w:sz w:val="32"/>
+          <w:szCs w:val="32"/>
+        </w:rPr>
+        <w:t xml:space="preserve">Line </w:t>
+      </w:r>
+      <w:proofErr w:type="spellStart"/>
+      <w:r>
+        <w:rPr>
+          <w:rFonts w:ascii="TH SarabunPSK" w:eastAsia="Times New Roman" w:hAnsi="TH SarabunPSK" w:cs="TH SarabunPSK"/>
+          <w:sz w:val="32"/>
+          <w:szCs w:val="32"/>
+        </w:rPr>
+        <w:t>UserID</w:t>
+      </w:r>
+      <w:proofErr w:type="spellEnd"/>
+      <w:r>
+        <w:rPr>
+          <w:rFonts w:ascii="TH SarabunPSK" w:eastAsia="Times New Roman" w:hAnsi="TH SarabunPSK" w:cs="TH SarabunPSK"/>
+          <w:sz w:val="32"/>
+          <w:szCs w:val="32"/>
+        </w:rPr>
+        <w:t xml:space="preserve">) </w:t>
+      </w:r>
+      <w:r>
+        <w:rPr>
+          <w:rFonts w:ascii="TH SarabunPSK" w:eastAsia="Times New Roman" w:hAnsi="TH SarabunPSK" w:cs="TH SarabunPSK"/>
+          <w:sz w:val="32"/>
+          <w:szCs w:val="32"/>
+          <w:cs/>
+        </w:rPr>
+        <w:t>และ</w:t>
+      </w:r>
+      <w:r>
+        <w:rPr>
+          <w:rFonts w:ascii="TH SarabunPSK" w:eastAsia="Times New Roman" w:hAnsi="TH SarabunPSK" w:cs="TH SarabunPSK" w:hint="cs"/>
+          <w:sz w:val="32"/>
+          <w:szCs w:val="32"/>
+          <w:cs/>
+        </w:rPr>
+        <w:t xml:space="preserve">ยืนยัน </w:t>
+      </w:r>
+      <w:r>
+        <w:rPr>
+          <w:rFonts w:ascii="TH SarabunPSK" w:eastAsia="Times New Roman" w:hAnsi="TH SarabunPSK" w:cs="TH SarabunPSK"/>
+          <w:sz w:val="32"/>
+          <w:szCs w:val="32"/>
+        </w:rPr>
+        <w:t xml:space="preserve">OPT </w:t>
+      </w:r>
+      <w:r>
+        <w:rPr>
+          <w:rFonts w:ascii="TH SarabunPSK" w:eastAsia="Times New Roman" w:hAnsi="TH SarabunPSK" w:cs="TH SarabunPSK" w:hint="cs"/>
+          <w:sz w:val="32"/>
+          <w:szCs w:val="32"/>
+          <w:cs/>
+        </w:rPr>
+        <w:t>ผ่านเบอร์มือถือ</w:t>
+      </w:r>
+    </w:p>
+    <w:p>
+      <w:pPr>
+        <w:tabs>
+          <w:tab w:val="left" w:pos="1701"/>
+          <w:tab w:val="left" w:pos="2127"/>
+          <w:tab w:val="left" w:pos="2410"/>
+        </w:tabs>
+        <w:spacing w:after="0"/>
+        <w:jc w:val="thaiDistribute"/>
+        <w:rPr>
+          <w:rFonts w:ascii="TH SarabunPSK" w:eastAsia="Times New Roman" w:hAnsi="TH SarabunPSK" w:cs="TH SarabunPSK"/>
+          <w:sz w:val="32"/>
+          <w:szCs w:val="32"/>
+          <w:cs/>
+        </w:rPr>
+      </w:pPr>
+      <w:r>
+        <w:rPr>
+          <w:rFonts w:ascii="TH SarabunPSK" w:eastAsia="Times New Roman" w:hAnsi="TH SarabunPSK" w:cs="TH SarabunPSK" w:hint="cs"/>
+          <w:sz w:val="32"/>
+          <w:szCs w:val="32"/>
+          <w:cs/>
+        </w:rPr>
+        <w:t xml:space="preserve"> </w:t>
+      </w:r>
+      <w:r>
+        <w:rPr>
+          <w:rFonts w:ascii="TH SarabunPSK" w:eastAsia="Times New Roman" w:hAnsi="TH SarabunPSK" w:cs="TH SarabunPSK"/>
+          <w:sz w:val="32"/>
+          <w:szCs w:val="32"/>
+          <w:cs/>
+        </w:rPr>
+        <w:tab/>
+      </w:r>
+      <w:r>
+        <w:rPr>
+          <w:rFonts w:ascii="TH SarabunPSK" w:eastAsia="Times New Roman" w:hAnsi="TH SarabunPSK" w:cs="TH SarabunPSK"/>
+          <w:sz w:val="32"/>
+          <w:szCs w:val="32"/>
+          <w:cs/>
+        </w:rPr>
+        <w:tab/>
+      </w:r>
+      <w:r>
+        <w:rPr>
+          <w:rFonts w:ascii="TH SarabunPSK" w:eastAsia="Times New Roman" w:hAnsi="TH SarabunPSK" w:cs="TH SarabunPSK"/>
+          <w:sz w:val="32"/>
+          <w:szCs w:val="32"/>
+          <w:cs/>
+        </w:rPr>
+        <w:tab/>
+      </w:r>
+      <w:r>
+        <w:rPr>
+          <w:rFonts w:ascii="TH SarabunPSK" w:eastAsia="Times New Roman" w:hAnsi="TH SarabunPSK" w:cs="TH SarabunPSK"/>
+          <w:sz w:val="32"/>
+          <w:szCs w:val="32"/>
+          <w:cs/>
+        </w:rPr>
+        <w:t>2)</w:t>
+      </w:r>
+      <w:r>
+        <w:rPr>
+          <w:rFonts w:ascii="TH SarabunPSK" w:eastAsia="Times New Roman" w:hAnsi="TH SarabunPSK" w:cs="TH SarabunPSK" w:hint="cs"/>
+          <w:color w:val="FFFFFF" w:themeColor="background1"/>
+          <w:sz w:val="32"/>
+          <w:szCs w:val="32"/>
+          <w:cs/>
+        </w:rPr>
+        <w:t>**</w:t>
+      </w:r>
+      <w:r>
+        <w:rPr>
+          <w:rFonts w:ascii="TH SarabunPSK" w:eastAsia="Times New Roman" w:hAnsi="TH SarabunPSK" w:cs="TH SarabunPSK"/>
+          <w:sz w:val="32"/>
+          <w:szCs w:val="32"/>
+          <w:cs/>
+        </w:rPr>
+        <w:t>สามารถเพิ่ม ลบ และแก้ไขข้อมูลแผนก (</w:t>
+      </w:r>
+      <w:r>
+        <w:rPr>
+          <w:rFonts w:ascii="TH SarabunPSK" w:eastAsia="Times New Roman" w:hAnsi="TH SarabunPSK" w:cs="TH SarabunPSK"/>
+          <w:sz w:val="32"/>
+          <w:szCs w:val="32"/>
+        </w:rPr>
+        <w:t xml:space="preserve">Department) </w:t>
+      </w:r>
+      <w:r>
+        <w:rPr>
+          <w:rFonts w:ascii="TH SarabunPSK" w:eastAsia="Times New Roman" w:hAnsi="TH SarabunPSK" w:cs="TH SarabunPSK"/>
+          <w:sz w:val="32"/>
+          <w:szCs w:val="32"/>
+          <w:cs/>
+        </w:rPr>
+        <w:t>และตำแหน่งงาน (</w:t>
+      </w:r>
+      <w:r>
+        <w:rPr>
+          <w:rFonts w:ascii="TH SarabunPSK" w:eastAsia="Times New Roman" w:hAnsi="TH SarabunPSK" w:cs="TH SarabunPSK"/>
+          <w:sz w:val="32"/>
+          <w:szCs w:val="32"/>
+        </w:rPr>
+        <w:t xml:space="preserve">Position) </w:t>
+      </w:r>
+      <w:r>
+        <w:rPr>
+          <w:rFonts w:ascii="TH SarabunPSK" w:eastAsia="Times New Roman" w:hAnsi="TH SarabunPSK" w:cs="TH SarabunPSK"/>
+          <w:sz w:val="32"/>
+          <w:szCs w:val="32"/>
+          <w:cs/>
+        </w:rPr>
+        <w:t>ภายในองค์กรได้</w:t>
+      </w:r>
+    </w:p>
+    <w:p>
+      <w:pPr>
+        <w:tabs>
+          <w:tab w:val="left" w:pos="1701"/>
+          <w:tab w:val="left" w:pos="1985"/>
+          <w:tab w:val="left" w:pos="2127"/>
+          <w:tab w:val="left" w:pos="2410"/>
+        </w:tabs>
+        <w:spacing w:after="0"/>
+        <w:jc w:val="thaiDistribute"/>
+        <w:rPr>
+          <w:rFonts w:ascii="TH SarabunPSK" w:eastAsia="Times New Roman" w:hAnsi="TH SarabunPSK" w:cs="TH SarabunPSK"/>
+          <w:sz w:val="32"/>
+          <w:szCs w:val="32"/>
+          <w:cs/>
+        </w:rPr>
+      </w:pPr>
+      <w:r>
+        <w:rPr>
+          <w:rFonts w:ascii="TH SarabunPSK" w:eastAsia="Times New Roman" w:hAnsi="TH SarabunPSK" w:cs="TH SarabunPSK"/>
+          <w:sz w:val="32"/>
+          <w:szCs w:val="32"/>
+          <w:cs/>
+        </w:rPr>
+        <w:tab/>
+      </w:r>
+      <w:r>
+        <w:rPr>
+          <w:rFonts w:ascii="TH SarabunPSK" w:eastAsia="Times New Roman" w:hAnsi="TH SarabunPSK" w:cs="TH SarabunPSK"/>
+          <w:sz w:val="32"/>
+          <w:szCs w:val="32"/>
+          <w:cs/>
+        </w:rPr>
+        <w:tab/>
+      </w:r>
+      <w:r>
+        <w:rPr>
+          <w:rFonts w:ascii="TH SarabunPSK" w:eastAsia="Times New Roman" w:hAnsi="TH SarabunPSK" w:cs="TH SarabunPSK"/>
+          <w:sz w:val="32"/>
+          <w:szCs w:val="32"/>
+          <w:cs/>
+        </w:rPr>
+        <w:tab/>
+      </w:r>
+      <w:r>
+        <w:rPr>
+          <w:rFonts w:ascii="TH SarabunPSK" w:eastAsia="Times New Roman" w:hAnsi="TH SarabunPSK" w:cs="TH SarabunPSK"/>
+          <w:sz w:val="32"/>
+          <w:szCs w:val="32"/>
+          <w:cs/>
+        </w:rPr>
+        <w:tab/>
+      </w:r>
+      <w:r>
+        <w:rPr>
+          <w:rFonts w:ascii="TH SarabunPSK" w:eastAsia="Times New Roman" w:hAnsi="TH SarabunPSK" w:cs="TH SarabunPSK"/>
+          <w:sz w:val="32"/>
+          <w:szCs w:val="32"/>
+          <w:cs/>
+        </w:rPr>
+        <w:t>3)</w:t>
+      </w:r>
+      <w:r>
+        <w:rPr>
+          <w:rFonts w:ascii="TH SarabunPSK" w:eastAsia="Times New Roman" w:hAnsi="TH SarabunPSK" w:cs="TH SarabunPSK" w:hint="cs"/>
+          <w:color w:val="FFFFFF" w:themeColor="background1"/>
+          <w:sz w:val="32"/>
+          <w:szCs w:val="32"/>
+          <w:cs/>
+        </w:rPr>
+        <w:t>**</w:t>
+      </w:r>
+      <w:r>
+        <w:rPr>
+          <w:rFonts w:ascii="TH SarabunPSK" w:eastAsia="Times New Roman" w:hAnsi="TH SarabunPSK" w:cs="TH SarabunPSK"/>
+          <w:sz w:val="32"/>
+          <w:szCs w:val="32"/>
+          <w:cs/>
+        </w:rPr>
+        <w:t>สามารถจัดการฐานข้อมูลองค์กร (</w:t>
+      </w:r>
+      <w:r>
+        <w:rPr>
+          <w:rFonts w:ascii="TH SarabunPSK" w:eastAsia="Times New Roman" w:hAnsi="TH SarabunPSK" w:cs="TH SarabunPSK"/>
+          <w:sz w:val="32"/>
+          <w:szCs w:val="32"/>
+        </w:rPr>
+        <w:t xml:space="preserve">Knowledge Base) </w:t>
+      </w:r>
+      <w:r>
+        <w:rPr>
+          <w:rFonts w:ascii="TH SarabunPSK" w:eastAsia="Times New Roman" w:hAnsi="TH SarabunPSK" w:cs="TH SarabunPSK"/>
+          <w:sz w:val="32"/>
+          <w:szCs w:val="32"/>
+          <w:cs/>
+        </w:rPr>
+        <w:t xml:space="preserve">เพื่อให้ </w:t>
+      </w:r>
+      <w:r>
+        <w:rPr>
+          <w:rFonts w:ascii="TH SarabunPSK" w:eastAsia="Times New Roman" w:hAnsi="TH SarabunPSK" w:cs="TH SarabunPSK"/>
+          <w:sz w:val="32"/>
+          <w:szCs w:val="32"/>
+        </w:rPr>
+        <w:t xml:space="preserve">AI </w:t>
+      </w:r>
+      <w:r>
+        <w:rPr>
+          <w:rFonts w:ascii="TH SarabunPSK" w:eastAsia="Times New Roman" w:hAnsi="TH SarabunPSK" w:cs="TH SarabunPSK"/>
+          <w:sz w:val="32"/>
+          <w:szCs w:val="32"/>
+          <w:cs/>
+        </w:rPr>
+        <w:t>นำไปใช้ในการตอบคำถาม (</w:t>
+      </w:r>
+      <w:r>
+        <w:rPr>
+          <w:rFonts w:ascii="TH SarabunPSK" w:eastAsia="Times New Roman" w:hAnsi="TH SarabunPSK" w:cs="TH SarabunPSK"/>
+          <w:sz w:val="32"/>
+          <w:szCs w:val="32"/>
+        </w:rPr>
+        <w:t>RAG)</w:t>
+      </w:r>
+    </w:p>
+    <w:p>
+      <w:pPr>
+        <w:tabs>
+          <w:tab w:val="left" w:pos="1701"/>
+          <w:tab w:val="left" w:pos="2127"/>
+          <w:tab w:val="left" w:pos="2410"/>
+        </w:tabs>
+        <w:spacing w:after="0"/>
+        <w:jc w:val="thaiDistribute"/>
+        <w:rPr>
+          <w:rFonts w:ascii="TH SarabunPSK" w:eastAsia="Times New Roman" w:hAnsi="TH SarabunPSK" w:cs="TH SarabunPSK"/>
+          <w:sz w:val="32"/>
+          <w:szCs w:val="32"/>
+        </w:rPr>
+      </w:pPr>
+      <w:r>
+        <w:rPr>
+          <w:rFonts w:ascii="TH SarabunPSK" w:eastAsia="Times New Roman" w:hAnsi="TH SarabunPSK" w:cs="TH SarabunPSK"/>
+          <w:sz w:val="32"/>
+          <w:szCs w:val="32"/>
+          <w:cs/>
+        </w:rPr>
+        <w:tab/>
+      </w:r>
+      <w:r>
+        <w:rPr>
+          <w:rFonts w:ascii="TH SarabunPSK" w:eastAsia="Times New Roman" w:hAnsi="TH SarabunPSK" w:cs="TH SarabunPSK"/>
+          <w:sz w:val="32"/>
+          <w:szCs w:val="32"/>
+          <w:cs/>
+        </w:rPr>
+        <w:tab/>
+      </w:r>
+      <w:r>
+        <w:rPr>
+          <w:rFonts w:ascii="TH SarabunPSK" w:eastAsia="Times New Roman" w:hAnsi="TH SarabunPSK" w:cs="TH SarabunPSK"/>
+          <w:sz w:val="32"/>
+          <w:szCs w:val="32"/>
+          <w:cs/>
+        </w:rPr>
+        <w:tab/>
+      </w:r>
+      <w:r>
+        <w:rPr>
+          <w:rFonts w:ascii="TH SarabunPSK" w:eastAsia="Times New Roman" w:hAnsi="TH SarabunPSK" w:cs="TH SarabunPSK"/>
+          <w:sz w:val="32"/>
+          <w:szCs w:val="32"/>
+          <w:cs/>
+        </w:rPr>
+        <w:t>4)</w:t>
+      </w:r>
+      <w:r>
+        <w:rPr>
+          <w:rFonts w:ascii="TH SarabunPSK" w:eastAsia="Times New Roman" w:hAnsi="TH SarabunPSK" w:cs="TH SarabunPSK" w:hint="cs"/>
+          <w:color w:val="FFFFFF" w:themeColor="background1"/>
+          <w:sz w:val="32"/>
+          <w:szCs w:val="32"/>
+          <w:cs/>
+        </w:rPr>
+        <w:t>**</w:t>
+      </w:r>
+      <w:r>
+        <w:rPr>
+          <w:rFonts w:ascii="TH SarabunPSK" w:eastAsia="Times New Roman" w:hAnsi="TH SarabunPSK" w:cs="TH SarabunPSK"/>
+          <w:sz w:val="32"/>
+          <w:szCs w:val="32"/>
+          <w:cs/>
+        </w:rPr>
+        <w:t>สามารถลงเวลา</w:t>
+      </w:r>
+      <w:r>
+        <w:rPr>
+          <w:rFonts w:ascii="TH SarabunPSK" w:eastAsia="Times New Roman" w:hAnsi="TH SarabunPSK" w:cs="TH SarabunPSK" w:hint="cs"/>
+          <w:sz w:val="32"/>
+          <w:szCs w:val="32"/>
+          <w:cs/>
+        </w:rPr>
+        <w:t xml:space="preserve"> </w:t>
+      </w:r>
+      <w:r>
+        <w:rPr>
+          <w:rFonts w:ascii="TH SarabunPSK" w:eastAsia="Times New Roman" w:hAnsi="TH SarabunPSK" w:cs="TH SarabunPSK"/>
+          <w:sz w:val="32"/>
+          <w:szCs w:val="32"/>
+          <w:cs/>
+        </w:rPr>
+        <w:t>เข้างาน</w:t>
+      </w:r>
+      <w:r>
+        <w:rPr>
+          <w:rFonts w:ascii="TH SarabunPSK" w:eastAsia="Times New Roman" w:hAnsi="TH SarabunPSK" w:cs="TH SarabunPSK"/>
+          <w:sz w:val="32"/>
+          <w:szCs w:val="32"/>
+        </w:rPr>
+        <w:t xml:space="preserve"> </w:t>
+      </w:r>
+      <w:r>
+        <w:rPr>
+          <w:rFonts w:ascii="TH SarabunPSK" w:eastAsia="Times New Roman" w:hAnsi="TH SarabunPSK" w:cs="TH SarabunPSK"/>
+          <w:sz w:val="32"/>
+          <w:szCs w:val="32"/>
+          <w:cs/>
+        </w:rPr>
+        <w:t>ออกงาน</w:t>
+      </w:r>
+      <w:r>
+        <w:rPr>
+          <w:rFonts w:ascii="TH SarabunPSK" w:eastAsia="Times New Roman" w:hAnsi="TH SarabunPSK" w:cs="TH SarabunPSK"/>
+          <w:sz w:val="32"/>
+          <w:szCs w:val="32"/>
+        </w:rPr>
+        <w:t xml:space="preserve"> </w:t>
+      </w:r>
+      <w:r>
+        <w:rPr>
+          <w:rFonts w:ascii="TH SarabunPSK" w:eastAsia="Times New Roman" w:hAnsi="TH SarabunPSK" w:cs="TH SarabunPSK"/>
+          <w:sz w:val="32"/>
+          <w:szCs w:val="32"/>
+          <w:cs/>
+        </w:rPr>
+        <w:t>ขาด</w:t>
+      </w:r>
+      <w:r>
+        <w:rPr>
+          <w:rFonts w:ascii="TH SarabunPSK" w:eastAsia="Times New Roman" w:hAnsi="TH SarabunPSK" w:cs="TH SarabunPSK"/>
+          <w:sz w:val="32"/>
+          <w:szCs w:val="32"/>
+        </w:rPr>
+        <w:t xml:space="preserve"> </w:t>
+      </w:r>
+      <w:r>
+        <w:rPr>
+          <w:rFonts w:ascii="TH SarabunPSK" w:eastAsia="Times New Roman" w:hAnsi="TH SarabunPSK" w:cs="TH SarabunPSK"/>
+          <w:sz w:val="32"/>
+          <w:szCs w:val="32"/>
+          <w:cs/>
+        </w:rPr>
+        <w:t>ลา</w:t>
+      </w:r>
+      <w:r>
+        <w:rPr>
+          <w:rFonts w:ascii="TH SarabunPSK" w:eastAsia="Times New Roman" w:hAnsi="TH SarabunPSK" w:cs="TH SarabunPSK"/>
+          <w:sz w:val="32"/>
+          <w:szCs w:val="32"/>
+        </w:rPr>
+        <w:t xml:space="preserve"> </w:t>
+      </w:r>
+      <w:r>
+        <w:rPr>
+          <w:rFonts w:ascii="TH SarabunPSK" w:eastAsia="Times New Roman" w:hAnsi="TH SarabunPSK" w:cs="TH SarabunPSK"/>
+          <w:sz w:val="32"/>
+          <w:szCs w:val="32"/>
+          <w:cs/>
+        </w:rPr>
+        <w:t>มาสาย ผ่านช่องทางที่</w:t>
+      </w:r>
+      <w:r>
+        <w:rPr>
+          <w:rFonts w:ascii="TH SarabunPSK" w:eastAsia="Times New Roman" w:hAnsi="TH SarabunPSK" w:cs="TH SarabunPSK" w:hint="cs"/>
+          <w:sz w:val="32"/>
+          <w:szCs w:val="32"/>
+          <w:cs/>
+        </w:rPr>
+        <w:t xml:space="preserve"> </w:t>
+      </w:r>
+      <w:r>
+        <w:rPr>
+          <w:rFonts w:ascii="TH SarabunPSK" w:eastAsia="Times New Roman" w:hAnsi="TH SarabunPSK" w:cs="TH SarabunPSK"/>
+          <w:sz w:val="32"/>
+          <w:szCs w:val="32"/>
+        </w:rPr>
+        <w:t>Line OA</w:t>
+      </w:r>
+    </w:p>
+    <w:p>
+      <w:pPr>
+        <w:tabs>
+          <w:tab w:val="left" w:pos="1701"/>
+          <w:tab w:val="left" w:pos="1985"/>
+          <w:tab w:val="left" w:pos="2127"/>
+          <w:tab w:val="left" w:pos="2410"/>
+        </w:tabs>
+        <w:spacing w:after="0"/>
+        <w:jc w:val="thaiDistribute"/>
+        <w:rPr>
+          <w:rFonts w:ascii="TH SarabunPSK" w:eastAsia="Times New Roman" w:hAnsi="TH SarabunPSK" w:cs="TH SarabunPSK"/>
+          <w:sz w:val="32"/>
+          <w:szCs w:val="32"/>
+        </w:rPr>
+      </w:pPr>
+      <w:r>
+        <w:rPr>
+          <w:rFonts w:ascii="TH SarabunPSK" w:eastAsia="Times New Roman" w:hAnsi="TH SarabunPSK" w:cs="TH SarabunPSK"/>
+          <w:sz w:val="32"/>
+          <w:szCs w:val="32"/>
+          <w:cs/>
+        </w:rPr>
+        <w:tab/>
+      </w:r>
+      <w:r>
+        <w:rPr>
+          <w:rFonts w:ascii="TH SarabunPSK" w:eastAsia="Times New Roman" w:hAnsi="TH SarabunPSK" w:cs="TH SarabunPSK"/>
+          <w:sz w:val="32"/>
+          <w:szCs w:val="32"/>
+          <w:cs/>
+        </w:rPr>
+        <w:tab/>
+      </w:r>
+      <w:r>
+        <w:rPr>
+          <w:rFonts w:ascii="TH SarabunPSK" w:eastAsia="Times New Roman" w:hAnsi="TH SarabunPSK" w:cs="TH SarabunPSK"/>
+          <w:sz w:val="32"/>
+          <w:szCs w:val="32"/>
+          <w:cs/>
+        </w:rPr>
+        <w:tab/>
+      </w:r>
+      <w:r>
+        <w:rPr>
+          <w:rFonts w:ascii="TH SarabunPSK" w:eastAsia="Times New Roman" w:hAnsi="TH SarabunPSK" w:cs="TH SarabunPSK"/>
+          <w:sz w:val="32"/>
+          <w:szCs w:val="32"/>
+          <w:cs/>
+        </w:rPr>
+        <w:tab/>
+      </w:r>
+      <w:r>
+        <w:rPr>
+          <w:rFonts w:ascii="TH SarabunPSK" w:eastAsia="Times New Roman" w:hAnsi="TH SarabunPSK" w:cs="TH SarabunPSK"/>
+          <w:sz w:val="32"/>
+          <w:szCs w:val="32"/>
+        </w:rPr>
+        <w:t>5</w:t>
+      </w:r>
+      <w:r>
+        <w:rPr>
+          <w:rFonts w:ascii="TH SarabunPSK" w:eastAsia="Times New Roman" w:hAnsi="TH SarabunPSK" w:cs="TH SarabunPSK"/>
+          <w:sz w:val="32"/>
+          <w:szCs w:val="32"/>
+          <w:cs/>
         </w:rPr>
         <w:t>)</w:t>
       </w:r>
       <w:r>
         <w:rPr>
-          <w:rFonts w:ascii="TH SarabunPSK" w:hAnsi="TH SarabunPSK" w:cs="TH SarabunPSK"/>
+          <w:rFonts w:ascii="TH SarabunPSK" w:eastAsia="Times New Roman" w:hAnsi="TH SarabunPSK" w:cs="TH SarabunPSK" w:hint="cs"/>
           <w:color w:val="FFFFFF" w:themeColor="background1"/>
           <w:sz w:val="32"/>
           <w:szCs w:val="32"/>
+          <w:cs/>
         </w:rPr>
         <w:t>**</w:t>
       </w:r>
       <w:r>
         <w:rPr>
-          <w:rFonts w:ascii="TH SarabunPSK" w:hAnsi="TH SarabunPSK" w:cs="TH SarabunPSK"/>
-          <w:sz w:val="32"/>
-          <w:szCs w:val="32"/>
-          <w:cs/>
-        </w:rPr>
-        <w:t>ใช้</w:t>
-      </w:r>
-      <w:r>
-        <w:rPr>
-          <w:rFonts w:ascii="TH SarabunPSK" w:hAnsi="TH SarabunPSK" w:cs="TH SarabunPSK"/>
+          <w:rFonts w:ascii="TH SarabunPSK" w:eastAsia="Times New Roman" w:hAnsi="TH SarabunPSK" w:cs="TH SarabunPSK"/>
+          <w:sz w:val="32"/>
+          <w:szCs w:val="32"/>
+          <w:cs/>
+        </w:rPr>
+        <w:t>สามารถตรวจสอบบันทึกข้อผิดพลาด (</w:t>
+      </w:r>
+      <w:r>
+        <w:rPr>
+          <w:rFonts w:ascii="TH SarabunPSK" w:eastAsia="Times New Roman" w:hAnsi="TH SarabunPSK" w:cs="TH SarabunPSK"/>
+          <w:sz w:val="32"/>
+          <w:szCs w:val="32"/>
+        </w:rPr>
+        <w:t xml:space="preserve">Error Log) </w:t>
+      </w:r>
+      <w:r>
+        <w:rPr>
+          <w:rFonts w:ascii="TH SarabunPSK" w:eastAsia="Times New Roman" w:hAnsi="TH SarabunPSK" w:cs="TH SarabunPSK"/>
+          <w:sz w:val="32"/>
+          <w:szCs w:val="32"/>
+          <w:cs/>
+        </w:rPr>
+        <w:t xml:space="preserve">ของ </w:t>
+      </w:r>
+      <w:r>
+        <w:rPr>
+          <w:rFonts w:ascii="TH SarabunPSK" w:eastAsia="Times New Roman" w:hAnsi="TH SarabunPSK" w:cs="TH SarabunPSK"/>
+          <w:sz w:val="32"/>
+          <w:szCs w:val="32"/>
+        </w:rPr>
+        <w:t xml:space="preserve">Workflow </w:t>
+      </w:r>
+      <w:r>
+        <w:rPr>
+          <w:rFonts w:ascii="TH SarabunPSK" w:eastAsia="Times New Roman" w:hAnsi="TH SarabunPSK" w:cs="TH SarabunPSK"/>
+          <w:sz w:val="32"/>
+          <w:szCs w:val="32"/>
+          <w:cs/>
+        </w:rPr>
+        <w:t xml:space="preserve">บนระบบ </w:t>
+      </w:r>
+      <w:r>
+        <w:rPr>
+          <w:rFonts w:ascii="TH SarabunPSK" w:eastAsia="Times New Roman" w:hAnsi="TH SarabunPSK" w:cs="TH SarabunPSK"/>
+          <w:sz w:val="32"/>
+          <w:szCs w:val="32"/>
+        </w:rPr>
+        <w:t>n</w:t>
+      </w:r>
+      <w:r>
+        <w:rPr>
+          <w:rFonts w:ascii="TH SarabunPSK" w:eastAsia="Times New Roman" w:hAnsi="TH SarabunPSK" w:cs="TH SarabunPSK"/>
+          <w:sz w:val="32"/>
+          <w:szCs w:val="32"/>
+          <w:cs/>
+        </w:rPr>
+        <w:t>8</w:t>
+      </w:r>
+      <w:r>
+        <w:rPr>
+          <w:rFonts w:ascii="TH SarabunPSK" w:eastAsia="Times New Roman" w:hAnsi="TH SarabunPSK" w:cs="TH SarabunPSK"/>
+          <w:sz w:val="32"/>
+          <w:szCs w:val="32"/>
+        </w:rPr>
+        <w:t xml:space="preserve">n </w:t>
+      </w:r>
+      <w:r>
+        <w:rPr>
+          <w:rFonts w:ascii="TH SarabunPSK" w:eastAsia="Times New Roman" w:hAnsi="TH SarabunPSK" w:cs="TH SarabunPSK"/>
+          <w:sz w:val="32"/>
+          <w:szCs w:val="32"/>
+          <w:cs/>
+        </w:rPr>
+        <w:t>เพื่อวิเคราะห์ปัญหาการทำงานได้</w:t>
+      </w:r>
+    </w:p>
+    <w:p>
+      <w:pPr>
+        <w:tabs>
+          <w:tab w:val="left" w:pos="1418"/>
+          <w:tab w:val="left" w:pos="1701"/>
+          <w:tab w:val="left" w:pos="1985"/>
+          <w:tab w:val="left" w:pos="2127"/>
+          <w:tab w:val="left" w:pos="2410"/>
+          <w:tab w:val="left" w:pos="2552"/>
+        </w:tabs>
+        <w:spacing w:after="0"/>
+        <w:jc w:val="thaiDistribute"/>
+        <w:rPr>
+          <w:rFonts w:ascii="TH SarabunPSK" w:eastAsia="Times New Roman" w:hAnsi="TH SarabunPSK" w:cs="TH SarabunPSK"/>
+          <w:sz w:val="32"/>
+          <w:szCs w:val="32"/>
+        </w:rPr>
+      </w:pPr>
+      <w:r>
+        <w:rPr>
+          <w:rFonts w:ascii="TH SarabunPSK" w:eastAsia="Times New Roman" w:hAnsi="TH SarabunPSK" w:cs="TH SarabunPSK"/>
+          <w:sz w:val="32"/>
+          <w:szCs w:val="32"/>
+          <w:cs/>
+        </w:rPr>
+        <w:tab/>
+      </w:r>
+      <w:r>
+        <w:rPr>
+          <w:rFonts w:ascii="TH SarabunPSK" w:eastAsia="Times New Roman" w:hAnsi="TH SarabunPSK" w:cs="TH SarabunPSK"/>
+          <w:sz w:val="32"/>
+          <w:szCs w:val="32"/>
+          <w:cs/>
+        </w:rPr>
+        <w:tab/>
+      </w:r>
+      <w:r>
+        <w:rPr>
+          <w:rFonts w:ascii="TH SarabunPSK" w:eastAsia="Times New Roman" w:hAnsi="TH SarabunPSK" w:cs="TH SarabunPSK"/>
+          <w:sz w:val="32"/>
+          <w:szCs w:val="32"/>
+          <w:cs/>
+        </w:rPr>
+        <w:tab/>
+      </w:r>
+      <w:r>
+        <w:rPr>
+          <w:rFonts w:ascii="TH SarabunPSK" w:eastAsia="Times New Roman" w:hAnsi="TH SarabunPSK" w:cs="TH SarabunPSK"/>
+          <w:sz w:val="32"/>
+          <w:szCs w:val="32"/>
+        </w:rPr>
+        <w:tab/>
+      </w:r>
+      <w:r>
+        <w:rPr>
+          <w:rFonts w:ascii="TH SarabunPSK" w:eastAsia="Times New Roman" w:hAnsi="TH SarabunPSK" w:cs="TH SarabunPSK"/>
+          <w:sz w:val="32"/>
+          <w:szCs w:val="32"/>
+        </w:rPr>
+        <w:tab/>
+        <w:t>6)</w:t>
+      </w:r>
+      <w:r>
+        <w:rPr>
+          <w:rFonts w:ascii="TH SarabunPSK" w:eastAsia="Times New Roman" w:hAnsi="TH SarabunPSK" w:cs="TH SarabunPSK"/>
+          <w:color w:val="FFFFFF" w:themeColor="background1"/>
+          <w:sz w:val="32"/>
+          <w:szCs w:val="32"/>
+        </w:rPr>
+        <w:t>**</w:t>
+      </w:r>
+      <w:r>
+        <w:rPr>
+          <w:rFonts w:ascii="TH SarabunPSK" w:eastAsia="Times New Roman" w:hAnsi="TH SarabunPSK" w:cs="TH SarabunPSK"/>
+          <w:sz w:val="32"/>
+          <w:szCs w:val="32"/>
+          <w:cs/>
+        </w:rPr>
+        <w:t>สามารถออกจากระบบได้อย่างปลอดภัย</w:t>
+      </w:r>
+    </w:p>
+    <w:p>
+      <w:pPr>
+        <w:tabs>
+          <w:tab w:val="left" w:pos="1418"/>
+          <w:tab w:val="left" w:pos="1701"/>
+          <w:tab w:val="left" w:pos="1985"/>
+          <w:tab w:val="left" w:pos="2127"/>
+          <w:tab w:val="left" w:pos="2410"/>
+        </w:tabs>
+        <w:spacing w:after="0"/>
+        <w:jc w:val="thaiDistribute"/>
+        <w:rPr>
+          <w:rFonts w:ascii="TH SarabunPSK" w:eastAsia="Times New Roman" w:hAnsi="TH SarabunPSK" w:cs="TH SarabunPSK"/>
+          <w:color w:val="000000" w:themeColor="text1"/>
+          <w:sz w:val="32"/>
+          <w:szCs w:val="32"/>
+        </w:rPr>
+      </w:pPr>
+      <w:r>
+        <w:rPr>
+          <w:rFonts w:ascii="TH SarabunPSK" w:eastAsia="Times New Roman" w:hAnsi="TH SarabunPSK" w:cs="TH SarabunPSK"/>
+          <w:sz w:val="32"/>
+          <w:szCs w:val="32"/>
+        </w:rPr>
+        <w:tab/>
+      </w:r>
+      <w:r>
+        <w:rPr>
+          <w:rFonts w:ascii="TH SarabunPSK" w:eastAsia="Times New Roman" w:hAnsi="TH SarabunPSK" w:cs="TH SarabunPSK"/>
+          <w:sz w:val="32"/>
+          <w:szCs w:val="32"/>
+        </w:rPr>
+        <w:tab/>
+      </w:r>
+      <w:r>
+        <w:rPr>
+          <w:rFonts w:ascii="TH SarabunPSK" w:eastAsia="Times New Roman" w:hAnsi="TH SarabunPSK" w:cs="TH SarabunPSK"/>
+          <w:sz w:val="32"/>
+          <w:szCs w:val="32"/>
+        </w:rPr>
+        <w:tab/>
+      </w:r>
+      <w:r>
+        <w:rPr>
+          <w:rFonts w:ascii="TH SarabunPSK" w:eastAsia="Times New Roman" w:hAnsi="TH SarabunPSK" w:cs="TH SarabunPSK"/>
+          <w:sz w:val="32"/>
+          <w:szCs w:val="32"/>
+        </w:rPr>
+        <w:tab/>
+      </w:r>
+      <w:r>
+        <w:rPr>
+          <w:rFonts w:ascii="TH SarabunPSK" w:eastAsia="Times New Roman" w:hAnsi="TH SarabunPSK" w:cs="TH SarabunPSK"/>
+          <w:sz w:val="32"/>
+          <w:szCs w:val="32"/>
+        </w:rPr>
+        <w:tab/>
+        <w:t>7)</w:t>
+      </w:r>
+      <w:r>
+        <w:rPr>
+          <w:rFonts w:ascii="TH SarabunPSK" w:eastAsia="Times New Roman" w:hAnsi="TH SarabunPSK" w:cs="TH SarabunPSK"/>
+          <w:color w:val="FFFFFF" w:themeColor="background1"/>
+          <w:sz w:val="32"/>
+          <w:szCs w:val="32"/>
+        </w:rPr>
+        <w:t>**</w:t>
+      </w:r>
+      <w:r>
+        <w:rPr>
+          <w:rFonts w:ascii="TH SarabunPSK" w:eastAsia="Times New Roman" w:hAnsi="TH SarabunPSK" w:cs="TH SarabunPSK" w:hint="cs"/>
+          <w:color w:val="000000" w:themeColor="text1"/>
+          <w:sz w:val="32"/>
+          <w:szCs w:val="32"/>
+          <w:cs/>
+        </w:rPr>
+        <w:t>สามารถตรวจสอบสัญญาจ้าง</w:t>
+      </w:r>
+    </w:p>
+    <w:p>
+      <w:pPr>
+        <w:tabs>
+          <w:tab w:val="left" w:pos="1418"/>
+          <w:tab w:val="left" w:pos="1701"/>
+          <w:tab w:val="left" w:pos="1985"/>
+          <w:tab w:val="left" w:pos="2127"/>
+          <w:tab w:val="left" w:pos="2410"/>
+        </w:tabs>
+        <w:spacing w:after="0"/>
+        <w:jc w:val="thaiDistribute"/>
+        <w:rPr>
+          <w:rFonts w:ascii="TH SarabunPSK" w:eastAsia="Times New Roman" w:hAnsi="TH SarabunPSK" w:cs="TH SarabunPSK"/>
+          <w:color w:val="000000" w:themeColor="text1"/>
+          <w:sz w:val="32"/>
+          <w:szCs w:val="32"/>
+          <w:cs/>
+        </w:rPr>
+      </w:pPr>
+      <w:r>
+        <w:rPr>
+          <w:rFonts w:ascii="TH SarabunPSK" w:eastAsia="Times New Roman" w:hAnsi="TH SarabunPSK" w:cs="TH SarabunPSK"/>
+          <w:color w:val="000000" w:themeColor="text1"/>
+          <w:sz w:val="32"/>
+          <w:szCs w:val="32"/>
+          <w:cs/>
+        </w:rPr>
+        <w:tab/>
+      </w:r>
+      <w:r>
+        <w:rPr>
+          <w:rFonts w:ascii="TH SarabunPSK" w:eastAsia="Times New Roman" w:hAnsi="TH SarabunPSK" w:cs="TH SarabunPSK"/>
+          <w:color w:val="000000" w:themeColor="text1"/>
+          <w:sz w:val="32"/>
+          <w:szCs w:val="32"/>
+          <w:cs/>
+        </w:rPr>
+        <w:tab/>
+      </w:r>
+      <w:r>
+        <w:rPr>
+          <w:rFonts w:ascii="TH SarabunPSK" w:eastAsia="Times New Roman" w:hAnsi="TH SarabunPSK" w:cs="TH SarabunPSK"/>
+          <w:color w:val="000000" w:themeColor="text1"/>
+          <w:sz w:val="32"/>
+          <w:szCs w:val="32"/>
+          <w:cs/>
+        </w:rPr>
+        <w:tab/>
+      </w:r>
+      <w:r>
+        <w:rPr>
+          <w:rFonts w:ascii="TH SarabunPSK" w:eastAsia="Times New Roman" w:hAnsi="TH SarabunPSK" w:cs="TH SarabunPSK"/>
+          <w:color w:val="000000" w:themeColor="text1"/>
+          <w:sz w:val="32"/>
+          <w:szCs w:val="32"/>
+          <w:cs/>
+        </w:rPr>
+        <w:tab/>
+      </w:r>
+      <w:r>
+        <w:rPr>
+          <w:rFonts w:ascii="TH SarabunPSK" w:eastAsia="Times New Roman" w:hAnsi="TH SarabunPSK" w:cs="TH SarabunPSK"/>
+          <w:color w:val="000000" w:themeColor="text1"/>
+          <w:sz w:val="32"/>
+          <w:szCs w:val="32"/>
+        </w:rPr>
+        <w:tab/>
+        <w:t>8)</w:t>
+      </w:r>
+      <w:r>
+        <w:rPr>
+          <w:rFonts w:ascii="TH SarabunPSK" w:eastAsia="Times New Roman" w:hAnsi="TH SarabunPSK" w:cs="TH SarabunPSK"/>
+          <w:color w:val="FFFFFF" w:themeColor="background1"/>
+          <w:sz w:val="32"/>
+          <w:szCs w:val="32"/>
+        </w:rPr>
+        <w:t>**</w:t>
+      </w:r>
+      <w:r>
+        <w:rPr>
+          <w:rFonts w:ascii="TH SarabunPSK" w:eastAsia="Times New Roman" w:hAnsi="TH SarabunPSK" w:cs="TH SarabunPSK" w:hint="cs"/>
+          <w:color w:val="000000" w:themeColor="text1"/>
+          <w:sz w:val="32"/>
+          <w:szCs w:val="32"/>
+          <w:cs/>
+        </w:rPr>
+        <w:t>สามารถตรวจสอบความประพฤติ</w:t>
+      </w:r>
+    </w:p>
+    <w:p>
+      <w:pPr>
+        <w:tabs>
+          <w:tab w:val="left" w:pos="1276"/>
+          <w:tab w:val="left" w:pos="1701"/>
+          <w:tab w:val="left" w:pos="1985"/>
+          <w:tab w:val="left" w:pos="2127"/>
+          <w:tab w:val="left" w:pos="2410"/>
+          <w:tab w:val="left" w:pos="2552"/>
+        </w:tabs>
+        <w:spacing w:after="0"/>
+        <w:jc w:val="thaiDistribute"/>
+        <w:rPr>
+          <w:rFonts w:ascii="TH SarabunPSK" w:eastAsia="Times New Roman" w:hAnsi="TH SarabunPSK" w:cs="TH SarabunPSK"/>
+          <w:sz w:val="32"/>
+          <w:szCs w:val="32"/>
+        </w:rPr>
+      </w:pPr>
+      <w:r>
+        <w:rPr>
+          <w:rFonts w:ascii="TH SarabunPSK" w:eastAsia="Times New Roman" w:hAnsi="TH SarabunPSK" w:cs="TH SarabunPSK"/>
+          <w:sz w:val="32"/>
+          <w:szCs w:val="32"/>
+        </w:rPr>
+        <w:tab/>
+      </w:r>
+      <w:r>
+        <w:rPr>
+          <w:rFonts w:ascii="TH SarabunPSK" w:eastAsia="Times New Roman" w:hAnsi="TH SarabunPSK" w:cs="TH SarabunPSK"/>
+          <w:sz w:val="32"/>
+          <w:szCs w:val="32"/>
+          <w:cs/>
+        </w:rPr>
+        <w:tab/>
+      </w:r>
+      <w:r>
+        <w:rPr>
+          <w:rFonts w:ascii="TH SarabunPSK" w:eastAsia="Times New Roman" w:hAnsi="TH SarabunPSK" w:cs="TH SarabunPSK"/>
+          <w:sz w:val="32"/>
+          <w:szCs w:val="32"/>
+          <w:cs/>
+        </w:rPr>
+        <w:tab/>
+      </w:r>
+      <w:r>
+        <w:rPr>
+          <w:rFonts w:ascii="TH SarabunPSK" w:eastAsia="Times New Roman" w:hAnsi="TH SarabunPSK" w:cs="TH SarabunPSK"/>
+          <w:sz w:val="32"/>
+          <w:szCs w:val="32"/>
+          <w:cs/>
+        </w:rPr>
+        <w:tab/>
+      </w:r>
+      <w:r>
+        <w:rPr>
+          <w:rFonts w:ascii="TH SarabunPSK" w:eastAsia="Times New Roman" w:hAnsi="TH SarabunPSK" w:cs="TH SarabunPSK"/>
+          <w:sz w:val="32"/>
+          <w:szCs w:val="32"/>
+          <w:cs/>
+        </w:rPr>
+        <w:tab/>
+      </w:r>
+      <w:r>
+        <w:rPr>
+          <w:rFonts w:ascii="TH SarabunPSK" w:eastAsia="Times New Roman" w:hAnsi="TH SarabunPSK" w:cs="TH SarabunPSK"/>
+          <w:sz w:val="32"/>
+          <w:szCs w:val="32"/>
+          <w:cs/>
+        </w:rPr>
+        <w:t>ขอบเขตของพนักงานทั่วไป (</w:t>
+      </w:r>
+      <w:r>
+        <w:rPr>
+          <w:rFonts w:ascii="TH SarabunPSK" w:eastAsia="Times New Roman" w:hAnsi="TH SarabunPSK" w:cs="TH SarabunPSK"/>
+          <w:sz w:val="32"/>
+          <w:szCs w:val="32"/>
+        </w:rPr>
+        <w:t>General Employee)</w:t>
+      </w:r>
+    </w:p>
+    <w:p>
+      <w:pPr>
+        <w:tabs>
+          <w:tab w:val="left" w:pos="1276"/>
+          <w:tab w:val="left" w:pos="1701"/>
+          <w:tab w:val="left" w:pos="1985"/>
+          <w:tab w:val="left" w:pos="2127"/>
+          <w:tab w:val="left" w:pos="2410"/>
+          <w:tab w:val="left" w:pos="2552"/>
+        </w:tabs>
+        <w:spacing w:after="0"/>
+        <w:jc w:val="thaiDistribute"/>
+        <w:rPr>
+          <w:rFonts w:ascii="TH SarabunPSK" w:eastAsia="Times New Roman" w:hAnsi="TH SarabunPSK" w:cs="TH SarabunPSK"/>
+          <w:sz w:val="32"/>
+          <w:szCs w:val="32"/>
+        </w:rPr>
+      </w:pPr>
+      <w:r>
+        <w:rPr>
+          <w:rFonts w:ascii="TH SarabunPSK" w:eastAsia="Times New Roman" w:hAnsi="TH SarabunPSK" w:cs="TH SarabunPSK"/>
+          <w:sz w:val="32"/>
+          <w:szCs w:val="32"/>
+        </w:rPr>
+        <w:tab/>
+      </w:r>
+      <w:r>
+        <w:rPr>
+          <w:rFonts w:ascii="TH SarabunPSK" w:eastAsia="Times New Roman" w:hAnsi="TH SarabunPSK" w:cs="TH SarabunPSK"/>
+          <w:sz w:val="32"/>
+          <w:szCs w:val="32"/>
+        </w:rPr>
+        <w:tab/>
+      </w:r>
+      <w:r>
+        <w:rPr>
+          <w:rFonts w:ascii="TH SarabunPSK" w:eastAsia="Times New Roman" w:hAnsi="TH SarabunPSK" w:cs="TH SarabunPSK"/>
+          <w:sz w:val="32"/>
+          <w:szCs w:val="32"/>
+        </w:rPr>
+        <w:tab/>
+      </w:r>
+      <w:r>
+        <w:rPr>
+          <w:rFonts w:ascii="TH SarabunPSK" w:eastAsia="Times New Roman" w:hAnsi="TH SarabunPSK" w:cs="TH SarabunPSK"/>
+          <w:sz w:val="32"/>
+          <w:szCs w:val="32"/>
+        </w:rPr>
+        <w:tab/>
+      </w:r>
+      <w:r>
+        <w:rPr>
+          <w:rFonts w:ascii="TH SarabunPSK" w:eastAsia="Times New Roman" w:hAnsi="TH SarabunPSK" w:cs="TH SarabunPSK"/>
+          <w:sz w:val="32"/>
+          <w:szCs w:val="32"/>
+        </w:rPr>
+        <w:tab/>
+        <w:t>1)</w:t>
+      </w:r>
+      <w:r>
+        <w:rPr>
+          <w:rFonts w:ascii="TH SarabunPSK" w:eastAsia="Times New Roman" w:hAnsi="TH SarabunPSK" w:cs="TH SarabunPSK"/>
+          <w:color w:val="FFFFFF" w:themeColor="background1"/>
+          <w:sz w:val="32"/>
+          <w:szCs w:val="32"/>
+        </w:rPr>
+        <w:t>**</w:t>
+      </w:r>
+      <w:r>
+        <w:rPr>
+          <w:rFonts w:ascii="TH SarabunPSK" w:eastAsia="Times New Roman" w:hAnsi="TH SarabunPSK" w:cs="TH SarabunPSK"/>
+          <w:sz w:val="32"/>
+          <w:szCs w:val="32"/>
+          <w:cs/>
+        </w:rPr>
+        <w:t>สามารถพิสูจน์ตัวตน (</w:t>
+      </w:r>
+      <w:r>
+        <w:rPr>
+          <w:rFonts w:ascii="TH SarabunPSK" w:eastAsia="Times New Roman" w:hAnsi="TH SarabunPSK" w:cs="TH SarabunPSK"/>
+          <w:sz w:val="32"/>
+          <w:szCs w:val="32"/>
+        </w:rPr>
+        <w:t xml:space="preserve">Authentication) </w:t>
+      </w:r>
+      <w:r>
+        <w:rPr>
+          <w:rFonts w:ascii="TH SarabunPSK" w:eastAsia="Times New Roman" w:hAnsi="TH SarabunPSK" w:cs="TH SarabunPSK"/>
+          <w:sz w:val="32"/>
+          <w:szCs w:val="32"/>
+          <w:cs/>
+        </w:rPr>
+        <w:t xml:space="preserve">เพื่อเข้าใช้งานระบบผ่านแพลตฟอร์ม </w:t>
+      </w:r>
+      <w:r>
+        <w:rPr>
+          <w:rFonts w:ascii="TH SarabunPSK" w:eastAsia="Times New Roman" w:hAnsi="TH SarabunPSK" w:cs="TH SarabunPSK"/>
+          <w:sz w:val="32"/>
+          <w:szCs w:val="32"/>
+        </w:rPr>
+        <w:t>LINE LIFF (LINE Front-end Framework)</w:t>
+      </w:r>
+      <w:r>
+        <w:rPr>
+          <w:rFonts w:ascii="TH SarabunPSK" w:eastAsia="Times New Roman" w:hAnsi="TH SarabunPSK" w:cs="TH SarabunPSK"/>
           <w:sz w:val="32"/>
           <w:szCs w:val="32"/>
         </w:rPr>
@@ -6651,18 +7624,438 @@
       </w:r>
       <w:r>
         <w:rPr>
-          <w:rStyle w:val="Strong"/>
-          <w:rFonts w:ascii="TH SarabunPSK" w:hAnsi="TH SarabunPSK" w:cs="TH SarabunPSK"/>
-          <w:b w:val="0"/>
-          <w:bCs w:val="0"/>
-          <w:sz w:val="32"/>
-          <w:szCs w:val="32"/>
-        </w:rPr>
-        <w:t>LINE OA</w:t>
-      </w:r>
-      <w:r>
-        <w:rPr>
-          <w:rFonts w:ascii="TH SarabunPSK" w:hAnsi="TH SarabunPSK" w:cs="TH SarabunPSK"/>
+          <w:rFonts w:ascii="TH SarabunPSK" w:eastAsia="Times New Roman" w:hAnsi="TH SarabunPSK" w:cs="TH SarabunPSK" w:hint="cs"/>
+          <w:sz w:val="32"/>
+          <w:szCs w:val="32"/>
+          <w:cs/>
+        </w:rPr>
+        <w:t xml:space="preserve">ด้วย </w:t>
+      </w:r>
+      <w:r>
+        <w:rPr>
+          <w:rFonts w:ascii="TH SarabunPSK" w:eastAsia="Times New Roman" w:hAnsi="TH SarabunPSK" w:cs="TH SarabunPSK"/>
+          <w:sz w:val="32"/>
+          <w:szCs w:val="32"/>
+        </w:rPr>
+        <w:t xml:space="preserve">OTP </w:t>
+      </w:r>
+      <w:r>
+        <w:rPr>
+          <w:rFonts w:ascii="TH SarabunPSK" w:eastAsia="Times New Roman" w:hAnsi="TH SarabunPSK" w:cs="TH SarabunPSK" w:hint="cs"/>
+          <w:sz w:val="32"/>
+          <w:szCs w:val="32"/>
+          <w:cs/>
+        </w:rPr>
+        <w:t>ผ่านอีเมล</w:t>
+      </w:r>
+    </w:p>
+    <w:p>
+      <w:pPr>
+        <w:tabs>
+          <w:tab w:val="left" w:pos="1276"/>
+          <w:tab w:val="left" w:pos="1701"/>
+          <w:tab w:val="left" w:pos="1985"/>
+          <w:tab w:val="left" w:pos="2127"/>
+          <w:tab w:val="left" w:pos="2410"/>
+          <w:tab w:val="left" w:pos="2552"/>
+        </w:tabs>
+        <w:spacing w:after="0"/>
+        <w:jc w:val="thaiDistribute"/>
+        <w:rPr>
+          <w:rFonts w:ascii="TH SarabunPSK" w:eastAsia="Times New Roman" w:hAnsi="TH SarabunPSK" w:cs="TH SarabunPSK"/>
+          <w:sz w:val="32"/>
+          <w:szCs w:val="32"/>
+        </w:rPr>
+      </w:pPr>
+      <w:r>
+        <w:rPr>
+          <w:rFonts w:ascii="TH SarabunPSK" w:eastAsia="Times New Roman" w:hAnsi="TH SarabunPSK" w:cs="TH SarabunPSK"/>
+          <w:sz w:val="32"/>
+          <w:szCs w:val="32"/>
+          <w:cs/>
+        </w:rPr>
+        <w:tab/>
+      </w:r>
+      <w:r>
+        <w:rPr>
+          <w:rFonts w:ascii="TH SarabunPSK" w:eastAsia="Times New Roman" w:hAnsi="TH SarabunPSK" w:cs="TH SarabunPSK"/>
+          <w:sz w:val="32"/>
+          <w:szCs w:val="32"/>
+          <w:cs/>
+        </w:rPr>
+        <w:tab/>
+      </w:r>
+      <w:r>
+        <w:rPr>
+          <w:rFonts w:ascii="TH SarabunPSK" w:eastAsia="Times New Roman" w:hAnsi="TH SarabunPSK" w:cs="TH SarabunPSK"/>
+          <w:sz w:val="32"/>
+          <w:szCs w:val="32"/>
+          <w:cs/>
+        </w:rPr>
+        <w:tab/>
+      </w:r>
+      <w:r>
+        <w:rPr>
+          <w:rFonts w:ascii="TH SarabunPSK" w:eastAsia="Times New Roman" w:hAnsi="TH SarabunPSK" w:cs="TH SarabunPSK"/>
+          <w:sz w:val="32"/>
+          <w:szCs w:val="32"/>
+          <w:cs/>
+        </w:rPr>
+        <w:tab/>
+      </w:r>
+      <w:r>
+        <w:rPr>
+          <w:rFonts w:ascii="TH SarabunPSK" w:eastAsia="Times New Roman" w:hAnsi="TH SarabunPSK" w:cs="TH SarabunPSK"/>
+          <w:sz w:val="32"/>
+          <w:szCs w:val="32"/>
+          <w:cs/>
+        </w:rPr>
+        <w:tab/>
+      </w:r>
+      <w:r>
+        <w:rPr>
+          <w:rFonts w:ascii="TH SarabunPSK" w:eastAsia="Times New Roman" w:hAnsi="TH SarabunPSK" w:cs="TH SarabunPSK" w:hint="cs"/>
+          <w:sz w:val="32"/>
+          <w:szCs w:val="32"/>
+          <w:cs/>
+        </w:rPr>
+        <w:t>2</w:t>
+      </w:r>
+      <w:r>
+        <w:rPr>
+          <w:rFonts w:ascii="TH SarabunPSK" w:eastAsia="Times New Roman" w:hAnsi="TH SarabunPSK" w:cs="TH SarabunPSK"/>
+          <w:sz w:val="32"/>
+          <w:szCs w:val="32"/>
+        </w:rPr>
+        <w:t>)</w:t>
+      </w:r>
+      <w:r>
+        <w:rPr>
+          <w:rFonts w:ascii="TH SarabunPSK" w:eastAsia="Times New Roman" w:hAnsi="TH SarabunPSK" w:cs="TH SarabunPSK"/>
+          <w:color w:val="FFFFFF" w:themeColor="background1"/>
+          <w:sz w:val="32"/>
+          <w:szCs w:val="32"/>
+        </w:rPr>
+        <w:t>**</w:t>
+      </w:r>
+      <w:r>
+        <w:rPr>
+          <w:rFonts w:ascii="TH SarabunPSK" w:eastAsia="Times New Roman" w:hAnsi="TH SarabunPSK" w:cs="TH SarabunPSK"/>
+          <w:sz w:val="32"/>
+          <w:szCs w:val="32"/>
+          <w:cs/>
+        </w:rPr>
+        <w:t>สามารถรับการแจ้งเตือนวาระสำคัญ เช่น วันคล้ายวันเกิดของตนเอง</w:t>
+      </w:r>
+    </w:p>
+    <w:p>
+      <w:pPr>
+        <w:tabs>
+          <w:tab w:val="left" w:pos="1276"/>
+          <w:tab w:val="left" w:pos="1701"/>
+          <w:tab w:val="left" w:pos="1985"/>
+          <w:tab w:val="left" w:pos="2127"/>
+          <w:tab w:val="left" w:pos="2410"/>
+        </w:tabs>
+        <w:spacing w:after="0"/>
+        <w:jc w:val="thaiDistribute"/>
+        <w:rPr>
+          <w:rFonts w:ascii="TH SarabunPSK" w:eastAsia="Times New Roman" w:hAnsi="TH SarabunPSK" w:cs="TH SarabunPSK"/>
+          <w:sz w:val="32"/>
+          <w:szCs w:val="32"/>
+        </w:rPr>
+      </w:pPr>
+      <w:r>
+        <w:rPr>
+          <w:rFonts w:ascii="TH SarabunPSK" w:eastAsia="Times New Roman" w:hAnsi="TH SarabunPSK" w:cs="TH SarabunPSK"/>
+          <w:sz w:val="32"/>
+          <w:szCs w:val="32"/>
+        </w:rPr>
+        <w:tab/>
+      </w:r>
+      <w:r>
+        <w:rPr>
+          <w:rFonts w:ascii="TH SarabunPSK" w:eastAsia="Times New Roman" w:hAnsi="TH SarabunPSK" w:cs="TH SarabunPSK"/>
+          <w:sz w:val="32"/>
+          <w:szCs w:val="32"/>
+        </w:rPr>
+        <w:tab/>
+      </w:r>
+      <w:r>
+        <w:rPr>
+          <w:rFonts w:ascii="TH SarabunPSK" w:eastAsia="Times New Roman" w:hAnsi="TH SarabunPSK" w:cs="TH SarabunPSK"/>
+          <w:sz w:val="32"/>
+          <w:szCs w:val="32"/>
+        </w:rPr>
+        <w:tab/>
+      </w:r>
+      <w:r>
+        <w:rPr>
+          <w:rFonts w:ascii="TH SarabunPSK" w:eastAsia="Times New Roman" w:hAnsi="TH SarabunPSK" w:cs="TH SarabunPSK"/>
+          <w:sz w:val="32"/>
+          <w:szCs w:val="32"/>
+        </w:rPr>
+        <w:tab/>
+      </w:r>
+      <w:r>
+        <w:rPr>
+          <w:rFonts w:ascii="TH SarabunPSK" w:eastAsia="Times New Roman" w:hAnsi="TH SarabunPSK" w:cs="TH SarabunPSK"/>
+          <w:sz w:val="32"/>
+          <w:szCs w:val="32"/>
+        </w:rPr>
+        <w:tab/>
+        <w:t>3)</w:t>
+      </w:r>
+      <w:r>
+        <w:rPr>
+          <w:rFonts w:ascii="TH SarabunPSK" w:eastAsia="Times New Roman" w:hAnsi="TH SarabunPSK" w:cs="TH SarabunPSK"/>
+          <w:color w:val="FFFFFF" w:themeColor="background1"/>
+          <w:sz w:val="32"/>
+          <w:szCs w:val="32"/>
+        </w:rPr>
+        <w:t>**</w:t>
+      </w:r>
+      <w:r>
+        <w:rPr>
+          <w:rFonts w:ascii="TH SarabunPSK" w:eastAsia="Times New Roman" w:hAnsi="TH SarabunPSK" w:cs="TH SarabunPSK"/>
+          <w:sz w:val="32"/>
+          <w:szCs w:val="32"/>
+          <w:cs/>
+        </w:rPr>
+        <w:t>สามารถรับการแจ้งเตือนกำหนดการประชุมล่วงหน้าตามช่วงเวลาที่กำหนด (</w:t>
+      </w:r>
+      <w:r>
+        <w:rPr>
+          <w:rFonts w:ascii="TH SarabunPSK" w:eastAsia="Times New Roman" w:hAnsi="TH SarabunPSK" w:cs="TH SarabunPSK"/>
+          <w:sz w:val="32"/>
+          <w:szCs w:val="32"/>
+        </w:rPr>
+        <w:t xml:space="preserve">15, 10 </w:t>
+      </w:r>
+      <w:r>
+        <w:rPr>
+          <w:rFonts w:ascii="TH SarabunPSK" w:eastAsia="Times New Roman" w:hAnsi="TH SarabunPSK" w:cs="TH SarabunPSK"/>
+          <w:sz w:val="32"/>
+          <w:szCs w:val="32"/>
+          <w:cs/>
+        </w:rPr>
+        <w:t xml:space="preserve">และ </w:t>
+      </w:r>
+      <w:r>
+        <w:rPr>
+          <w:rFonts w:ascii="TH SarabunPSK" w:eastAsia="Times New Roman" w:hAnsi="TH SarabunPSK" w:cs="TH SarabunPSK"/>
+          <w:sz w:val="32"/>
+          <w:szCs w:val="32"/>
+        </w:rPr>
+        <w:t xml:space="preserve">5 </w:t>
+      </w:r>
+      <w:r>
+        <w:rPr>
+          <w:rFonts w:ascii="TH SarabunPSK" w:eastAsia="Times New Roman" w:hAnsi="TH SarabunPSK" w:cs="TH SarabunPSK"/>
+          <w:sz w:val="32"/>
+          <w:szCs w:val="32"/>
+          <w:cs/>
+        </w:rPr>
+        <w:t>นาที)</w:t>
+      </w:r>
+    </w:p>
+    <w:p>
+      <w:pPr>
+        <w:tabs>
+          <w:tab w:val="left" w:pos="1276"/>
+          <w:tab w:val="left" w:pos="1701"/>
+          <w:tab w:val="left" w:pos="1985"/>
+          <w:tab w:val="left" w:pos="2127"/>
+          <w:tab w:val="left" w:pos="2410"/>
+        </w:tabs>
+        <w:spacing w:after="0"/>
+        <w:jc w:val="thaiDistribute"/>
+        <w:rPr>
+          <w:rFonts w:ascii="TH SarabunPSK" w:eastAsia="Times New Roman" w:hAnsi="TH SarabunPSK" w:cs="TH SarabunPSK"/>
+          <w:sz w:val="32"/>
+          <w:szCs w:val="32"/>
+        </w:rPr>
+      </w:pPr>
+      <w:r>
+        <w:rPr>
+          <w:rFonts w:ascii="TH SarabunPSK" w:eastAsia="Times New Roman" w:hAnsi="TH SarabunPSK" w:cs="TH SarabunPSK"/>
+          <w:sz w:val="32"/>
+          <w:szCs w:val="32"/>
+        </w:rPr>
+        <w:tab/>
+      </w:r>
+      <w:r>
+        <w:rPr>
+          <w:rFonts w:ascii="TH SarabunPSK" w:eastAsia="Times New Roman" w:hAnsi="TH SarabunPSK" w:cs="TH SarabunPSK"/>
+          <w:sz w:val="32"/>
+          <w:szCs w:val="32"/>
+        </w:rPr>
+        <w:tab/>
+      </w:r>
+      <w:r>
+        <w:rPr>
+          <w:rFonts w:ascii="TH SarabunPSK" w:eastAsia="Times New Roman" w:hAnsi="TH SarabunPSK" w:cs="TH SarabunPSK"/>
+          <w:sz w:val="32"/>
+          <w:szCs w:val="32"/>
+        </w:rPr>
+        <w:tab/>
+      </w:r>
+      <w:r>
+        <w:rPr>
+          <w:rFonts w:ascii="TH SarabunPSK" w:eastAsia="Times New Roman" w:hAnsi="TH SarabunPSK" w:cs="TH SarabunPSK"/>
+          <w:sz w:val="32"/>
+          <w:szCs w:val="32"/>
+        </w:rPr>
+        <w:tab/>
+      </w:r>
+      <w:r>
+        <w:rPr>
+          <w:rFonts w:ascii="TH SarabunPSK" w:eastAsia="Times New Roman" w:hAnsi="TH SarabunPSK" w:cs="TH SarabunPSK"/>
+          <w:sz w:val="32"/>
+          <w:szCs w:val="32"/>
+        </w:rPr>
+        <w:tab/>
+        <w:t>4)</w:t>
+      </w:r>
+      <w:r>
+        <w:rPr>
+          <w:rFonts w:ascii="TH SarabunPSK" w:eastAsia="Times New Roman" w:hAnsi="TH SarabunPSK" w:cs="TH SarabunPSK"/>
+          <w:color w:val="FFFFFF" w:themeColor="background1"/>
+          <w:sz w:val="32"/>
+          <w:szCs w:val="32"/>
+        </w:rPr>
+        <w:t>**</w:t>
+      </w:r>
+      <w:r>
+        <w:rPr>
+          <w:rFonts w:ascii="TH SarabunPSK" w:eastAsia="Times New Roman" w:hAnsi="TH SarabunPSK" w:cs="TH SarabunPSK"/>
+          <w:sz w:val="32"/>
+          <w:szCs w:val="32"/>
+          <w:cs/>
+        </w:rPr>
+        <w:t>สามารถสืบค้นข้อมูลองค์กร ระเบียบปฏิบัติ หรือข้อมูลทั่วไปผ่านตัวแทนปัญญาประดิษฐ์ (</w:t>
+      </w:r>
+      <w:r>
+        <w:rPr>
+          <w:rFonts w:ascii="TH SarabunPSK" w:eastAsia="Times New Roman" w:hAnsi="TH SarabunPSK" w:cs="TH SarabunPSK"/>
+          <w:sz w:val="32"/>
+          <w:szCs w:val="32"/>
+        </w:rPr>
+        <w:t xml:space="preserve">AI Agent) </w:t>
+      </w:r>
+      <w:r>
+        <w:rPr>
+          <w:rFonts w:ascii="TH SarabunPSK" w:eastAsia="Times New Roman" w:hAnsi="TH SarabunPSK" w:cs="TH SarabunPSK"/>
+          <w:sz w:val="32"/>
+          <w:szCs w:val="32"/>
+          <w:cs/>
+        </w:rPr>
+        <w:t xml:space="preserve">โดยอาศัยเทคนิค </w:t>
+      </w:r>
+      <w:r>
+        <w:rPr>
+          <w:rFonts w:ascii="TH SarabunPSK" w:eastAsia="Times New Roman" w:hAnsi="TH SarabunPSK" w:cs="TH SarabunPSK"/>
+          <w:sz w:val="32"/>
+          <w:szCs w:val="32"/>
+        </w:rPr>
+        <w:t>Retrieval-Augmented Generation (RAG)</w:t>
+      </w:r>
+    </w:p>
+    <w:p>
+      <w:pPr>
+        <w:tabs>
+          <w:tab w:val="left" w:pos="1276"/>
+          <w:tab w:val="left" w:pos="1701"/>
+          <w:tab w:val="left" w:pos="1985"/>
+          <w:tab w:val="left" w:pos="2127"/>
+          <w:tab w:val="left" w:pos="2410"/>
+        </w:tabs>
+        <w:spacing w:after="0"/>
+        <w:jc w:val="thaiDistribute"/>
+        <w:rPr>
+          <w:rFonts w:ascii="TH SarabunPSK" w:eastAsia="Times New Roman" w:hAnsi="TH SarabunPSK" w:cs="TH SarabunPSK"/>
+          <w:sz w:val="32"/>
+          <w:szCs w:val="32"/>
+        </w:rPr>
+      </w:pPr>
+      <w:r>
+        <w:rPr>
+          <w:rFonts w:ascii="TH SarabunPSK" w:eastAsia="Times New Roman" w:hAnsi="TH SarabunPSK" w:cs="TH SarabunPSK"/>
+          <w:sz w:val="32"/>
+          <w:szCs w:val="32"/>
+        </w:rPr>
+        <w:tab/>
+      </w:r>
+      <w:r>
+        <w:rPr>
+          <w:rFonts w:ascii="TH SarabunPSK" w:eastAsia="Times New Roman" w:hAnsi="TH SarabunPSK" w:cs="TH SarabunPSK"/>
+          <w:sz w:val="32"/>
+          <w:szCs w:val="32"/>
+        </w:rPr>
+        <w:tab/>
+      </w:r>
+      <w:r>
+        <w:rPr>
+          <w:rFonts w:ascii="TH SarabunPSK" w:eastAsia="Times New Roman" w:hAnsi="TH SarabunPSK" w:cs="TH SarabunPSK"/>
+          <w:sz w:val="32"/>
+          <w:szCs w:val="32"/>
+        </w:rPr>
+        <w:tab/>
+      </w:r>
+      <w:r>
+        <w:rPr>
+          <w:rFonts w:ascii="TH SarabunPSK" w:eastAsia="Times New Roman" w:hAnsi="TH SarabunPSK" w:cs="TH SarabunPSK"/>
+          <w:sz w:val="32"/>
+          <w:szCs w:val="32"/>
+        </w:rPr>
+        <w:tab/>
+      </w:r>
+      <w:r>
+        <w:rPr>
+          <w:rFonts w:ascii="TH SarabunPSK" w:eastAsia="Times New Roman" w:hAnsi="TH SarabunPSK" w:cs="TH SarabunPSK"/>
+          <w:sz w:val="32"/>
+          <w:szCs w:val="32"/>
+        </w:rPr>
+        <w:tab/>
+        <w:t>5)</w:t>
+      </w:r>
+      <w:r>
+        <w:rPr>
+          <w:rFonts w:ascii="TH SarabunPSK" w:eastAsia="Times New Roman" w:hAnsi="TH SarabunPSK" w:cs="TH SarabunPSK"/>
+          <w:color w:val="FFFFFF" w:themeColor="background1"/>
+          <w:sz w:val="32"/>
+          <w:szCs w:val="32"/>
+        </w:rPr>
+        <w:t>**</w:t>
+      </w:r>
+      <w:r>
+        <w:rPr>
+          <w:rFonts w:ascii="TH SarabunPSK" w:eastAsia="Times New Roman" w:hAnsi="TH SarabunPSK" w:cs="TH SarabunPSK"/>
+          <w:sz w:val="32"/>
+          <w:szCs w:val="32"/>
+          <w:cs/>
+        </w:rPr>
+        <w:t xml:space="preserve">สามารถส่งไฟล์ภาพผ่าน </w:t>
+      </w:r>
+      <w:r>
+        <w:rPr>
+          <w:rFonts w:ascii="TH SarabunPSK" w:eastAsia="Times New Roman" w:hAnsi="TH SarabunPSK" w:cs="TH SarabunPSK"/>
+          <w:sz w:val="32"/>
+          <w:szCs w:val="32"/>
+        </w:rPr>
+        <w:t>L</w:t>
+      </w:r>
+      <w:r>
+        <w:rPr>
+          <w:rFonts w:ascii="TH SarabunPSK" w:eastAsia="Times New Roman" w:hAnsi="TH SarabunPSK" w:cs="TH SarabunPSK"/>
+          <w:sz w:val="32"/>
+          <w:szCs w:val="32"/>
+        </w:rPr>
+        <w:t>ine</w:t>
+      </w:r>
+      <w:r>
+        <w:rPr>
+          <w:rFonts w:ascii="TH SarabunPSK" w:eastAsia="Times New Roman" w:hAnsi="TH SarabunPSK" w:cs="TH SarabunPSK"/>
           <w:sz w:val="32"/>
           <w:szCs w:val="32"/>
         </w:rPr>
@@ -6670,41 +8063,39 @@
       </w:r>
       <w:r>
         <w:rPr>
-          <w:rFonts w:ascii="TH SarabunPSK" w:hAnsi="TH SarabunPSK" w:cs="TH SarabunPSK"/>
-          <w:sz w:val="32"/>
-          <w:szCs w:val="32"/>
-          <w:cs/>
-        </w:rPr>
-        <w:t xml:space="preserve">เป็นช่องทางหลักในการสื่อสาร และมี </w:t>
-      </w:r>
-      <w:r>
-        <w:rPr>
-          <w:rStyle w:val="Strong"/>
-          <w:rFonts w:ascii="TH SarabunPSK" w:hAnsi="TH SarabunPSK" w:cs="TH SarabunPSK"/>
-          <w:b w:val="0"/>
-          <w:bCs w:val="0"/>
-          <w:sz w:val="32"/>
-          <w:szCs w:val="32"/>
-        </w:rPr>
-        <w:t xml:space="preserve">OTP </w:t>
-      </w:r>
-      <w:r>
-        <w:rPr>
-          <w:rStyle w:val="Strong"/>
-          <w:rFonts w:ascii="TH SarabunPSK" w:hAnsi="TH SarabunPSK" w:cs="TH SarabunPSK"/>
-          <w:b w:val="0"/>
-          <w:bCs w:val="0"/>
-          <w:sz w:val="32"/>
-          <w:szCs w:val="32"/>
-          <w:cs/>
-        </w:rPr>
-        <w:t>ตามเบอร์มือถือ</w:t>
-      </w:r>
-      <w:r>
-        <w:rPr>
-          <w:rFonts w:ascii="TH SarabunPSK" w:hAnsi="TH SarabunPSK" w:cs="TH SarabunPSK"/>
-          <w:b/>
-          <w:bCs/>
+          <w:rFonts w:ascii="TH SarabunPSK" w:eastAsia="Times New Roman" w:hAnsi="TH SarabunPSK" w:cs="TH SarabunPSK"/>
+          <w:sz w:val="32"/>
+          <w:szCs w:val="32"/>
+        </w:rPr>
+        <w:t>O</w:t>
+      </w:r>
+      <w:r>
+        <w:rPr>
+          <w:rFonts w:ascii="TH SarabunPSK" w:eastAsia="Times New Roman" w:hAnsi="TH SarabunPSK" w:cs="TH SarabunPSK"/>
+          <w:sz w:val="32"/>
+          <w:szCs w:val="32"/>
+        </w:rPr>
+        <w:t xml:space="preserve">fficial </w:t>
+      </w:r>
+      <w:r>
+        <w:rPr>
+          <w:rFonts w:ascii="TH SarabunPSK" w:eastAsia="Times New Roman" w:hAnsi="TH SarabunPSK" w:cs="TH SarabunPSK"/>
+          <w:sz w:val="32"/>
+          <w:szCs w:val="32"/>
+        </w:rPr>
+        <w:t>A</w:t>
+      </w:r>
+      <w:r>
+        <w:rPr>
+          <w:rFonts w:ascii="TH SarabunPSK" w:eastAsia="Times New Roman" w:hAnsi="TH SarabunPSK" w:cs="TH SarabunPSK"/>
+          <w:sz w:val="32"/>
+          <w:szCs w:val="32"/>
+        </w:rPr>
+        <w:t>ccount</w:t>
+      </w:r>
+      <w:r>
+        <w:rPr>
+          <w:rFonts w:ascii="TH SarabunPSK" w:eastAsia="Times New Roman" w:hAnsi="TH SarabunPSK" w:cs="TH SarabunPSK"/>
           <w:sz w:val="32"/>
           <w:szCs w:val="32"/>
         </w:rPr>
@@ -6712,12 +8103,1063 @@
       </w:r>
       <w:r>
         <w:rPr>
-          <w:rFonts w:ascii="TH SarabunPSK" w:hAnsi="TH SarabunPSK" w:cs="TH SarabunPSK"/>
-          <w:sz w:val="32"/>
-          <w:szCs w:val="32"/>
-          <w:cs/>
-        </w:rPr>
-        <w:t>เพื่อยืนยันตัว</w:t>
+          <w:rFonts w:ascii="TH SarabunPSK" w:eastAsia="Times New Roman" w:hAnsi="TH SarabunPSK" w:cs="TH SarabunPSK"/>
+          <w:sz w:val="32"/>
+          <w:szCs w:val="32"/>
+          <w:cs/>
+        </w:rPr>
+        <w:t xml:space="preserve">โดยระบบจะตรวจสอบและจัดเก็บเฉพาะสลิปการโอนเงินลง </w:t>
+      </w:r>
+      <w:r>
+        <w:rPr>
+          <w:rFonts w:ascii="TH SarabunPSK" w:eastAsia="Times New Roman" w:hAnsi="TH SarabunPSK" w:cs="TH SarabunPSK"/>
+          <w:sz w:val="32"/>
+          <w:szCs w:val="32"/>
+        </w:rPr>
+        <w:t xml:space="preserve">Google Drive </w:t>
+      </w:r>
+      <w:r>
+        <w:rPr>
+          <w:rFonts w:ascii="TH SarabunPSK" w:eastAsia="Times New Roman" w:hAnsi="TH SarabunPSK" w:cs="TH SarabunPSK"/>
+          <w:sz w:val="32"/>
+          <w:szCs w:val="32"/>
+          <w:cs/>
+        </w:rPr>
+        <w:t>โดยอัตโนมัติ</w:t>
+      </w:r>
+    </w:p>
+    <w:p>
+      <w:pPr>
+        <w:tabs>
+          <w:tab w:val="left" w:pos="1276"/>
+          <w:tab w:val="left" w:pos="1701"/>
+          <w:tab w:val="left" w:pos="1985"/>
+          <w:tab w:val="left" w:pos="2127"/>
+          <w:tab w:val="left" w:pos="2410"/>
+        </w:tabs>
+        <w:spacing w:after="0"/>
+        <w:jc w:val="thaiDistribute"/>
+        <w:rPr>
+          <w:rFonts w:ascii="TH SarabunPSK" w:eastAsia="Times New Roman" w:hAnsi="TH SarabunPSK" w:cs="TH SarabunPSK"/>
+          <w:sz w:val="32"/>
+          <w:szCs w:val="32"/>
+        </w:rPr>
+      </w:pPr>
+      <w:r>
+        <w:rPr>
+          <w:rFonts w:ascii="TH SarabunPSK" w:eastAsia="Times New Roman" w:hAnsi="TH SarabunPSK" w:cs="TH SarabunPSK"/>
+          <w:sz w:val="32"/>
+          <w:szCs w:val="32"/>
+        </w:rPr>
+        <w:tab/>
+      </w:r>
+      <w:r>
+        <w:rPr>
+          <w:rFonts w:ascii="TH SarabunPSK" w:eastAsia="Times New Roman" w:hAnsi="TH SarabunPSK" w:cs="TH SarabunPSK"/>
+          <w:sz w:val="32"/>
+          <w:szCs w:val="32"/>
+        </w:rPr>
+        <w:tab/>
+      </w:r>
+      <w:r>
+        <w:rPr>
+          <w:rFonts w:ascii="TH SarabunPSK" w:eastAsia="Times New Roman" w:hAnsi="TH SarabunPSK" w:cs="TH SarabunPSK"/>
+          <w:sz w:val="32"/>
+          <w:szCs w:val="32"/>
+        </w:rPr>
+        <w:tab/>
+      </w:r>
+      <w:r>
+        <w:rPr>
+          <w:rFonts w:ascii="TH SarabunPSK" w:eastAsia="Times New Roman" w:hAnsi="TH SarabunPSK" w:cs="TH SarabunPSK"/>
+          <w:sz w:val="32"/>
+          <w:szCs w:val="32"/>
+        </w:rPr>
+        <w:tab/>
+      </w:r>
+      <w:r>
+        <w:rPr>
+          <w:rFonts w:ascii="TH SarabunPSK" w:eastAsia="Times New Roman" w:hAnsi="TH SarabunPSK" w:cs="TH SarabunPSK"/>
+          <w:sz w:val="32"/>
+          <w:szCs w:val="32"/>
+        </w:rPr>
+        <w:tab/>
+        <w:t>6)</w:t>
+      </w:r>
+      <w:r>
+        <w:rPr>
+          <w:rFonts w:ascii="TH SarabunPSK" w:eastAsia="Times New Roman" w:hAnsi="TH SarabunPSK" w:cs="TH SarabunPSK"/>
+          <w:color w:val="FFFFFF" w:themeColor="background1"/>
+          <w:sz w:val="32"/>
+          <w:szCs w:val="32"/>
+        </w:rPr>
+        <w:t>**</w:t>
+      </w:r>
+      <w:r>
+        <w:rPr>
+          <w:rFonts w:ascii="TH SarabunPSK" w:eastAsia="Times New Roman" w:hAnsi="TH SarabunPSK" w:cs="TH SarabunPSK"/>
+          <w:sz w:val="32"/>
+          <w:szCs w:val="32"/>
+          <w:cs/>
+        </w:rPr>
+        <w:t>สามารถเข้าถึงและดาวน์โหลดเอกสารสรุปการจ่ายเงินเดือน (</w:t>
+      </w:r>
+      <w:proofErr w:type="spellStart"/>
+      <w:r>
+        <w:rPr>
+          <w:rFonts w:ascii="TH SarabunPSK" w:eastAsia="Times New Roman" w:hAnsi="TH SarabunPSK" w:cs="TH SarabunPSK"/>
+          <w:sz w:val="32"/>
+          <w:szCs w:val="32"/>
+        </w:rPr>
+        <w:t>Payslip</w:t>
+      </w:r>
+      <w:proofErr w:type="spellEnd"/>
+      <w:r>
+        <w:rPr>
+          <w:rFonts w:ascii="TH SarabunPSK" w:eastAsia="Times New Roman" w:hAnsi="TH SarabunPSK" w:cs="TH SarabunPSK"/>
+          <w:sz w:val="32"/>
+          <w:szCs w:val="32"/>
+        </w:rPr>
+        <w:t xml:space="preserve">) </w:t>
+      </w:r>
+      <w:r>
+        <w:rPr>
+          <w:rFonts w:ascii="TH SarabunPSK" w:eastAsia="Times New Roman" w:hAnsi="TH SarabunPSK" w:cs="TH SarabunPSK"/>
+          <w:sz w:val="32"/>
+          <w:szCs w:val="32"/>
+          <w:cs/>
+        </w:rPr>
+        <w:t xml:space="preserve">และหนังสือรับรองการหักภาษี ณ ที่จ่าย (ทวิ </w:t>
+      </w:r>
+      <w:r>
+        <w:rPr>
+          <w:rFonts w:ascii="TH SarabunPSK" w:eastAsia="Times New Roman" w:hAnsi="TH SarabunPSK" w:cs="TH SarabunPSK"/>
+          <w:sz w:val="32"/>
+          <w:szCs w:val="32"/>
+        </w:rPr>
+        <w:t>50)</w:t>
+      </w:r>
+    </w:p>
+    <w:p>
+      <w:pPr>
+        <w:tabs>
+          <w:tab w:val="left" w:pos="1276"/>
+          <w:tab w:val="left" w:pos="1701"/>
+          <w:tab w:val="left" w:pos="1985"/>
+          <w:tab w:val="left" w:pos="2127"/>
+          <w:tab w:val="left" w:pos="2410"/>
+        </w:tabs>
+        <w:spacing w:after="0"/>
+        <w:jc w:val="thaiDistribute"/>
+        <w:rPr>
+          <w:rFonts w:ascii="TH SarabunPSK" w:eastAsia="Times New Roman" w:hAnsi="TH SarabunPSK" w:cs="TH SarabunPSK"/>
+          <w:sz w:val="32"/>
+          <w:szCs w:val="32"/>
+          <w:cs/>
+        </w:rPr>
+      </w:pPr>
+      <w:r>
+        <w:rPr>
+          <w:rFonts w:ascii="TH SarabunPSK" w:eastAsia="Times New Roman" w:hAnsi="TH SarabunPSK" w:cs="TH SarabunPSK"/>
+          <w:sz w:val="32"/>
+          <w:szCs w:val="32"/>
+        </w:rPr>
+        <w:tab/>
+      </w:r>
+      <w:r>
+        <w:rPr>
+          <w:rFonts w:ascii="TH SarabunPSK" w:eastAsia="Times New Roman" w:hAnsi="TH SarabunPSK" w:cs="TH SarabunPSK"/>
+          <w:sz w:val="32"/>
+          <w:szCs w:val="32"/>
+        </w:rPr>
+        <w:tab/>
+      </w:r>
+      <w:r>
+        <w:rPr>
+          <w:rFonts w:ascii="TH SarabunPSK" w:eastAsia="Times New Roman" w:hAnsi="TH SarabunPSK" w:cs="TH SarabunPSK"/>
+          <w:sz w:val="32"/>
+          <w:szCs w:val="32"/>
+        </w:rPr>
+        <w:tab/>
+      </w:r>
+      <w:r>
+        <w:rPr>
+          <w:rFonts w:ascii="TH SarabunPSK" w:eastAsia="Times New Roman" w:hAnsi="TH SarabunPSK" w:cs="TH SarabunPSK"/>
+          <w:sz w:val="32"/>
+          <w:szCs w:val="32"/>
+        </w:rPr>
+        <w:tab/>
+      </w:r>
+      <w:r>
+        <w:rPr>
+          <w:rFonts w:ascii="TH SarabunPSK" w:eastAsia="Times New Roman" w:hAnsi="TH SarabunPSK" w:cs="TH SarabunPSK"/>
+          <w:sz w:val="32"/>
+          <w:szCs w:val="32"/>
+        </w:rPr>
+        <w:tab/>
+        <w:t>7)</w:t>
+      </w:r>
+      <w:r>
+        <w:rPr>
+          <w:rFonts w:ascii="TH SarabunPSK" w:eastAsia="Times New Roman" w:hAnsi="TH SarabunPSK" w:cs="TH SarabunPSK"/>
+          <w:color w:val="FFFFFF" w:themeColor="background1"/>
+          <w:sz w:val="32"/>
+          <w:szCs w:val="32"/>
+        </w:rPr>
+        <w:t>**</w:t>
+      </w:r>
+      <w:r>
+        <w:rPr>
+          <w:rFonts w:ascii="TH SarabunPSK" w:eastAsia="Times New Roman" w:hAnsi="TH SarabunPSK" w:cs="TH SarabunPSK"/>
+          <w:sz w:val="32"/>
+          <w:szCs w:val="32"/>
+          <w:cs/>
+        </w:rPr>
+        <w:t>สามารถรับข้อมูลข่าวสารประชาสัมพันธ์ที่คัดกรองเฉพาะสำหรับแผนกหรือ</w:t>
+      </w:r>
+      <w:r>
+        <w:rPr>
+          <w:rFonts w:ascii="TH SarabunPSK" w:eastAsia="Times New Roman" w:hAnsi="TH SarabunPSK" w:cs="TH SarabunPSK" w:hint="cs"/>
+          <w:sz w:val="32"/>
+          <w:szCs w:val="32"/>
+          <w:cs/>
+        </w:rPr>
+        <w:t>ตำแหน่ง</w:t>
+      </w:r>
+    </w:p>
+    <w:p>
+      <w:pPr>
+        <w:tabs>
+          <w:tab w:val="left" w:pos="1276"/>
+          <w:tab w:val="left" w:pos="1701"/>
+          <w:tab w:val="left" w:pos="1985"/>
+          <w:tab w:val="left" w:pos="2127"/>
+          <w:tab w:val="left" w:pos="2410"/>
+        </w:tabs>
+        <w:spacing w:after="0"/>
+        <w:jc w:val="thaiDistribute"/>
+        <w:rPr>
+          <w:rFonts w:ascii="TH SarabunPSK" w:eastAsia="Times New Roman" w:hAnsi="TH SarabunPSK" w:cs="TH SarabunPSK"/>
+          <w:sz w:val="32"/>
+          <w:szCs w:val="32"/>
+        </w:rPr>
+      </w:pPr>
+      <w:r>
+        <w:rPr>
+          <w:rFonts w:ascii="TH SarabunPSK" w:eastAsia="Times New Roman" w:hAnsi="TH SarabunPSK" w:cs="TH SarabunPSK"/>
+          <w:sz w:val="32"/>
+          <w:szCs w:val="32"/>
+        </w:rPr>
+        <w:tab/>
+      </w:r>
+      <w:r>
+        <w:rPr>
+          <w:rFonts w:ascii="TH SarabunPSK" w:eastAsia="Times New Roman" w:hAnsi="TH SarabunPSK" w:cs="TH SarabunPSK"/>
+          <w:sz w:val="32"/>
+          <w:szCs w:val="32"/>
+        </w:rPr>
+        <w:tab/>
+      </w:r>
+      <w:r>
+        <w:rPr>
+          <w:rFonts w:ascii="TH SarabunPSK" w:eastAsia="Times New Roman" w:hAnsi="TH SarabunPSK" w:cs="TH SarabunPSK"/>
+          <w:sz w:val="32"/>
+          <w:szCs w:val="32"/>
+        </w:rPr>
+        <w:tab/>
+      </w:r>
+      <w:r>
+        <w:rPr>
+          <w:rFonts w:ascii="TH SarabunPSK" w:eastAsia="Times New Roman" w:hAnsi="TH SarabunPSK" w:cs="TH SarabunPSK"/>
+          <w:sz w:val="32"/>
+          <w:szCs w:val="32"/>
+        </w:rPr>
+        <w:tab/>
+      </w:r>
+      <w:r>
+        <w:rPr>
+          <w:rFonts w:ascii="TH SarabunPSK" w:eastAsia="Times New Roman" w:hAnsi="TH SarabunPSK" w:cs="TH SarabunPSK"/>
+          <w:sz w:val="32"/>
+          <w:szCs w:val="32"/>
+        </w:rPr>
+        <w:tab/>
+        <w:t>8)</w:t>
+      </w:r>
+      <w:r>
+        <w:rPr>
+          <w:rFonts w:ascii="TH SarabunPSK" w:eastAsia="Times New Roman" w:hAnsi="TH SarabunPSK" w:cs="TH SarabunPSK"/>
+          <w:color w:val="FFFFFF" w:themeColor="background1"/>
+          <w:sz w:val="32"/>
+          <w:szCs w:val="32"/>
+        </w:rPr>
+        <w:t>**</w:t>
+      </w:r>
+      <w:r>
+        <w:rPr>
+          <w:rFonts w:ascii="TH SarabunPSK" w:eastAsia="Times New Roman" w:hAnsi="TH SarabunPSK" w:cs="TH SarabunPSK"/>
+          <w:sz w:val="32"/>
+          <w:szCs w:val="32"/>
+          <w:cs/>
+        </w:rPr>
+        <w:t>สามารถเรียกดูข้อมูลผ่านรูปแบบข้อความกราฟิก (</w:t>
+      </w:r>
+      <w:r>
+        <w:rPr>
+          <w:rFonts w:ascii="TH SarabunPSK" w:eastAsia="Times New Roman" w:hAnsi="TH SarabunPSK" w:cs="TH SarabunPSK"/>
+          <w:sz w:val="32"/>
+          <w:szCs w:val="32"/>
+        </w:rPr>
+        <w:t xml:space="preserve">Flex Message) </w:t>
+      </w:r>
+      <w:r>
+        <w:rPr>
+          <w:rFonts w:ascii="TH SarabunPSK" w:eastAsia="Times New Roman" w:hAnsi="TH SarabunPSK" w:cs="TH SarabunPSK"/>
+          <w:sz w:val="32"/>
+          <w:szCs w:val="32"/>
+          <w:cs/>
+        </w:rPr>
+        <w:t>ที่ได้รับการออกแบบให้เหมาะสมต่อการแสดงผล</w:t>
+      </w:r>
+    </w:p>
+    <w:p>
+      <w:pPr>
+        <w:tabs>
+          <w:tab w:val="left" w:pos="1276"/>
+          <w:tab w:val="left" w:pos="1701"/>
+          <w:tab w:val="left" w:pos="1985"/>
+          <w:tab w:val="left" w:pos="2127"/>
+          <w:tab w:val="left" w:pos="2410"/>
+        </w:tabs>
+        <w:spacing w:after="0"/>
+        <w:jc w:val="thaiDistribute"/>
+        <w:rPr>
+          <w:rFonts w:ascii="TH SarabunPSK" w:eastAsia="Times New Roman" w:hAnsi="TH SarabunPSK" w:cs="TH SarabunPSK"/>
+          <w:sz w:val="32"/>
+          <w:szCs w:val="32"/>
+        </w:rPr>
+      </w:pPr>
+      <w:r>
+        <w:rPr>
+          <w:rFonts w:ascii="TH SarabunPSK" w:eastAsia="Times New Roman" w:hAnsi="TH SarabunPSK" w:cs="TH SarabunPSK"/>
+          <w:sz w:val="32"/>
+          <w:szCs w:val="32"/>
+        </w:rPr>
+        <w:tab/>
+      </w:r>
+      <w:r>
+        <w:rPr>
+          <w:rFonts w:ascii="TH SarabunPSK" w:eastAsia="Times New Roman" w:hAnsi="TH SarabunPSK" w:cs="TH SarabunPSK"/>
+          <w:sz w:val="32"/>
+          <w:szCs w:val="32"/>
+        </w:rPr>
+        <w:tab/>
+      </w:r>
+      <w:r>
+        <w:rPr>
+          <w:rFonts w:ascii="TH SarabunPSK" w:eastAsia="Times New Roman" w:hAnsi="TH SarabunPSK" w:cs="TH SarabunPSK"/>
+          <w:sz w:val="32"/>
+          <w:szCs w:val="32"/>
+        </w:rPr>
+        <w:tab/>
+      </w:r>
+      <w:r>
+        <w:rPr>
+          <w:rFonts w:ascii="TH SarabunPSK" w:eastAsia="Times New Roman" w:hAnsi="TH SarabunPSK" w:cs="TH SarabunPSK"/>
+          <w:sz w:val="32"/>
+          <w:szCs w:val="32"/>
+        </w:rPr>
+        <w:tab/>
+      </w:r>
+      <w:r>
+        <w:rPr>
+          <w:rFonts w:ascii="TH SarabunPSK" w:eastAsia="Times New Roman" w:hAnsi="TH SarabunPSK" w:cs="TH SarabunPSK"/>
+          <w:sz w:val="32"/>
+          <w:szCs w:val="32"/>
+        </w:rPr>
+        <w:tab/>
+        <w:t>9)</w:t>
+      </w:r>
+      <w:r>
+        <w:rPr>
+          <w:rFonts w:ascii="TH SarabunPSK" w:eastAsia="Times New Roman" w:hAnsi="TH SarabunPSK" w:cs="TH SarabunPSK"/>
+          <w:color w:val="FFFFFF" w:themeColor="background1"/>
+          <w:sz w:val="32"/>
+          <w:szCs w:val="32"/>
+        </w:rPr>
+        <w:t>**</w:t>
+      </w:r>
+      <w:r>
+        <w:rPr>
+          <w:rFonts w:ascii="TH SarabunPSK" w:eastAsia="Times New Roman" w:hAnsi="TH SarabunPSK" w:cs="TH SarabunPSK" w:hint="cs"/>
+          <w:sz w:val="32"/>
+          <w:szCs w:val="32"/>
+          <w:cs/>
+        </w:rPr>
+        <w:t>สามารถตรวจสอบความประพฤติของตนเอง</w:t>
+      </w:r>
+    </w:p>
+    <w:p>
+      <w:pPr>
+        <w:tabs>
+          <w:tab w:val="left" w:pos="1276"/>
+          <w:tab w:val="left" w:pos="1701"/>
+          <w:tab w:val="left" w:pos="1985"/>
+          <w:tab w:val="left" w:pos="2127"/>
+          <w:tab w:val="left" w:pos="2410"/>
+        </w:tabs>
+        <w:spacing w:after="0"/>
+        <w:jc w:val="thaiDistribute"/>
+        <w:rPr>
+          <w:rFonts w:ascii="TH SarabunPSK" w:eastAsia="Times New Roman" w:hAnsi="TH SarabunPSK" w:cs="TH SarabunPSK"/>
+          <w:sz w:val="32"/>
+          <w:szCs w:val="32"/>
+          <w:cs/>
+        </w:rPr>
+      </w:pPr>
+      <w:r>
+        <w:rPr>
+          <w:rFonts w:ascii="TH SarabunPSK" w:eastAsia="Times New Roman" w:hAnsi="TH SarabunPSK" w:cs="TH SarabunPSK"/>
+          <w:sz w:val="32"/>
+          <w:szCs w:val="32"/>
+        </w:rPr>
+        <w:tab/>
+      </w:r>
+      <w:r>
+        <w:rPr>
+          <w:rFonts w:ascii="TH SarabunPSK" w:eastAsia="Times New Roman" w:hAnsi="TH SarabunPSK" w:cs="TH SarabunPSK"/>
+          <w:sz w:val="32"/>
+          <w:szCs w:val="32"/>
+        </w:rPr>
+        <w:tab/>
+      </w:r>
+      <w:r>
+        <w:rPr>
+          <w:rFonts w:ascii="TH SarabunPSK" w:eastAsia="Times New Roman" w:hAnsi="TH SarabunPSK" w:cs="TH SarabunPSK"/>
+          <w:sz w:val="32"/>
+          <w:szCs w:val="32"/>
+        </w:rPr>
+        <w:tab/>
+      </w:r>
+      <w:r>
+        <w:rPr>
+          <w:rFonts w:ascii="TH SarabunPSK" w:eastAsia="Times New Roman" w:hAnsi="TH SarabunPSK" w:cs="TH SarabunPSK"/>
+          <w:sz w:val="32"/>
+          <w:szCs w:val="32"/>
+        </w:rPr>
+        <w:tab/>
+      </w:r>
+      <w:r>
+        <w:rPr>
+          <w:rFonts w:ascii="TH SarabunPSK" w:eastAsia="Times New Roman" w:hAnsi="TH SarabunPSK" w:cs="TH SarabunPSK"/>
+          <w:sz w:val="32"/>
+          <w:szCs w:val="32"/>
+        </w:rPr>
+        <w:tab/>
+        <w:t>10)</w:t>
+      </w:r>
+      <w:r>
+        <w:rPr>
+          <w:rFonts w:ascii="TH SarabunPSK" w:eastAsia="Times New Roman" w:hAnsi="TH SarabunPSK" w:cs="TH SarabunPSK"/>
+          <w:color w:val="FFFFFF" w:themeColor="background1"/>
+          <w:sz w:val="32"/>
+          <w:szCs w:val="32"/>
+        </w:rPr>
+        <w:t>**</w:t>
+      </w:r>
+      <w:r>
+        <w:rPr>
+          <w:rFonts w:ascii="TH SarabunPSK" w:eastAsia="Times New Roman" w:hAnsi="TH SarabunPSK" w:cs="TH SarabunPSK" w:hint="cs"/>
+          <w:sz w:val="32"/>
+          <w:szCs w:val="32"/>
+          <w:cs/>
+        </w:rPr>
+        <w:t>สามารถตรวจสอบสัญญาจ้างของตนเอง</w:t>
+      </w:r>
+    </w:p>
+    <w:p>
+      <w:pPr>
+        <w:tabs>
+          <w:tab w:val="left" w:pos="1276"/>
+          <w:tab w:val="left" w:pos="1701"/>
+          <w:tab w:val="left" w:pos="1985"/>
+          <w:tab w:val="left" w:pos="2127"/>
+          <w:tab w:val="left" w:pos="2410"/>
+        </w:tabs>
+        <w:spacing w:after="0"/>
+        <w:jc w:val="thaiDistribute"/>
+        <w:rPr>
+          <w:rFonts w:ascii="TH SarabunPSK" w:eastAsia="Times New Roman" w:hAnsi="TH SarabunPSK" w:cs="TH SarabunPSK"/>
+          <w:sz w:val="32"/>
+          <w:szCs w:val="32"/>
+        </w:rPr>
+      </w:pPr>
+      <w:r>
+        <w:rPr>
+          <w:rFonts w:ascii="TH SarabunPSK" w:eastAsia="Times New Roman" w:hAnsi="TH SarabunPSK" w:cs="TH SarabunPSK"/>
+          <w:sz w:val="32"/>
+          <w:szCs w:val="32"/>
+          <w:cs/>
+        </w:rPr>
+        <w:tab/>
+      </w:r>
+      <w:r>
+        <w:rPr>
+          <w:rFonts w:ascii="TH SarabunPSK" w:eastAsia="Times New Roman" w:hAnsi="TH SarabunPSK" w:cs="TH SarabunPSK"/>
+          <w:sz w:val="32"/>
+          <w:szCs w:val="32"/>
+          <w:cs/>
+        </w:rPr>
+        <w:tab/>
+      </w:r>
+      <w:r>
+        <w:rPr>
+          <w:rFonts w:ascii="TH SarabunPSK" w:eastAsia="Times New Roman" w:hAnsi="TH SarabunPSK" w:cs="TH SarabunPSK"/>
+          <w:sz w:val="32"/>
+          <w:szCs w:val="32"/>
+          <w:cs/>
+        </w:rPr>
+        <w:tab/>
+      </w:r>
+      <w:r>
+        <w:rPr>
+          <w:rFonts w:ascii="TH SarabunPSK" w:eastAsia="Times New Roman" w:hAnsi="TH SarabunPSK" w:cs="TH SarabunPSK"/>
+          <w:sz w:val="32"/>
+          <w:szCs w:val="32"/>
+          <w:cs/>
+        </w:rPr>
+        <w:tab/>
+      </w:r>
+      <w:r>
+        <w:rPr>
+          <w:rFonts w:ascii="TH SarabunPSK" w:eastAsia="Times New Roman" w:hAnsi="TH SarabunPSK" w:cs="TH SarabunPSK"/>
+          <w:sz w:val="32"/>
+          <w:szCs w:val="32"/>
+          <w:cs/>
+        </w:rPr>
+        <w:tab/>
+      </w:r>
+      <w:r>
+        <w:rPr>
+          <w:rFonts w:ascii="TH SarabunPSK" w:eastAsia="Times New Roman" w:hAnsi="TH SarabunPSK" w:cs="TH SarabunPSK"/>
+          <w:sz w:val="32"/>
+          <w:szCs w:val="32"/>
+          <w:cs/>
+        </w:rPr>
+        <w:t>ขอบเขตของฝ่ายบุคคล (</w:t>
+      </w:r>
+      <w:r>
+        <w:rPr>
+          <w:rFonts w:ascii="TH SarabunPSK" w:eastAsia="Times New Roman" w:hAnsi="TH SarabunPSK" w:cs="TH SarabunPSK"/>
+          <w:sz w:val="32"/>
+          <w:szCs w:val="32"/>
+        </w:rPr>
+        <w:t>HR)</w:t>
+      </w:r>
+    </w:p>
+    <w:p>
+      <w:pPr>
+        <w:tabs>
+          <w:tab w:val="left" w:pos="1276"/>
+          <w:tab w:val="left" w:pos="1701"/>
+          <w:tab w:val="left" w:pos="1985"/>
+          <w:tab w:val="left" w:pos="2127"/>
+          <w:tab w:val="left" w:pos="2410"/>
+        </w:tabs>
+        <w:spacing w:after="0"/>
+        <w:jc w:val="thaiDistribute"/>
+        <w:rPr>
+          <w:rFonts w:ascii="TH SarabunPSK" w:eastAsia="Times New Roman" w:hAnsi="TH SarabunPSK" w:cs="TH SarabunPSK"/>
+          <w:sz w:val="32"/>
+          <w:szCs w:val="32"/>
+        </w:rPr>
+      </w:pPr>
+      <w:r>
+        <w:rPr>
+          <w:rFonts w:ascii="TH SarabunPSK" w:eastAsia="Times New Roman" w:hAnsi="TH SarabunPSK" w:cs="TH SarabunPSK"/>
+          <w:sz w:val="32"/>
+          <w:szCs w:val="32"/>
+        </w:rPr>
+        <w:tab/>
+      </w:r>
+      <w:r>
+        <w:rPr>
+          <w:rFonts w:ascii="TH SarabunPSK" w:eastAsia="Times New Roman" w:hAnsi="TH SarabunPSK" w:cs="TH SarabunPSK"/>
+          <w:sz w:val="32"/>
+          <w:szCs w:val="32"/>
+        </w:rPr>
+        <w:tab/>
+      </w:r>
+      <w:r>
+        <w:rPr>
+          <w:rFonts w:ascii="TH SarabunPSK" w:eastAsia="Times New Roman" w:hAnsi="TH SarabunPSK" w:cs="TH SarabunPSK"/>
+          <w:sz w:val="32"/>
+          <w:szCs w:val="32"/>
+        </w:rPr>
+        <w:tab/>
+        <w:t xml:space="preserve"> </w:t>
+      </w:r>
+      <w:r>
+        <w:rPr>
+          <w:rFonts w:ascii="TH SarabunPSK" w:eastAsia="Times New Roman" w:hAnsi="TH SarabunPSK" w:cs="TH SarabunPSK"/>
+          <w:sz w:val="32"/>
+          <w:szCs w:val="32"/>
+          <w:cs/>
+        </w:rPr>
+        <w:tab/>
+      </w:r>
+      <w:r>
+        <w:rPr>
+          <w:rFonts w:ascii="TH SarabunPSK" w:eastAsia="Times New Roman" w:hAnsi="TH SarabunPSK" w:cs="TH SarabunPSK"/>
+          <w:sz w:val="32"/>
+          <w:szCs w:val="32"/>
+          <w:cs/>
+        </w:rPr>
+        <w:tab/>
+      </w:r>
+      <w:r>
+        <w:rPr>
+          <w:rFonts w:ascii="TH SarabunPSK" w:eastAsia="Times New Roman" w:hAnsi="TH SarabunPSK" w:cs="TH SarabunPSK" w:hint="cs"/>
+          <w:sz w:val="32"/>
+          <w:szCs w:val="32"/>
+          <w:cs/>
+        </w:rPr>
+        <w:t>1</w:t>
+      </w:r>
+      <w:r>
+        <w:rPr>
+          <w:rFonts w:ascii="TH SarabunPSK" w:eastAsia="Times New Roman" w:hAnsi="TH SarabunPSK" w:cs="TH SarabunPSK"/>
+          <w:sz w:val="32"/>
+          <w:szCs w:val="32"/>
+        </w:rPr>
+        <w:t>)</w:t>
+      </w:r>
+      <w:r>
+        <w:rPr>
+          <w:rFonts w:ascii="TH SarabunPSK" w:eastAsia="Times New Roman" w:hAnsi="TH SarabunPSK" w:cs="TH SarabunPSK"/>
+          <w:color w:val="FFFFFF" w:themeColor="background1"/>
+          <w:sz w:val="32"/>
+          <w:szCs w:val="32"/>
+        </w:rPr>
+        <w:t>**</w:t>
+      </w:r>
+      <w:r>
+        <w:rPr>
+          <w:rFonts w:ascii="TH SarabunPSK" w:eastAsia="Times New Roman" w:hAnsi="TH SarabunPSK" w:cs="TH SarabunPSK"/>
+          <w:sz w:val="32"/>
+          <w:szCs w:val="32"/>
+          <w:cs/>
+        </w:rPr>
+        <w:t>สามารถเผยแพร่ข่าวสารประชาสัมพันธ์และประกาศแจ้งเตือน โดยกำหนดกลุ่มเป้าหมายจำเพาะตามแผนกหรือตำแหน่งงาน</w:t>
+      </w:r>
+    </w:p>
+    <w:p>
+      <w:pPr>
+        <w:tabs>
+          <w:tab w:val="left" w:pos="1276"/>
+          <w:tab w:val="left" w:pos="1701"/>
+          <w:tab w:val="left" w:pos="1985"/>
+          <w:tab w:val="left" w:pos="2127"/>
+          <w:tab w:val="left" w:pos="2410"/>
+        </w:tabs>
+        <w:spacing w:after="0"/>
+        <w:jc w:val="thaiDistribute"/>
+        <w:rPr>
+          <w:rFonts w:ascii="TH SarabunPSK" w:eastAsia="Times New Roman" w:hAnsi="TH SarabunPSK" w:cs="TH SarabunPSK"/>
+          <w:sz w:val="32"/>
+          <w:szCs w:val="32"/>
+        </w:rPr>
+      </w:pPr>
+      <w:r>
+        <w:rPr>
+          <w:rFonts w:ascii="TH SarabunPSK" w:eastAsia="Times New Roman" w:hAnsi="TH SarabunPSK" w:cs="TH SarabunPSK"/>
+          <w:sz w:val="32"/>
+          <w:szCs w:val="32"/>
+        </w:rPr>
+        <w:tab/>
+      </w:r>
+      <w:r>
+        <w:rPr>
+          <w:rFonts w:ascii="TH SarabunPSK" w:eastAsia="Times New Roman" w:hAnsi="TH SarabunPSK" w:cs="TH SarabunPSK"/>
+          <w:sz w:val="32"/>
+          <w:szCs w:val="32"/>
+        </w:rPr>
+        <w:tab/>
+      </w:r>
+      <w:r>
+        <w:rPr>
+          <w:rFonts w:ascii="TH SarabunPSK" w:eastAsia="Times New Roman" w:hAnsi="TH SarabunPSK" w:cs="TH SarabunPSK"/>
+          <w:sz w:val="32"/>
+          <w:szCs w:val="32"/>
+        </w:rPr>
+        <w:tab/>
+      </w:r>
+      <w:r>
+        <w:rPr>
+          <w:rFonts w:ascii="TH SarabunPSK" w:eastAsia="Times New Roman" w:hAnsi="TH SarabunPSK" w:cs="TH SarabunPSK"/>
+          <w:sz w:val="32"/>
+          <w:szCs w:val="32"/>
+        </w:rPr>
+        <w:tab/>
+      </w:r>
+      <w:r>
+        <w:rPr>
+          <w:rFonts w:ascii="TH SarabunPSK" w:eastAsia="Times New Roman" w:hAnsi="TH SarabunPSK" w:cs="TH SarabunPSK"/>
+          <w:sz w:val="32"/>
+          <w:szCs w:val="32"/>
+        </w:rPr>
+        <w:tab/>
+        <w:t>2)</w:t>
+      </w:r>
+      <w:r>
+        <w:rPr>
+          <w:rFonts w:ascii="TH SarabunPSK" w:eastAsia="Times New Roman" w:hAnsi="TH SarabunPSK" w:cs="TH SarabunPSK"/>
+          <w:color w:val="FFFFFF" w:themeColor="background1"/>
+          <w:sz w:val="32"/>
+          <w:szCs w:val="32"/>
+        </w:rPr>
+        <w:t>**</w:t>
+      </w:r>
+      <w:r>
+        <w:rPr>
+          <w:rFonts w:ascii="TH SarabunPSK" w:eastAsia="Times New Roman" w:hAnsi="TH SarabunPSK" w:cs="TH SarabunPSK"/>
+          <w:sz w:val="32"/>
+          <w:szCs w:val="32"/>
+          <w:cs/>
+        </w:rPr>
+        <w:t>สามารถตรวจสอบรายงานสรุปพฤติกรรมการลงเวลาปฏิบัติงาน (การขาด</w:t>
+      </w:r>
+      <w:r>
+        <w:rPr>
+          <w:rFonts w:ascii="TH SarabunPSK" w:eastAsia="Times New Roman" w:hAnsi="TH SarabunPSK" w:cs="TH SarabunPSK"/>
+          <w:sz w:val="32"/>
+          <w:szCs w:val="32"/>
+        </w:rPr>
+        <w:t xml:space="preserve">, </w:t>
+      </w:r>
+      <w:r>
+        <w:rPr>
+          <w:rFonts w:ascii="TH SarabunPSK" w:eastAsia="Times New Roman" w:hAnsi="TH SarabunPSK" w:cs="TH SarabunPSK"/>
+          <w:sz w:val="32"/>
+          <w:szCs w:val="32"/>
+          <w:cs/>
+        </w:rPr>
+        <w:t>การลา</w:t>
+      </w:r>
+      <w:r>
+        <w:rPr>
+          <w:rFonts w:ascii="TH SarabunPSK" w:eastAsia="Times New Roman" w:hAnsi="TH SarabunPSK" w:cs="TH SarabunPSK"/>
+          <w:sz w:val="32"/>
+          <w:szCs w:val="32"/>
+        </w:rPr>
+        <w:t xml:space="preserve">, </w:t>
+      </w:r>
+      <w:r>
+        <w:rPr>
+          <w:rFonts w:ascii="TH SarabunPSK" w:eastAsia="Times New Roman" w:hAnsi="TH SarabunPSK" w:cs="TH SarabunPSK"/>
+          <w:sz w:val="32"/>
+          <w:szCs w:val="32"/>
+          <w:cs/>
+        </w:rPr>
+        <w:t>การมาสาย) ประจำเดือนของบุคลากร</w:t>
+      </w:r>
+    </w:p>
+    <w:p>
+      <w:pPr>
+        <w:tabs>
+          <w:tab w:val="left" w:pos="1276"/>
+          <w:tab w:val="left" w:pos="1701"/>
+          <w:tab w:val="left" w:pos="1985"/>
+          <w:tab w:val="left" w:pos="2127"/>
+          <w:tab w:val="left" w:pos="2410"/>
+        </w:tabs>
+        <w:spacing w:after="0"/>
+        <w:jc w:val="thaiDistribute"/>
+        <w:rPr>
+          <w:rFonts w:ascii="TH SarabunPSK" w:eastAsia="Times New Roman" w:hAnsi="TH SarabunPSK" w:cs="TH SarabunPSK"/>
+          <w:sz w:val="32"/>
+          <w:szCs w:val="32"/>
+        </w:rPr>
+      </w:pPr>
+      <w:r>
+        <w:rPr>
+          <w:rFonts w:ascii="TH SarabunPSK" w:eastAsia="Times New Roman" w:hAnsi="TH SarabunPSK" w:cs="TH SarabunPSK"/>
+          <w:sz w:val="32"/>
+          <w:szCs w:val="32"/>
+        </w:rPr>
+        <w:tab/>
+      </w:r>
+      <w:r>
+        <w:rPr>
+          <w:rFonts w:ascii="TH SarabunPSK" w:eastAsia="Times New Roman" w:hAnsi="TH SarabunPSK" w:cs="TH SarabunPSK"/>
+          <w:sz w:val="32"/>
+          <w:szCs w:val="32"/>
+        </w:rPr>
+        <w:tab/>
+      </w:r>
+      <w:r>
+        <w:rPr>
+          <w:rFonts w:ascii="TH SarabunPSK" w:eastAsia="Times New Roman" w:hAnsi="TH SarabunPSK" w:cs="TH SarabunPSK"/>
+          <w:sz w:val="32"/>
+          <w:szCs w:val="32"/>
+        </w:rPr>
+        <w:tab/>
+      </w:r>
+      <w:r>
+        <w:rPr>
+          <w:rFonts w:ascii="TH SarabunPSK" w:eastAsia="Times New Roman" w:hAnsi="TH SarabunPSK" w:cs="TH SarabunPSK"/>
+          <w:sz w:val="32"/>
+          <w:szCs w:val="32"/>
+        </w:rPr>
+        <w:tab/>
+      </w:r>
+      <w:r>
+        <w:rPr>
+          <w:rFonts w:ascii="TH SarabunPSK" w:eastAsia="Times New Roman" w:hAnsi="TH SarabunPSK" w:cs="TH SarabunPSK"/>
+          <w:sz w:val="32"/>
+          <w:szCs w:val="32"/>
+        </w:rPr>
+        <w:tab/>
+        <w:t>3)</w:t>
+      </w:r>
+      <w:r>
+        <w:rPr>
+          <w:rFonts w:ascii="TH SarabunPSK" w:eastAsia="Times New Roman" w:hAnsi="TH SarabunPSK" w:cs="TH SarabunPSK"/>
+          <w:color w:val="FFFFFF" w:themeColor="background1"/>
+          <w:sz w:val="32"/>
+          <w:szCs w:val="32"/>
+        </w:rPr>
+        <w:t>**</w:t>
+      </w:r>
+      <w:r>
+        <w:rPr>
+          <w:rFonts w:ascii="TH SarabunPSK" w:eastAsia="Times New Roman" w:hAnsi="TH SarabunPSK" w:cs="TH SarabunPSK"/>
+          <w:sz w:val="32"/>
+          <w:szCs w:val="32"/>
+          <w:cs/>
+        </w:rPr>
+        <w:t>สามารถบริหารจัดการและนำเข้าข้อมูลเอกสารสรุปการจ่ายเงินเดือน (</w:t>
+      </w:r>
+      <w:proofErr w:type="spellStart"/>
+      <w:r>
+        <w:rPr>
+          <w:rFonts w:ascii="TH SarabunPSK" w:eastAsia="Times New Roman" w:hAnsi="TH SarabunPSK" w:cs="TH SarabunPSK"/>
+          <w:sz w:val="32"/>
+          <w:szCs w:val="32"/>
+        </w:rPr>
+        <w:t>Payslip</w:t>
+      </w:r>
+      <w:proofErr w:type="spellEnd"/>
+      <w:r>
+        <w:rPr>
+          <w:rFonts w:ascii="TH SarabunPSK" w:eastAsia="Times New Roman" w:hAnsi="TH SarabunPSK" w:cs="TH SarabunPSK"/>
+          <w:sz w:val="32"/>
+          <w:szCs w:val="32"/>
+        </w:rPr>
+        <w:t xml:space="preserve">) </w:t>
+      </w:r>
+      <w:r>
+        <w:rPr>
+          <w:rFonts w:ascii="TH SarabunPSK" w:eastAsia="Times New Roman" w:hAnsi="TH SarabunPSK" w:cs="TH SarabunPSK"/>
+          <w:sz w:val="32"/>
+          <w:szCs w:val="32"/>
+          <w:cs/>
+        </w:rPr>
+        <w:t xml:space="preserve">และหนังสือรับรองการหักภาษี ณ ที่จ่าย (ทวิ </w:t>
+      </w:r>
+      <w:r>
+        <w:rPr>
+          <w:rFonts w:ascii="TH SarabunPSK" w:eastAsia="Times New Roman" w:hAnsi="TH SarabunPSK" w:cs="TH SarabunPSK"/>
+          <w:sz w:val="32"/>
+          <w:szCs w:val="32"/>
+        </w:rPr>
+        <w:t xml:space="preserve">50) </w:t>
+      </w:r>
+      <w:r>
+        <w:rPr>
+          <w:rFonts w:ascii="TH SarabunPSK" w:eastAsia="Times New Roman" w:hAnsi="TH SarabunPSK" w:cs="TH SarabunPSK"/>
+          <w:sz w:val="32"/>
+          <w:szCs w:val="32"/>
+          <w:cs/>
+        </w:rPr>
+        <w:t>ของบุคลากรในแต่ละเดือน</w:t>
+      </w:r>
+    </w:p>
+    <w:p>
+      <w:pPr>
+        <w:tabs>
+          <w:tab w:val="left" w:pos="1276"/>
+          <w:tab w:val="left" w:pos="1701"/>
+          <w:tab w:val="left" w:pos="1985"/>
+          <w:tab w:val="left" w:pos="2127"/>
+          <w:tab w:val="left" w:pos="2410"/>
+        </w:tabs>
+        <w:spacing w:after="0"/>
+        <w:jc w:val="thaiDistribute"/>
+        <w:rPr>
+          <w:rFonts w:ascii="TH SarabunPSK" w:eastAsia="Times New Roman" w:hAnsi="TH SarabunPSK" w:cs="TH SarabunPSK"/>
+          <w:sz w:val="32"/>
+          <w:szCs w:val="32"/>
+        </w:rPr>
+      </w:pPr>
+      <w:r>
+        <w:rPr>
+          <w:rFonts w:ascii="TH SarabunPSK" w:eastAsia="Times New Roman" w:hAnsi="TH SarabunPSK" w:cs="TH SarabunPSK"/>
+          <w:sz w:val="32"/>
+          <w:szCs w:val="32"/>
+        </w:rPr>
+        <w:tab/>
+      </w:r>
+      <w:r>
+        <w:rPr>
+          <w:rFonts w:ascii="TH SarabunPSK" w:eastAsia="Times New Roman" w:hAnsi="TH SarabunPSK" w:cs="TH SarabunPSK"/>
+          <w:sz w:val="32"/>
+          <w:szCs w:val="32"/>
+        </w:rPr>
+        <w:tab/>
+      </w:r>
+      <w:r>
+        <w:rPr>
+          <w:rFonts w:ascii="TH SarabunPSK" w:eastAsia="Times New Roman" w:hAnsi="TH SarabunPSK" w:cs="TH SarabunPSK"/>
+          <w:sz w:val="32"/>
+          <w:szCs w:val="32"/>
+        </w:rPr>
+        <w:tab/>
+      </w:r>
+      <w:r>
+        <w:rPr>
+          <w:rFonts w:ascii="TH SarabunPSK" w:eastAsia="Times New Roman" w:hAnsi="TH SarabunPSK" w:cs="TH SarabunPSK"/>
+          <w:sz w:val="32"/>
+          <w:szCs w:val="32"/>
+        </w:rPr>
+        <w:tab/>
+      </w:r>
+      <w:r>
+        <w:rPr>
+          <w:rFonts w:ascii="TH SarabunPSK" w:eastAsia="Times New Roman" w:hAnsi="TH SarabunPSK" w:cs="TH SarabunPSK"/>
+          <w:sz w:val="32"/>
+          <w:szCs w:val="32"/>
+        </w:rPr>
+        <w:tab/>
+        <w:t>4)</w:t>
+      </w:r>
+      <w:r>
+        <w:rPr>
+          <w:rFonts w:ascii="TH SarabunPSK" w:eastAsia="Times New Roman" w:hAnsi="TH SarabunPSK" w:cs="TH SarabunPSK"/>
+          <w:color w:val="FFFFFF" w:themeColor="background1"/>
+          <w:sz w:val="32"/>
+          <w:szCs w:val="32"/>
+        </w:rPr>
+        <w:t>**</w:t>
+      </w:r>
+      <w:r>
+        <w:rPr>
+          <w:rFonts w:ascii="TH SarabunPSK" w:eastAsia="Times New Roman" w:hAnsi="TH SarabunPSK" w:cs="TH SarabunPSK"/>
+          <w:sz w:val="32"/>
+          <w:szCs w:val="32"/>
+          <w:cs/>
+        </w:rPr>
+        <w:t>สามารถสร้างนัดหมายการประชุมและระบุรายชื่อผู้เข้าร่วม</w:t>
+      </w:r>
+      <w:r>
+        <w:rPr>
+          <w:rFonts w:ascii="TH SarabunPSK" w:eastAsia="Times New Roman" w:hAnsi="TH SarabunPSK" w:cs="TH SarabunPSK" w:hint="cs"/>
+          <w:sz w:val="32"/>
+          <w:szCs w:val="32"/>
+          <w:cs/>
+        </w:rPr>
+        <w:t>ประชุม</w:t>
+      </w:r>
+    </w:p>
+    <w:p>
+      <w:pPr>
+        <w:tabs>
+          <w:tab w:val="left" w:pos="1276"/>
+          <w:tab w:val="left" w:pos="1701"/>
+          <w:tab w:val="left" w:pos="1985"/>
+          <w:tab w:val="left" w:pos="2127"/>
+          <w:tab w:val="left" w:pos="2410"/>
+        </w:tabs>
+        <w:spacing w:after="0"/>
+        <w:jc w:val="thaiDistribute"/>
+        <w:rPr>
+          <w:rFonts w:ascii="TH SarabunPSK" w:eastAsia="Times New Roman" w:hAnsi="TH SarabunPSK" w:cs="TH SarabunPSK"/>
+          <w:sz w:val="32"/>
+          <w:szCs w:val="32"/>
+          <w:cs/>
+        </w:rPr>
+      </w:pPr>
+      <w:r>
+        <w:rPr>
+          <w:rFonts w:ascii="TH SarabunPSK" w:eastAsia="Times New Roman" w:hAnsi="TH SarabunPSK" w:cs="TH SarabunPSK"/>
+          <w:sz w:val="32"/>
+          <w:szCs w:val="32"/>
+          <w:cs/>
+        </w:rPr>
+        <w:tab/>
+      </w:r>
+      <w:r>
+        <w:rPr>
+          <w:rFonts w:ascii="TH SarabunPSK" w:eastAsia="Times New Roman" w:hAnsi="TH SarabunPSK" w:cs="TH SarabunPSK"/>
+          <w:sz w:val="32"/>
+          <w:szCs w:val="32"/>
+          <w:cs/>
+        </w:rPr>
+        <w:tab/>
+      </w:r>
+      <w:r>
+        <w:rPr>
+          <w:rFonts w:ascii="TH SarabunPSK" w:eastAsia="Times New Roman" w:hAnsi="TH SarabunPSK" w:cs="TH SarabunPSK"/>
+          <w:sz w:val="32"/>
+          <w:szCs w:val="32"/>
+          <w:cs/>
+        </w:rPr>
+        <w:tab/>
+      </w:r>
+      <w:r>
+        <w:rPr>
+          <w:rFonts w:ascii="TH SarabunPSK" w:eastAsia="Times New Roman" w:hAnsi="TH SarabunPSK" w:cs="TH SarabunPSK"/>
+          <w:sz w:val="32"/>
+          <w:szCs w:val="32"/>
+          <w:cs/>
+        </w:rPr>
+        <w:tab/>
+      </w:r>
+      <w:r>
+        <w:rPr>
+          <w:rFonts w:ascii="TH SarabunPSK" w:eastAsia="Times New Roman" w:hAnsi="TH SarabunPSK" w:cs="TH SarabunPSK"/>
+          <w:sz w:val="32"/>
+          <w:szCs w:val="32"/>
+          <w:cs/>
+        </w:rPr>
+        <w:tab/>
+      </w:r>
+      <w:bookmarkStart w:id="0" w:name="_GoBack"/>
+      <w:bookmarkEnd w:id="0"/>
+      <w:r>
+        <w:rPr>
+          <w:rFonts w:ascii="TH SarabunPSK" w:eastAsia="Times New Roman" w:hAnsi="TH SarabunPSK" w:cs="TH SarabunPSK"/>
+          <w:sz w:val="32"/>
+          <w:szCs w:val="32"/>
+        </w:rPr>
+        <w:t>5)</w:t>
+      </w:r>
+      <w:r>
+        <w:rPr>
+          <w:rFonts w:ascii="TH SarabunPSK" w:eastAsia="Times New Roman" w:hAnsi="TH SarabunPSK" w:cs="TH SarabunPSK"/>
+          <w:color w:val="FFFFFF" w:themeColor="background1"/>
+          <w:sz w:val="32"/>
+          <w:szCs w:val="32"/>
+        </w:rPr>
+        <w:t>**</w:t>
+      </w:r>
+      <w:r>
+        <w:rPr>
+          <w:rFonts w:ascii="TH SarabunPSK" w:eastAsia="Times New Roman" w:hAnsi="TH SarabunPSK" w:cs="TH SarabunPSK" w:hint="cs"/>
+          <w:sz w:val="32"/>
+          <w:szCs w:val="32"/>
+          <w:cs/>
+        </w:rPr>
+        <w:t>สามารถจัดการความประพฤติของพนักงาน</w:t>
       </w:r>
     </w:p>
     <w:p>
@@ -6736,956 +9178,12 @@
         <w:jc w:val="thaiDistribute"/>
         <w:rPr>
           <w:rFonts w:ascii="TH SarabunPSK" w:hAnsi="TH SarabunPSK" w:cs="TH SarabunPSK"/>
-          <w:sz w:val="32"/>
-          <w:szCs w:val="32"/>
-        </w:rPr>
-      </w:pPr>
-      <w:r>
-        <w:rPr>
-          <w:rFonts w:ascii="TH SarabunPSK" w:hAnsi="TH SarabunPSK" w:cs="TH SarabunPSK"/>
-          <w:sz w:val="32"/>
-          <w:szCs w:val="32"/>
-        </w:rPr>
-        <w:tab/>
-      </w:r>
-      <w:r>
-        <w:rPr>
-          <w:rFonts w:ascii="TH SarabunPSK" w:hAnsi="TH SarabunPSK" w:cs="TH SarabunPSK"/>
-          <w:sz w:val="32"/>
-          <w:szCs w:val="32"/>
-        </w:rPr>
-        <w:tab/>
-      </w:r>
-      <w:r>
-        <w:rPr>
-          <w:rFonts w:ascii="TH SarabunPSK" w:hAnsi="TH SarabunPSK" w:cs="TH SarabunPSK"/>
-          <w:sz w:val="32"/>
-          <w:szCs w:val="32"/>
-        </w:rPr>
-        <w:tab/>
-      </w:r>
-      <w:r>
-        <w:rPr>
-          <w:rFonts w:ascii="TH SarabunPSK" w:hAnsi="TH SarabunPSK" w:cs="TH SarabunPSK"/>
-          <w:sz w:val="32"/>
-          <w:szCs w:val="32"/>
-        </w:rPr>
-        <w:tab/>
-      </w:r>
-      <w:r>
-        <w:rPr>
-          <w:rFonts w:ascii="TH SarabunPSK" w:hAnsi="TH SarabunPSK" w:cs="TH SarabunPSK"/>
-          <w:sz w:val="32"/>
-          <w:szCs w:val="32"/>
-        </w:rPr>
-        <w:tab/>
-      </w:r>
-      <w:r>
-        <w:rPr>
-          <w:rFonts w:ascii="TH SarabunPSK" w:hAnsi="TH SarabunPSK" w:cs="TH SarabunPSK"/>
-          <w:sz w:val="32"/>
-          <w:szCs w:val="32"/>
-          <w:cs/>
-        </w:rPr>
-        <w:tab/>
-      </w:r>
-      <w:r>
-        <w:rPr>
-          <w:rFonts w:ascii="TH SarabunPSK" w:hAnsi="TH SarabunPSK" w:cs="TH SarabunPSK"/>
-          <w:sz w:val="32"/>
-          <w:szCs w:val="32"/>
-          <w:cs/>
-        </w:rPr>
-        <w:tab/>
-      </w:r>
-      <w:r>
-        <w:rPr>
-          <w:rFonts w:ascii="TH SarabunPSK" w:hAnsi="TH SarabunPSK" w:cs="TH SarabunPSK" w:hint="cs"/>
-          <w:sz w:val="32"/>
-          <w:szCs w:val="32"/>
-          <w:cs/>
-        </w:rPr>
-        <w:t>ข</w:t>
-      </w:r>
-      <w:r>
-        <w:rPr>
-          <w:rFonts w:ascii="TH SarabunPSK" w:hAnsi="TH SarabunPSK" w:cs="TH SarabunPSK"/>
-          <w:sz w:val="32"/>
-          <w:szCs w:val="32"/>
-        </w:rPr>
-        <w:t>)</w:t>
-      </w:r>
-      <w:r>
-        <w:rPr>
-          <w:rFonts w:ascii="TH SarabunPSK" w:hAnsi="TH SarabunPSK" w:cs="TH SarabunPSK"/>
-          <w:color w:val="FFFFFF" w:themeColor="background1"/>
-          <w:sz w:val="32"/>
-          <w:szCs w:val="32"/>
-          <w:shd w:val="clear" w:color="auto" w:fill="FFFFFF" w:themeFill="background1"/>
-        </w:rPr>
-        <w:t>**</w:t>
-      </w:r>
-      <w:r>
-        <w:rPr>
-          <w:rFonts w:ascii="TH SarabunPSK" w:hAnsi="TH SarabunPSK" w:cs="TH SarabunPSK"/>
-          <w:sz w:val="32"/>
-          <w:szCs w:val="32"/>
-          <w:cs/>
-        </w:rPr>
-        <w:t>สร้าง</w:t>
-      </w:r>
-      <w:r>
-        <w:rPr>
-          <w:rFonts w:ascii="TH SarabunPSK" w:hAnsi="TH SarabunPSK" w:cs="TH SarabunPSK"/>
-          <w:sz w:val="32"/>
-          <w:szCs w:val="32"/>
-        </w:rPr>
-        <w:t xml:space="preserve"> </w:t>
-      </w:r>
-      <w:r>
-        <w:rPr>
-          <w:rFonts w:ascii="TH SarabunPSK" w:hAnsi="TH SarabunPSK" w:cs="TH SarabunPSK"/>
-          <w:sz w:val="32"/>
-          <w:szCs w:val="32"/>
-          <w:cs/>
-        </w:rPr>
-        <w:t xml:space="preserve">ลบ แก้ไข </w:t>
-      </w:r>
-      <w:r>
-        <w:rPr>
-          <w:rFonts w:ascii="TH SarabunPSK" w:hAnsi="TH SarabunPSK" w:cs="TH SarabunPSK"/>
-          <w:sz w:val="32"/>
-          <w:szCs w:val="32"/>
-          <w:cs/>
-        </w:rPr>
-        <w:t>และแจ้งเตือน</w:t>
-      </w:r>
-      <w:r>
-        <w:rPr>
-          <w:rFonts w:ascii="TH SarabunPSK" w:hAnsi="TH SarabunPSK" w:cs="TH SarabunPSK"/>
-          <w:sz w:val="32"/>
-          <w:szCs w:val="32"/>
-          <w:cs/>
-        </w:rPr>
-        <w:t>การประชุม</w:t>
-      </w:r>
-      <w:r>
-        <w:rPr>
-          <w:rFonts w:ascii="TH SarabunPSK" w:hAnsi="TH SarabunPSK" w:cs="TH SarabunPSK"/>
-          <w:sz w:val="32"/>
-          <w:szCs w:val="32"/>
-          <w:cs/>
-        </w:rPr>
-        <w:t xml:space="preserve">อัตโนมัติ </w:t>
-      </w:r>
-      <w:proofErr w:type="spellStart"/>
-      <w:r>
-        <w:rPr>
-          <w:rFonts w:ascii="TH SarabunPSK" w:hAnsi="TH SarabunPSK" w:cs="TH SarabunPSK"/>
-          <w:sz w:val="32"/>
-          <w:szCs w:val="32"/>
-          <w:cs/>
-        </w:rPr>
-        <w:t>ทุกๆ</w:t>
-      </w:r>
-      <w:proofErr w:type="spellEnd"/>
-      <w:r>
-        <w:rPr>
-          <w:rFonts w:ascii="TH SarabunPSK" w:hAnsi="TH SarabunPSK" w:cs="TH SarabunPSK"/>
-          <w:sz w:val="32"/>
-          <w:szCs w:val="32"/>
-          <w:cs/>
-        </w:rPr>
-        <w:t xml:space="preserve"> </w:t>
-      </w:r>
-      <w:r>
-        <w:rPr>
-          <w:rFonts w:ascii="TH SarabunPSK" w:hAnsi="TH SarabunPSK" w:cs="TH SarabunPSK"/>
-          <w:sz w:val="32"/>
-          <w:szCs w:val="32"/>
-        </w:rPr>
-        <w:t xml:space="preserve">15/10/5 </w:t>
-      </w:r>
-      <w:r>
-        <w:rPr>
-          <w:rFonts w:ascii="TH SarabunPSK" w:hAnsi="TH SarabunPSK" w:cs="TH SarabunPSK"/>
-          <w:sz w:val="32"/>
-          <w:szCs w:val="32"/>
-          <w:cs/>
-        </w:rPr>
-        <w:t>นาที</w:t>
-      </w:r>
-      <w:r>
-        <w:rPr>
-          <w:rFonts w:ascii="TH SarabunPSK" w:hAnsi="TH SarabunPSK" w:cs="TH SarabunPSK"/>
-          <w:sz w:val="32"/>
-          <w:szCs w:val="32"/>
-          <w:cs/>
-        </w:rPr>
-        <w:t xml:space="preserve"> ในแชทส่วนตัว และ </w:t>
-      </w:r>
-      <w:r>
-        <w:rPr>
-          <w:rFonts w:ascii="TH SarabunPSK" w:hAnsi="TH SarabunPSK" w:cs="TH SarabunPSK"/>
-          <w:sz w:val="32"/>
-          <w:szCs w:val="32"/>
-          <w:cs/>
-        </w:rPr>
-        <w:t>สร้างการปร</w:t>
-      </w:r>
-      <w:r>
-        <w:rPr>
-          <w:rFonts w:ascii="TH SarabunPSK" w:hAnsi="TH SarabunPSK" w:cs="TH SarabunPSK"/>
-          <w:sz w:val="32"/>
-          <w:szCs w:val="32"/>
-          <w:cs/>
-        </w:rPr>
-        <w:t>ะชุมในกลุ่มไลน์</w:t>
-      </w:r>
-    </w:p>
-    <w:p>
-      <w:pPr>
-        <w:tabs>
-          <w:tab w:val="left" w:pos="425"/>
-          <w:tab w:val="left" w:pos="567"/>
-          <w:tab w:val="left" w:pos="992"/>
-          <w:tab w:val="left" w:pos="1701"/>
-          <w:tab w:val="left" w:pos="1985"/>
-          <w:tab w:val="left" w:pos="2268"/>
-          <w:tab w:val="left" w:pos="2410"/>
-        </w:tabs>
-        <w:spacing w:after="0" w:line="240" w:lineRule="auto"/>
-        <w:ind w:firstLine="1985"/>
-        <w:jc w:val="thaiDistribute"/>
-        <w:rPr>
-          <w:rFonts w:ascii="TH SarabunPSK" w:hAnsi="TH SarabunPSK" w:cs="TH SarabunPSK"/>
           <w:color w:val="000000"/>
           <w:sz w:val="32"/>
           <w:szCs w:val="32"/>
-        </w:rPr>
-      </w:pPr>
-      <w:r>
-        <w:rPr>
-          <w:rFonts w:ascii="TH SarabunPSK" w:hAnsi="TH SarabunPSK" w:cs="TH SarabunPSK"/>
-          <w:sz w:val="32"/>
-          <w:szCs w:val="32"/>
-          <w:cs/>
-        </w:rPr>
-        <w:tab/>
-      </w:r>
-      <w:r>
-        <w:rPr>
-          <w:rFonts w:ascii="TH SarabunPSK" w:hAnsi="TH SarabunPSK" w:cs="TH SarabunPSK"/>
-          <w:sz w:val="32"/>
-          <w:szCs w:val="32"/>
-          <w:cs/>
-        </w:rPr>
-        <w:tab/>
-      </w:r>
-      <w:r>
-        <w:rPr>
-          <w:rFonts w:ascii="TH SarabunPSK" w:hAnsi="TH SarabunPSK" w:cs="TH SarabunPSK" w:hint="cs"/>
-          <w:sz w:val="32"/>
-          <w:szCs w:val="32"/>
-          <w:cs/>
-        </w:rPr>
-        <w:t>ค</w:t>
-      </w:r>
-      <w:r>
-        <w:rPr>
-          <w:rFonts w:ascii="TH SarabunPSK" w:hAnsi="TH SarabunPSK" w:cs="TH SarabunPSK"/>
-          <w:sz w:val="32"/>
-          <w:szCs w:val="32"/>
-        </w:rPr>
-        <w:t>)</w:t>
-      </w:r>
-      <w:r>
-        <w:rPr>
-          <w:rFonts w:ascii="TH SarabunPSK" w:hAnsi="TH SarabunPSK" w:cs="TH SarabunPSK"/>
-          <w:color w:val="FFFFFF" w:themeColor="background1"/>
-          <w:sz w:val="32"/>
-          <w:szCs w:val="32"/>
-        </w:rPr>
-        <w:t>**</w:t>
-      </w:r>
-      <w:r>
-        <w:rPr>
-          <w:rFonts w:ascii="TH SarabunPSK" w:hAnsi="TH SarabunPSK" w:cs="TH SarabunPSK"/>
-          <w:sz w:val="32"/>
-          <w:szCs w:val="32"/>
-          <w:cs/>
-        </w:rPr>
-        <w:t>แยกการแจ้งเตือน</w:t>
-      </w:r>
-      <w:r>
-        <w:rPr>
-          <w:rFonts w:ascii="TH SarabunPSK" w:hAnsi="TH SarabunPSK" w:cs="TH SarabunPSK"/>
-          <w:sz w:val="32"/>
-          <w:szCs w:val="32"/>
-        </w:rPr>
-        <w:t xml:space="preserve"> </w:t>
-      </w:r>
-      <w:r>
-        <w:rPr>
-          <w:rStyle w:val="Strong"/>
-          <w:rFonts w:ascii="TH SarabunPSK" w:hAnsi="TH SarabunPSK" w:cs="TH SarabunPSK"/>
-          <w:b w:val="0"/>
-          <w:bCs w:val="0"/>
-          <w:sz w:val="32"/>
-          <w:szCs w:val="32"/>
-          <w:cs/>
-        </w:rPr>
-        <w:t>ตามตำแหน่ง</w:t>
-      </w:r>
-      <w:r>
-        <w:rPr>
-          <w:rStyle w:val="Strong"/>
-          <w:rFonts w:ascii="TH SarabunPSK" w:hAnsi="TH SarabunPSK" w:cs="TH SarabunPSK"/>
-          <w:b w:val="0"/>
-          <w:bCs w:val="0"/>
-          <w:sz w:val="32"/>
-          <w:szCs w:val="32"/>
-        </w:rPr>
-        <w:t xml:space="preserve"> </w:t>
-      </w:r>
-      <w:r>
-        <w:rPr>
-          <w:rStyle w:val="Strong"/>
-          <w:rFonts w:ascii="TH SarabunPSK" w:hAnsi="TH SarabunPSK" w:cs="TH SarabunPSK"/>
-          <w:b w:val="0"/>
-          <w:bCs w:val="0"/>
-          <w:sz w:val="32"/>
-          <w:szCs w:val="32"/>
-          <w:cs/>
-        </w:rPr>
-        <w:t>แผนก</w:t>
-      </w:r>
-      <w:r>
-        <w:rPr>
-          <w:rFonts w:ascii="TH SarabunPSK" w:hAnsi="TH SarabunPSK" w:cs="TH SarabunPSK"/>
-          <w:sz w:val="32"/>
-          <w:szCs w:val="32"/>
-        </w:rPr>
-        <w:t xml:space="preserve"> (Sales </w:t>
-      </w:r>
-      <w:r>
-        <w:rPr>
-          <w:rFonts w:ascii="TH SarabunPSK" w:hAnsi="TH SarabunPSK" w:cs="TH SarabunPSK"/>
-          <w:sz w:val="32"/>
-          <w:szCs w:val="32"/>
-          <w:cs/>
-        </w:rPr>
-        <w:t>ได้ยอดขาย</w:t>
-      </w:r>
-      <w:r>
-        <w:rPr>
-          <w:rFonts w:ascii="TH SarabunPSK" w:hAnsi="TH SarabunPSK" w:cs="TH SarabunPSK" w:hint="cs"/>
-          <w:sz w:val="32"/>
-          <w:szCs w:val="32"/>
-          <w:cs/>
-        </w:rPr>
-        <w:t xml:space="preserve"> </w:t>
-      </w:r>
-      <w:r>
-        <w:rPr>
-          <w:rFonts w:ascii="TH SarabunPSK" w:hAnsi="TH SarabunPSK" w:cs="TH SarabunPSK"/>
-          <w:sz w:val="32"/>
-          <w:szCs w:val="32"/>
-          <w:cs/>
-        </w:rPr>
-        <w:t>เป้า</w:t>
-      </w:r>
-      <w:r>
-        <w:rPr>
-          <w:rFonts w:ascii="TH SarabunPSK" w:hAnsi="TH SarabunPSK" w:cs="TH SarabunPSK"/>
-          <w:sz w:val="32"/>
-          <w:szCs w:val="32"/>
-        </w:rPr>
-        <w:t xml:space="preserve">, </w:t>
-      </w:r>
-      <w:r>
-        <w:rPr>
-          <w:rFonts w:ascii="TH SarabunPSK" w:hAnsi="TH SarabunPSK" w:cs="TH SarabunPSK"/>
-          <w:sz w:val="32"/>
-          <w:szCs w:val="32"/>
-          <w:cs/>
-        </w:rPr>
-        <w:t>พนักงานทั่วไปได้วันเกิด</w:t>
-      </w:r>
-      <w:r>
-        <w:rPr>
-          <w:rFonts w:ascii="TH SarabunPSK" w:hAnsi="TH SarabunPSK" w:cs="TH SarabunPSK"/>
-          <w:sz w:val="32"/>
-          <w:szCs w:val="32"/>
-        </w:rPr>
-        <w:t xml:space="preserve"> </w:t>
-      </w:r>
-      <w:r>
-        <w:rPr>
-          <w:rFonts w:ascii="TH SarabunPSK" w:hAnsi="TH SarabunPSK" w:cs="TH SarabunPSK"/>
-          <w:sz w:val="32"/>
-          <w:szCs w:val="32"/>
-          <w:cs/>
-        </w:rPr>
-        <w:t>ประชุม</w:t>
-      </w:r>
-      <w:r>
-        <w:rPr>
-          <w:rFonts w:ascii="TH SarabunPSK" w:hAnsi="TH SarabunPSK" w:cs="TH SarabunPSK"/>
-          <w:sz w:val="32"/>
-          <w:szCs w:val="32"/>
-        </w:rPr>
-        <w:t xml:space="preserve"> </w:t>
-      </w:r>
-      <w:r>
-        <w:rPr>
-          <w:rFonts w:ascii="TH SarabunPSK" w:hAnsi="TH SarabunPSK" w:cs="TH SarabunPSK"/>
-          <w:sz w:val="32"/>
-          <w:szCs w:val="32"/>
-          <w:cs/>
-        </w:rPr>
-        <w:t>ข่าวสาร)</w:t>
-      </w:r>
-    </w:p>
-    <w:p>
-      <w:pPr>
-        <w:tabs>
-          <w:tab w:val="left" w:pos="425"/>
-          <w:tab w:val="left" w:pos="567"/>
-          <w:tab w:val="left" w:pos="992"/>
-          <w:tab w:val="left" w:pos="1701"/>
-          <w:tab w:val="left" w:pos="1985"/>
-          <w:tab w:val="left" w:pos="2268"/>
-          <w:tab w:val="left" w:pos="2410"/>
-          <w:tab w:val="left" w:pos="2552"/>
-        </w:tabs>
-        <w:spacing w:after="0" w:line="240" w:lineRule="auto"/>
-        <w:ind w:firstLine="1985"/>
-        <w:jc w:val="thaiDistribute"/>
-        <w:rPr>
-          <w:rFonts w:ascii="TH SarabunPSK" w:hAnsi="TH SarabunPSK" w:cs="TH SarabunPSK"/>
-          <w:color w:val="000000"/>
-          <w:sz w:val="32"/>
-          <w:szCs w:val="32"/>
-        </w:rPr>
-      </w:pPr>
-      <w:r>
-        <w:rPr>
-          <w:rFonts w:ascii="TH SarabunPSK" w:hAnsi="TH SarabunPSK" w:cs="TH SarabunPSK"/>
-          <w:sz w:val="32"/>
-          <w:szCs w:val="32"/>
-          <w:cs/>
-        </w:rPr>
-        <w:tab/>
-      </w:r>
-      <w:r>
-        <w:rPr>
-          <w:rFonts w:ascii="TH SarabunPSK" w:hAnsi="TH SarabunPSK" w:cs="TH SarabunPSK"/>
-          <w:sz w:val="32"/>
-          <w:szCs w:val="32"/>
-          <w:cs/>
-        </w:rPr>
-        <w:tab/>
-      </w:r>
-      <w:r>
-        <w:rPr>
-          <w:rFonts w:ascii="TH SarabunPSK" w:hAnsi="TH SarabunPSK" w:cs="TH SarabunPSK" w:hint="cs"/>
-          <w:sz w:val="32"/>
-          <w:szCs w:val="32"/>
-          <w:cs/>
-        </w:rPr>
-        <w:t>ง</w:t>
-      </w:r>
-      <w:r>
-        <w:rPr>
-          <w:rFonts w:ascii="TH SarabunPSK" w:hAnsi="TH SarabunPSK" w:cs="TH SarabunPSK"/>
-          <w:sz w:val="32"/>
-          <w:szCs w:val="32"/>
-        </w:rPr>
-        <w:t>)</w:t>
-      </w:r>
-      <w:r>
-        <w:rPr>
-          <w:rFonts w:ascii="TH SarabunPSK" w:hAnsi="TH SarabunPSK" w:cs="TH SarabunPSK"/>
-          <w:color w:val="FFFFFF" w:themeColor="background1"/>
-          <w:sz w:val="32"/>
-          <w:szCs w:val="32"/>
-        </w:rPr>
-        <w:t>**</w:t>
-      </w:r>
-      <w:r>
-        <w:rPr>
-          <w:rFonts w:ascii="TH SarabunPSK" w:hAnsi="TH SarabunPSK" w:cs="TH SarabunPSK"/>
-          <w:sz w:val="32"/>
-          <w:szCs w:val="32"/>
-          <w:cs/>
-        </w:rPr>
-        <w:t>เก็บส</w:t>
-      </w:r>
-      <w:proofErr w:type="spellStart"/>
-      <w:r>
-        <w:rPr>
-          <w:rFonts w:ascii="TH SarabunPSK" w:hAnsi="TH SarabunPSK" w:cs="TH SarabunPSK"/>
-          <w:sz w:val="32"/>
-          <w:szCs w:val="32"/>
-          <w:cs/>
-        </w:rPr>
-        <w:t>ลิป</w:t>
-      </w:r>
-      <w:proofErr w:type="spellEnd"/>
-      <w:r>
-        <w:rPr>
-          <w:rFonts w:ascii="TH SarabunPSK" w:hAnsi="TH SarabunPSK" w:cs="TH SarabunPSK"/>
-          <w:sz w:val="32"/>
-          <w:szCs w:val="32"/>
-          <w:cs/>
-        </w:rPr>
-        <w:t>เข้า</w:t>
-      </w:r>
-      <w:r>
-        <w:rPr>
-          <w:rFonts w:ascii="TH SarabunPSK" w:hAnsi="TH SarabunPSK" w:cs="TH SarabunPSK"/>
-          <w:sz w:val="32"/>
-          <w:szCs w:val="32"/>
-        </w:rPr>
-        <w:t xml:space="preserve"> </w:t>
-      </w:r>
-      <w:r>
-        <w:rPr>
-          <w:rStyle w:val="Strong"/>
-          <w:rFonts w:ascii="TH SarabunPSK" w:hAnsi="TH SarabunPSK" w:cs="TH SarabunPSK"/>
-          <w:b w:val="0"/>
-          <w:bCs w:val="0"/>
-          <w:sz w:val="32"/>
-          <w:szCs w:val="32"/>
-        </w:rPr>
-        <w:t>Google Drive</w:t>
-      </w:r>
-      <w:r>
-        <w:rPr>
-          <w:rFonts w:ascii="TH SarabunPSK" w:hAnsi="TH SarabunPSK" w:cs="TH SarabunPSK"/>
-          <w:sz w:val="32"/>
-          <w:szCs w:val="32"/>
-        </w:rPr>
-        <w:t xml:space="preserve"> </w:t>
-      </w:r>
-      <w:r>
-        <w:rPr>
-          <w:rFonts w:ascii="TH SarabunPSK" w:hAnsi="TH SarabunPSK" w:cs="TH SarabunPSK"/>
-          <w:sz w:val="32"/>
-          <w:szCs w:val="32"/>
-          <w:cs/>
-        </w:rPr>
-        <w:t>แบบโฟลเดอร์รายวัน คัดกรองเฉพาะสลิปโอนจริง (</w:t>
-      </w:r>
-      <w:r>
-        <w:rPr>
-          <w:rFonts w:ascii="TH SarabunPSK" w:hAnsi="TH SarabunPSK" w:cs="TH SarabunPSK"/>
-          <w:sz w:val="32"/>
-          <w:szCs w:val="32"/>
-        </w:rPr>
-        <w:t>image classification keyword)</w:t>
-      </w:r>
-    </w:p>
-    <w:p>
-      <w:pPr>
-        <w:tabs>
-          <w:tab w:val="left" w:pos="425"/>
-          <w:tab w:val="left" w:pos="567"/>
-          <w:tab w:val="left" w:pos="992"/>
-          <w:tab w:val="left" w:pos="1701"/>
-          <w:tab w:val="left" w:pos="1985"/>
-          <w:tab w:val="left" w:pos="2268"/>
-          <w:tab w:val="left" w:pos="2410"/>
-          <w:tab w:val="left" w:pos="2552"/>
-        </w:tabs>
-        <w:spacing w:after="0" w:line="240" w:lineRule="auto"/>
-        <w:ind w:firstLine="1985"/>
-        <w:jc w:val="thaiDistribute"/>
-        <w:rPr>
-          <w:rFonts w:ascii="TH SarabunPSK" w:hAnsi="TH SarabunPSK" w:cs="TH SarabunPSK"/>
-          <w:sz w:val="32"/>
-          <w:szCs w:val="32"/>
-        </w:rPr>
-      </w:pPr>
-      <w:r>
-        <w:rPr>
-          <w:rFonts w:ascii="TH SarabunPSK" w:hAnsi="TH SarabunPSK" w:cs="TH SarabunPSK"/>
-          <w:sz w:val="32"/>
-          <w:szCs w:val="32"/>
-          <w:cs/>
-        </w:rPr>
-        <w:tab/>
-      </w:r>
-      <w:r>
-        <w:rPr>
-          <w:rFonts w:ascii="TH SarabunPSK" w:hAnsi="TH SarabunPSK" w:cs="TH SarabunPSK"/>
-          <w:sz w:val="32"/>
-          <w:szCs w:val="32"/>
-          <w:cs/>
-        </w:rPr>
-        <w:tab/>
-      </w:r>
-      <w:r>
-        <w:rPr>
-          <w:rFonts w:ascii="TH SarabunPSK" w:hAnsi="TH SarabunPSK" w:cs="TH SarabunPSK" w:hint="cs"/>
-          <w:sz w:val="32"/>
-          <w:szCs w:val="32"/>
-          <w:cs/>
-        </w:rPr>
-        <w:t>จ</w:t>
-      </w:r>
-      <w:r>
-        <w:rPr>
-          <w:rFonts w:ascii="TH SarabunPSK" w:hAnsi="TH SarabunPSK" w:cs="TH SarabunPSK"/>
-          <w:sz w:val="32"/>
-          <w:szCs w:val="32"/>
-        </w:rPr>
-        <w:t>)</w:t>
-      </w:r>
-      <w:r>
-        <w:rPr>
-          <w:rFonts w:ascii="TH SarabunPSK" w:hAnsi="TH SarabunPSK" w:cs="TH SarabunPSK"/>
-          <w:color w:val="FFFFFF" w:themeColor="background1"/>
-          <w:sz w:val="32"/>
-          <w:szCs w:val="32"/>
-        </w:rPr>
-        <w:t>**</w:t>
-      </w:r>
-      <w:r>
-        <w:rPr>
-          <w:rFonts w:ascii="TH SarabunPSK" w:hAnsi="TH SarabunPSK" w:cs="TH SarabunPSK"/>
-          <w:sz w:val="32"/>
-          <w:szCs w:val="32"/>
-        </w:rPr>
-        <w:t xml:space="preserve">Backoffice </w:t>
-      </w:r>
-      <w:r>
-        <w:rPr>
-          <w:rFonts w:ascii="TH SarabunPSK" w:hAnsi="TH SarabunPSK" w:cs="TH SarabunPSK"/>
-          <w:sz w:val="32"/>
-          <w:szCs w:val="32"/>
-          <w:cs/>
-        </w:rPr>
-        <w:t>จัดการสิทธิ์</w:t>
-      </w:r>
-      <w:proofErr w:type="spellStart"/>
-      <w:r>
-        <w:rPr>
-          <w:rFonts w:ascii="TH SarabunPSK" w:hAnsi="TH SarabunPSK" w:cs="TH SarabunPSK"/>
-          <w:sz w:val="32"/>
-          <w:szCs w:val="32"/>
-          <w:cs/>
-        </w:rPr>
-        <w:t>ต่างๆ</w:t>
-      </w:r>
-      <w:proofErr w:type="spellEnd"/>
-      <w:r>
-        <w:rPr>
-          <w:rFonts w:ascii="TH SarabunPSK" w:hAnsi="TH SarabunPSK" w:cs="TH SarabunPSK"/>
-          <w:sz w:val="32"/>
-          <w:szCs w:val="32"/>
-          <w:cs/>
-        </w:rPr>
-        <w:t xml:space="preserve"> เพิ่ม ลบ แก้ไข ข้อมูลพนักงานในองค์กร</w:t>
-      </w:r>
-    </w:p>
-    <w:p>
-      <w:pPr>
-        <w:tabs>
-          <w:tab w:val="left" w:pos="425"/>
-          <w:tab w:val="left" w:pos="567"/>
-          <w:tab w:val="left" w:pos="992"/>
-          <w:tab w:val="left" w:pos="1701"/>
-          <w:tab w:val="left" w:pos="1985"/>
-          <w:tab w:val="left" w:pos="2268"/>
-          <w:tab w:val="left" w:pos="2410"/>
-          <w:tab w:val="left" w:pos="2552"/>
-        </w:tabs>
-        <w:spacing w:after="0" w:line="240" w:lineRule="auto"/>
-        <w:jc w:val="thaiDistribute"/>
-        <w:rPr>
-          <w:rFonts w:ascii="TH SarabunPSK" w:hAnsi="TH SarabunPSK" w:cs="TH SarabunPSK"/>
-          <w:color w:val="000000"/>
-          <w:sz w:val="32"/>
-          <w:szCs w:val="32"/>
-          <w:cs/>
-        </w:rPr>
-      </w:pPr>
-      <w:r>
-        <w:rPr>
-          <w:rFonts w:ascii="TH SarabunPSK" w:hAnsi="TH SarabunPSK" w:cs="TH SarabunPSK"/>
-          <w:sz w:val="32"/>
-          <w:szCs w:val="32"/>
-        </w:rPr>
-        <w:t xml:space="preserve"> </w:t>
-      </w:r>
-      <w:r>
-        <w:rPr>
-          <w:rFonts w:ascii="TH SarabunPSK" w:hAnsi="TH SarabunPSK" w:cs="TH SarabunPSK"/>
-          <w:sz w:val="32"/>
-          <w:szCs w:val="32"/>
-        </w:rPr>
-        <w:tab/>
-      </w:r>
-      <w:r>
-        <w:rPr>
-          <w:rFonts w:ascii="TH SarabunPSK" w:hAnsi="TH SarabunPSK" w:cs="TH SarabunPSK"/>
-          <w:sz w:val="32"/>
-          <w:szCs w:val="32"/>
-        </w:rPr>
-        <w:tab/>
-      </w:r>
-      <w:r>
-        <w:rPr>
-          <w:rFonts w:ascii="TH SarabunPSK" w:hAnsi="TH SarabunPSK" w:cs="TH SarabunPSK"/>
-          <w:sz w:val="32"/>
-          <w:szCs w:val="32"/>
-        </w:rPr>
-        <w:tab/>
-      </w:r>
-      <w:r>
-        <w:rPr>
-          <w:rFonts w:ascii="TH SarabunPSK" w:hAnsi="TH SarabunPSK" w:cs="TH SarabunPSK"/>
-          <w:sz w:val="32"/>
-          <w:szCs w:val="32"/>
-        </w:rPr>
-        <w:tab/>
-      </w:r>
-      <w:r>
-        <w:rPr>
-          <w:rFonts w:ascii="TH SarabunPSK" w:hAnsi="TH SarabunPSK" w:cs="TH SarabunPSK"/>
-          <w:sz w:val="32"/>
-          <w:szCs w:val="32"/>
-        </w:rPr>
-        <w:tab/>
-      </w:r>
-      <w:r>
-        <w:rPr>
-          <w:rFonts w:ascii="TH SarabunPSK" w:hAnsi="TH SarabunPSK" w:cs="TH SarabunPSK"/>
-          <w:sz w:val="32"/>
-          <w:szCs w:val="32"/>
-        </w:rPr>
-        <w:tab/>
-      </w:r>
-      <w:r>
-        <w:rPr>
-          <w:rFonts w:ascii="TH SarabunPSK" w:hAnsi="TH SarabunPSK" w:cs="TH SarabunPSK"/>
-          <w:sz w:val="32"/>
-          <w:szCs w:val="32"/>
-        </w:rPr>
-        <w:tab/>
-      </w:r>
-      <w:r>
-        <w:rPr>
-          <w:rFonts w:ascii="TH SarabunPSK" w:hAnsi="TH SarabunPSK" w:cs="TH SarabunPSK" w:hint="cs"/>
-          <w:sz w:val="32"/>
-          <w:szCs w:val="32"/>
-          <w:cs/>
-        </w:rPr>
-        <w:t>ฉ</w:t>
-      </w:r>
-      <w:r>
-        <w:rPr>
-          <w:rFonts w:ascii="TH SarabunPSK" w:hAnsi="TH SarabunPSK" w:cs="TH SarabunPSK"/>
-          <w:sz w:val="32"/>
-          <w:szCs w:val="32"/>
-        </w:rPr>
-        <w:t>)</w:t>
-      </w:r>
-      <w:r>
-        <w:rPr>
-          <w:rFonts w:ascii="TH SarabunPSK" w:hAnsi="TH SarabunPSK" w:cs="TH SarabunPSK"/>
-          <w:color w:val="FFFFFF" w:themeColor="background1"/>
-          <w:sz w:val="32"/>
-          <w:szCs w:val="32"/>
-          <w:shd w:val="clear" w:color="auto" w:fill="FFFFFF" w:themeFill="background1"/>
-        </w:rPr>
-        <w:t>**</w:t>
-      </w:r>
-      <w:r>
-        <w:rPr>
-          <w:rFonts w:ascii="TH SarabunPSK" w:hAnsi="TH SarabunPSK" w:cs="TH SarabunPSK"/>
-          <w:sz w:val="32"/>
-          <w:szCs w:val="32"/>
-          <w:cs/>
-        </w:rPr>
-        <w:t xml:space="preserve">ฝ่าย </w:t>
-      </w:r>
-      <w:r>
-        <w:rPr>
-          <w:rFonts w:ascii="TH SarabunPSK" w:hAnsi="TH SarabunPSK" w:cs="TH SarabunPSK"/>
-          <w:sz w:val="32"/>
-          <w:szCs w:val="32"/>
-        </w:rPr>
-        <w:t xml:space="preserve">HR </w:t>
-      </w:r>
-      <w:r>
-        <w:rPr>
-          <w:rFonts w:ascii="TH SarabunPSK" w:hAnsi="TH SarabunPSK" w:cs="TH SarabunPSK"/>
-          <w:sz w:val="32"/>
-          <w:szCs w:val="32"/>
-          <w:cs/>
-        </w:rPr>
-        <w:t>ได้รายงาน</w:t>
-      </w:r>
-      <w:r>
-        <w:rPr>
-          <w:rFonts w:ascii="TH SarabunPSK" w:hAnsi="TH SarabunPSK" w:cs="TH SarabunPSK"/>
-          <w:sz w:val="32"/>
-          <w:szCs w:val="32"/>
-        </w:rPr>
-        <w:t xml:space="preserve"> </w:t>
-      </w:r>
-      <w:r>
-        <w:rPr>
-          <w:rStyle w:val="Strong"/>
-          <w:rFonts w:ascii="TH SarabunPSK" w:hAnsi="TH SarabunPSK" w:cs="TH SarabunPSK"/>
-          <w:b w:val="0"/>
-          <w:bCs w:val="0"/>
-          <w:sz w:val="32"/>
-          <w:szCs w:val="32"/>
-          <w:cs/>
-        </w:rPr>
-        <w:t>ขาด</w:t>
-      </w:r>
-      <w:r>
-        <w:rPr>
-          <w:rStyle w:val="Strong"/>
-          <w:rFonts w:ascii="TH SarabunPSK" w:hAnsi="TH SarabunPSK" w:cs="TH SarabunPSK"/>
-          <w:b w:val="0"/>
-          <w:bCs w:val="0"/>
-          <w:sz w:val="32"/>
-          <w:szCs w:val="32"/>
-        </w:rPr>
-        <w:t>–</w:t>
-      </w:r>
-      <w:r>
-        <w:rPr>
-          <w:rStyle w:val="Strong"/>
-          <w:rFonts w:ascii="TH SarabunPSK" w:hAnsi="TH SarabunPSK" w:cs="TH SarabunPSK"/>
-          <w:b w:val="0"/>
-          <w:bCs w:val="0"/>
-          <w:sz w:val="32"/>
-          <w:szCs w:val="32"/>
-          <w:cs/>
-        </w:rPr>
-        <w:t>ลา</w:t>
-      </w:r>
-      <w:r>
-        <w:rPr>
-          <w:rStyle w:val="Strong"/>
-          <w:rFonts w:ascii="TH SarabunPSK" w:hAnsi="TH SarabunPSK" w:cs="TH SarabunPSK"/>
-          <w:b w:val="0"/>
-          <w:bCs w:val="0"/>
-          <w:sz w:val="32"/>
-          <w:szCs w:val="32"/>
-        </w:rPr>
-        <w:t>–</w:t>
-      </w:r>
-      <w:r>
-        <w:rPr>
-          <w:rStyle w:val="Strong"/>
-          <w:rFonts w:ascii="TH SarabunPSK" w:hAnsi="TH SarabunPSK" w:cs="TH SarabunPSK"/>
-          <w:b w:val="0"/>
-          <w:bCs w:val="0"/>
-          <w:sz w:val="32"/>
-          <w:szCs w:val="32"/>
-          <w:cs/>
-        </w:rPr>
-        <w:t>มาสาย</w:t>
-      </w:r>
-      <w:r>
-        <w:rPr>
-          <w:rStyle w:val="Strong"/>
-          <w:rFonts w:ascii="TH SarabunPSK" w:hAnsi="TH SarabunPSK" w:cs="TH SarabunPSK" w:hint="cs"/>
-          <w:b w:val="0"/>
-          <w:bCs w:val="0"/>
-          <w:sz w:val="32"/>
-          <w:szCs w:val="32"/>
-          <w:cs/>
-        </w:rPr>
-        <w:t xml:space="preserve"> </w:t>
-      </w:r>
-      <w:r>
-        <w:rPr>
-          <w:rStyle w:val="Strong"/>
-          <w:rFonts w:ascii="TH SarabunPSK" w:hAnsi="TH SarabunPSK" w:cs="TH SarabunPSK"/>
-          <w:b w:val="0"/>
-          <w:bCs w:val="0"/>
-          <w:sz w:val="32"/>
-          <w:szCs w:val="32"/>
-          <w:cs/>
-        </w:rPr>
-        <w:t>พฤติกรรม</w:t>
-      </w:r>
-      <w:r>
-        <w:rPr>
-          <w:rFonts w:ascii="TH SarabunPSK" w:hAnsi="TH SarabunPSK" w:cs="TH SarabunPSK"/>
-          <w:b/>
-          <w:bCs/>
-          <w:sz w:val="32"/>
-          <w:szCs w:val="32"/>
-        </w:rPr>
-        <w:t xml:space="preserve"> </w:t>
-      </w:r>
-      <w:r>
-        <w:rPr>
-          <w:rFonts w:ascii="TH SarabunPSK" w:hAnsi="TH SarabunPSK" w:cs="TH SarabunPSK"/>
-          <w:sz w:val="32"/>
-          <w:szCs w:val="32"/>
-          <w:cs/>
-        </w:rPr>
-        <w:t>รายเดือน และฝ่ายการเงินแจกจ่าย</w:t>
-      </w:r>
-      <w:r>
-        <w:rPr>
-          <w:rFonts w:ascii="TH SarabunPSK" w:hAnsi="TH SarabunPSK" w:cs="TH SarabunPSK"/>
-          <w:sz w:val="32"/>
-          <w:szCs w:val="32"/>
-        </w:rPr>
-        <w:t xml:space="preserve"> </w:t>
-      </w:r>
-      <w:r>
-        <w:rPr>
-          <w:rStyle w:val="Strong"/>
-          <w:rFonts w:ascii="TH SarabunPSK" w:hAnsi="TH SarabunPSK" w:cs="TH SarabunPSK"/>
-          <w:b w:val="0"/>
-          <w:bCs w:val="0"/>
-          <w:sz w:val="32"/>
-          <w:szCs w:val="32"/>
-          <w:cs/>
-        </w:rPr>
-        <w:t>สลิปเงินเดือน/ทวิ</w:t>
-      </w:r>
-      <w:r>
-        <w:rPr>
-          <w:rStyle w:val="Strong"/>
-          <w:rFonts w:ascii="TH SarabunPSK" w:hAnsi="TH SarabunPSK" w:cs="TH SarabunPSK"/>
-          <w:b w:val="0"/>
-          <w:bCs w:val="0"/>
-          <w:sz w:val="32"/>
-          <w:szCs w:val="32"/>
-        </w:rPr>
-        <w:t>50</w:t>
-      </w:r>
-      <w:r>
-        <w:rPr>
-          <w:rFonts w:ascii="TH SarabunPSK" w:hAnsi="TH SarabunPSK" w:cs="TH SarabunPSK"/>
-          <w:sz w:val="32"/>
-          <w:szCs w:val="32"/>
-        </w:rPr>
-        <w:t xml:space="preserve"> </w:t>
-      </w:r>
-      <w:r>
-        <w:rPr>
-          <w:rFonts w:ascii="TH SarabunPSK" w:hAnsi="TH SarabunPSK" w:cs="TH SarabunPSK"/>
-          <w:sz w:val="32"/>
-          <w:szCs w:val="32"/>
-          <w:cs/>
-        </w:rPr>
-        <w:t>แบบปลอดภัย</w:t>
-      </w:r>
+          <w:cs/>
+        </w:rPr>
+      </w:pPr>
     </w:p>
     <w:p>
       <w:pPr>
@@ -11136,7 +12634,7 @@
         <w:spacing w:after="0"/>
         <w:jc w:val="thaiDistribute"/>
         <w:rPr>
-          <w:rFonts w:ascii="TH SarabunPSK" w:eastAsia="Times New Roman" w:hAnsi="TH SarabunPSK" w:cs="TH SarabunPSK" w:hint="cs"/>
+          <w:rFonts w:ascii="TH SarabunPSK" w:eastAsia="Times New Roman" w:hAnsi="TH SarabunPSK" w:cs="TH SarabunPSK"/>
           <w:color w:val="000000" w:themeColor="text1"/>
           <w:sz w:val="32"/>
           <w:szCs w:val="32"/>
@@ -12177,7 +13675,7 @@
         <w:spacing w:after="0"/>
         <w:jc w:val="thaiDistribute"/>
         <w:rPr>
-          <w:rFonts w:ascii="TH SarabunPSK" w:eastAsia="Times New Roman" w:hAnsi="TH SarabunPSK" w:cs="TH SarabunPSK" w:hint="cs"/>
+          <w:rFonts w:ascii="TH SarabunPSK" w:eastAsia="Times New Roman" w:hAnsi="TH SarabunPSK" w:cs="TH SarabunPSK"/>
           <w:sz w:val="32"/>
           <w:szCs w:val="32"/>
           <w:cs/>
@@ -12677,7 +14175,7 @@
         <w:spacing w:after="0"/>
         <w:jc w:val="thaiDistribute"/>
         <w:rPr>
-          <w:rFonts w:ascii="TH SarabunPSK" w:eastAsia="Times New Roman" w:hAnsi="TH SarabunPSK" w:cs="TH SarabunPSK" w:hint="cs"/>
+          <w:rFonts w:ascii="TH SarabunPSK" w:eastAsia="Times New Roman" w:hAnsi="TH SarabunPSK" w:cs="TH SarabunPSK"/>
           <w:sz w:val="32"/>
           <w:szCs w:val="32"/>
           <w:cs/>
@@ -12981,7 +14479,7 @@
         <w:spacing w:after="0"/>
         <w:jc w:val="thaiDistribute"/>
         <w:rPr>
-          <w:rFonts w:ascii="TH SarabunPSK" w:hAnsi="TH SarabunPSK" w:cs="TH SarabunPSK" w:hint="cs"/>
+          <w:rFonts w:ascii="TH SarabunPSK" w:hAnsi="TH SarabunPSK" w:cs="TH SarabunPSK"/>
           <w:noProof/>
           <w:cs/>
         </w:rPr>
@@ -13527,8 +15025,8 @@
         </w:rPr>
         <w:t>ค)</w:t>
       </w:r>
-      <w:bookmarkStart w:id="0" w:name="OLE_LINK9"/>
-      <w:bookmarkStart w:id="1" w:name="OLE_LINK10"/>
+      <w:bookmarkStart w:id="1" w:name="OLE_LINK9"/>
+      <w:bookmarkStart w:id="2" w:name="OLE_LINK10"/>
       <w:r>
         <w:rPr>
           <w:rFonts w:ascii="TH SarabunPSK" w:hAnsi="TH SarabunPSK" w:cs="TH SarabunPSK"/>
@@ -13589,8 +15087,8 @@
         </w:rPr>
         <w:t>1)</w:t>
       </w:r>
-      <w:bookmarkEnd w:id="0"/>
       <w:bookmarkEnd w:id="1"/>
+      <w:bookmarkEnd w:id="2"/>
       <w:r>
         <w:rPr>
           <w:rFonts w:ascii="TH SarabunPSK" w:hAnsi="TH SarabunPSK" w:cs="TH SarabunPSK"/>
@@ -14477,7 +15975,7 @@
         <w:ind w:firstLine="1985"/>
         <w:jc w:val="thaiDistribute"/>
         <w:rPr>
-          <w:rFonts w:ascii="TH SarabunPSK" w:hAnsi="TH SarabunPSK" w:cs="TH SarabunPSK" w:hint="cs"/>
+          <w:rFonts w:ascii="TH SarabunPSK" w:hAnsi="TH SarabunPSK" w:cs="TH SarabunPSK"/>
           <w:sz w:val="32"/>
           <w:szCs w:val="32"/>
           <w:cs/>
@@ -17103,7 +18601,7 @@
         </w:rPr>
         <w:t xml:space="preserve">  </w:t>
       </w:r>
-      <w:bookmarkStart w:id="2" w:name="_Hlk212573970"/>
+      <w:bookmarkStart w:id="3" w:name="_Hlk212573970"/>
       <w:r>
         <w:rPr>
           <w:rFonts w:ascii="TH SarabunPSK" w:hAnsi="TH SarabunPSK" w:cs="TH SarabunPSK"/>
@@ -17229,7 +18727,7 @@
         </w:rPr>
         <w:t xml:space="preserve"> </w:t>
       </w:r>
-      <w:bookmarkEnd w:id="2"/>
+      <w:bookmarkEnd w:id="3"/>
       <w:r>
         <w:rPr>
           <w:rFonts w:ascii="TH SarabunPSK" w:hAnsi="TH SarabunPSK" w:cs="TH SarabunPSK"/>
@@ -17942,7 +19440,7 @@
         </w:rPr>
         <w:t xml:space="preserve"> </w:t>
       </w:r>
-      <w:bookmarkStart w:id="3" w:name="_Hlk212573998"/>
+      <w:bookmarkStart w:id="4" w:name="_Hlk212573998"/>
       <w:r>
         <w:rPr>
           <w:rFonts w:ascii="TH SarabunPSK" w:hAnsi="TH SarabunPSK" w:cs="TH SarabunPSK"/>
@@ -18030,7 +19528,7 @@
         </w:rPr>
         <w:t>ทวิ</w:t>
       </w:r>
-      <w:bookmarkEnd w:id="3"/>
+      <w:bookmarkEnd w:id="4"/>
     </w:p>
     <w:p>
       <w:pPr>
@@ -18473,7 +19971,7 @@
         </w:rPr>
         <w:t xml:space="preserve"> </w:t>
       </w:r>
-      <w:bookmarkStart w:id="4" w:name="_Hlk212574331"/>
+      <w:bookmarkStart w:id="5" w:name="_Hlk212574331"/>
       <w:r>
         <w:rPr>
           <w:rFonts w:ascii="TH SarabunPSK" w:hAnsi="TH SarabunPSK" w:cs="TH SarabunPSK"/>
@@ -18518,7 +20016,7 @@
         <w:t>AI RAG</w:t>
       </w:r>
     </w:p>
-    <w:bookmarkEnd w:id="4"/>
+    <w:bookmarkEnd w:id="5"/>
     <w:p>
       <w:pPr>
         <w:rPr>
@@ -20231,7 +21729,7 @@
         <w:ind w:firstLine="720"/>
         <w:jc w:val="center"/>
         <w:rPr>
-          <w:rFonts w:ascii="TH SarabunPSK" w:hAnsi="TH SarabunPSK" w:cs="TH SarabunPSK" w:hint="cs"/>
+          <w:rFonts w:ascii="TH SarabunPSK" w:hAnsi="TH SarabunPSK" w:cs="TH SarabunPSK"/>
           <w:sz w:val="32"/>
           <w:szCs w:val="32"/>
         </w:rPr>
@@ -20350,7 +21848,7 @@
         <w:spacing w:after="0"/>
         <w:jc w:val="thaiDistribute"/>
         <w:rPr>
-          <w:rFonts w:ascii="TH SarabunPSK" w:hAnsi="TH SarabunPSK" w:cs="TH SarabunPSK" w:hint="cs"/>
+          <w:rFonts w:ascii="TH SarabunPSK" w:hAnsi="TH SarabunPSK" w:cs="TH SarabunPSK"/>
           <w:sz w:val="32"/>
           <w:szCs w:val="32"/>
           <w:cs/>
@@ -20481,7 +21979,7 @@
         <w:spacing w:after="0"/>
         <w:jc w:val="thaiDistribute"/>
         <w:rPr>
-          <w:rFonts w:ascii="TH SarabunPSK" w:hAnsi="TH SarabunPSK" w:cs="TH SarabunPSK" w:hint="cs"/>
+          <w:rFonts w:ascii="TH SarabunPSK" w:hAnsi="TH SarabunPSK" w:cs="TH SarabunPSK"/>
           <w:sz w:val="32"/>
           <w:szCs w:val="32"/>
         </w:rPr>
@@ -20663,7 +22161,7 @@
         <w:spacing w:after="0"/>
         <w:jc w:val="thaiDistribute"/>
         <w:rPr>
-          <w:rFonts w:ascii="TH SarabunPSK" w:hAnsi="TH SarabunPSK" w:cs="TH SarabunPSK" w:hint="cs"/>
+          <w:rFonts w:ascii="TH SarabunPSK" w:hAnsi="TH SarabunPSK" w:cs="TH SarabunPSK"/>
           <w:sz w:val="32"/>
           <w:szCs w:val="32"/>
           <w:cs/>
@@ -20764,41 +22262,39 @@
         <w:spacing w:after="0"/>
         <w:jc w:val="thaiDistribute"/>
         <w:rPr>
-          <w:rFonts w:ascii="TH SarabunPSK" w:hAnsi="TH SarabunPSK" w:cs="TH SarabunPSK" w:hint="cs"/>
-          <w:sz w:val="32"/>
-          <w:szCs w:val="32"/>
-          <w:cs/>
-        </w:rPr>
-      </w:pPr>
-      <w:r>
-        <w:rPr>
-          <w:rFonts w:ascii="TH SarabunPSK" w:hAnsi="TH SarabunPSK" w:cs="TH SarabunPSK"/>
-          <w:sz w:val="32"/>
-          <w:szCs w:val="32"/>
-          <w:cs/>
-        </w:rPr>
-        <w:tab/>
-      </w:r>
-      <w:r>
-        <w:rPr>
-          <w:rFonts w:ascii="TH SarabunPSK" w:hAnsi="TH SarabunPSK" w:cs="TH SarabunPSK"/>
-          <w:sz w:val="32"/>
-          <w:szCs w:val="32"/>
-          <w:cs/>
-        </w:rPr>
-        <w:tab/>
-      </w:r>
-      <w:r>
-        <w:rPr>
-          <w:rFonts w:ascii="TH SarabunPSK" w:hAnsi="TH SarabunPSK" w:cs="TH SarabunPSK"/>
-          <w:sz w:val="32"/>
-          <w:szCs w:val="32"/>
-          <w:cs/>
-        </w:rPr>
-        <w:tab/>
-      </w:r>
-      <w:bookmarkStart w:id="5" w:name="_GoBack"/>
-      <w:bookmarkEnd w:id="5"/>
+          <w:rFonts w:ascii="TH SarabunPSK" w:hAnsi="TH SarabunPSK" w:cs="TH SarabunPSK"/>
+          <w:sz w:val="32"/>
+          <w:szCs w:val="32"/>
+          <w:cs/>
+        </w:rPr>
+      </w:pPr>
+      <w:r>
+        <w:rPr>
+          <w:rFonts w:ascii="TH SarabunPSK" w:hAnsi="TH SarabunPSK" w:cs="TH SarabunPSK"/>
+          <w:sz w:val="32"/>
+          <w:szCs w:val="32"/>
+          <w:cs/>
+        </w:rPr>
+        <w:tab/>
+      </w:r>
+      <w:r>
+        <w:rPr>
+          <w:rFonts w:ascii="TH SarabunPSK" w:hAnsi="TH SarabunPSK" w:cs="TH SarabunPSK"/>
+          <w:sz w:val="32"/>
+          <w:szCs w:val="32"/>
+          <w:cs/>
+        </w:rPr>
+        <w:tab/>
+      </w:r>
+      <w:r>
+        <w:rPr>
+          <w:rFonts w:ascii="TH SarabunPSK" w:hAnsi="TH SarabunPSK" w:cs="TH SarabunPSK"/>
+          <w:sz w:val="32"/>
+          <w:szCs w:val="32"/>
+          <w:cs/>
+        </w:rPr>
+        <w:tab/>
+      </w:r>
       <w:r>
         <w:rPr>
           <w:rFonts w:ascii="TH SarabunPSK" w:hAnsi="TH SarabunPSK" w:cs="TH SarabunPSK"/>
@@ -20934,7 +22430,7 @@
         <w:ind w:firstLine="720"/>
         <w:jc w:val="center"/>
         <w:rPr>
-          <w:rFonts w:ascii="TH SarabunPSK" w:hAnsi="TH SarabunPSK" w:cs="TH SarabunPSK" w:hint="cs"/>
+          <w:rFonts w:ascii="TH SarabunPSK" w:hAnsi="TH SarabunPSK" w:cs="TH SarabunPSK"/>
           <w:sz w:val="32"/>
           <w:szCs w:val="32"/>
           <w:cs/>
@@ -21192,7 +22688,7 @@
         <w:spacing w:after="0"/>
         <w:jc w:val="thaiDistribute"/>
         <w:rPr>
-          <w:rFonts w:ascii="TH SarabunPSK" w:hAnsi="TH SarabunPSK" w:cs="TH SarabunPSK" w:hint="cs"/>
+          <w:rFonts w:ascii="TH SarabunPSK" w:hAnsi="TH SarabunPSK" w:cs="TH SarabunPSK"/>
           <w:sz w:val="32"/>
           <w:szCs w:val="32"/>
         </w:rPr>
@@ -21279,7 +22775,7 @@
         <w:spacing w:after="0"/>
         <w:jc w:val="thaiDistribute"/>
         <w:rPr>
-          <w:rFonts w:ascii="TH SarabunPSK" w:hAnsi="TH SarabunPSK" w:cs="TH SarabunPSK" w:hint="cs"/>
+          <w:rFonts w:ascii="TH SarabunPSK" w:hAnsi="TH SarabunPSK" w:cs="TH SarabunPSK"/>
           <w:sz w:val="32"/>
           <w:szCs w:val="32"/>
           <w:cs/>
@@ -21532,7 +23028,7 @@
         <w:ind w:firstLine="720"/>
         <w:jc w:val="center"/>
         <w:rPr>
-          <w:rFonts w:ascii="TH SarabunPSK" w:hAnsi="TH SarabunPSK" w:cs="TH SarabunPSK" w:hint="cs"/>
+          <w:rFonts w:ascii="TH SarabunPSK" w:hAnsi="TH SarabunPSK" w:cs="TH SarabunPSK"/>
           <w:sz w:val="32"/>
           <w:szCs w:val="32"/>
           <w:cs/>
@@ -21933,7 +23429,7 @@
         <w:spacing w:after="0"/>
         <w:jc w:val="thaiDistribute"/>
         <w:rPr>
-          <w:rFonts w:ascii="TH SarabunPSK" w:hAnsi="TH SarabunPSK" w:cs="TH SarabunPSK" w:hint="cs"/>
+          <w:rFonts w:ascii="TH SarabunPSK" w:hAnsi="TH SarabunPSK" w:cs="TH SarabunPSK"/>
           <w:sz w:val="32"/>
           <w:szCs w:val="32"/>
           <w:cs/>
@@ -22268,7 +23764,7 @@
         <w:spacing w:after="0"/>
         <w:jc w:val="thaiDistribute"/>
         <w:rPr>
-          <w:rFonts w:ascii="TH SarabunPSK" w:hAnsi="TH SarabunPSK" w:cs="TH SarabunPSK" w:hint="cs"/>
+          <w:rFonts w:ascii="TH SarabunPSK" w:hAnsi="TH SarabunPSK" w:cs="TH SarabunPSK"/>
           <w:sz w:val="32"/>
           <w:szCs w:val="32"/>
           <w:cs/>
@@ -22587,7 +24083,7 @@
     <w:p>
       <w:pPr>
         <w:rPr>
-          <w:rFonts w:ascii="TH SarabunPSK" w:hAnsi="TH SarabunPSK" w:cs="TH SarabunPSK" w:hint="cs"/>
+          <w:rFonts w:ascii="TH SarabunPSK" w:hAnsi="TH SarabunPSK" w:cs="TH SarabunPSK"/>
           <w:sz w:val="32"/>
           <w:szCs w:val="32"/>
         </w:rPr>
@@ -37111,7 +38607,7 @@
   <w:style w:type="paragraph" w:default="1" w:styleId="Normal">
     <w:name w:val="Normal"/>
     <w:qFormat/>
-    <w:rsid w:val="002F678B"/>
+    <w:rsid w:val="005C0EF5"/>
   </w:style>
   <w:style w:type="character" w:default="1" w:styleId="DefaultParagraphFont">
     <w:name w:val="Default Paragraph Font"/>
@@ -37608,7 +39104,7 @@
 </file>
 
 <file path=customXml/itemProps1.xml><?xml version="1.0" encoding="utf-8"?>
-<ds:datastoreItem xmlns:ds="http://schemas.openxmlformats.org/officeDocument/2006/customXml" ds:itemID="{40B36158-F16E-4036-8D62-C0F3E84E99C7}">
+<ds:datastoreItem xmlns:ds="http://schemas.openxmlformats.org/officeDocument/2006/customXml" ds:itemID="{34A6E97E-4DE9-4C84-9ADA-3526C5AA040B}">
   <ds:schemaRefs>
     <ds:schemaRef ds:uri="http://schemas.openxmlformats.org/officeDocument/2006/bibliography"/>
   </ds:schemaRefs>
